--- a/X_ENTREGABLES_CONSOLIDADOS/8_DOCUMENTOS_SERVIDOS/WORD/SISTEMA_06_Integracion_y_Coordinacion_EJECUTIVO.docx
+++ b/X_ENTREGABLES_CONSOLIDADOS/8_DOCUMENTOS_SERVIDOS/WORD/SISTEMA_06_Integracion_y_Coordinacion_EJECUTIVO.docx
@@ -28,7 +28,7 @@
         </w:p>
       </w:sdtContent>
     </w:sdt>
-    <w:bookmarkStart w:id="56" w:name="sistema-06-integración-y-coordinación"/>
+    <w:bookmarkStart w:id="67" w:name="sistema-06-integración-y-coordinación"/>
     <w:p>
       <w:pPr>
         <w:pStyle w:val="Heading1"/>
@@ -37,7 +37,7 @@
         <w:t xml:space="preserve">SISTEMA 06: INTEGRACIÓN Y COORDINACIÓN</w:t>
       </w:r>
     </w:p>
-    <w:bookmarkStart w:id="9" w:name="documento-ejecutivo-de-ingeniería"/>
+    <w:bookmarkStart w:id="20" w:name="documento-ejecutivo-de-ingeniería"/>
     <w:p>
       <w:pPr>
         <w:pStyle w:val="Heading2"/>
@@ -53,8 +53,8 @@
         </w:pict>
       </w:r>
     </w:p>
-    <w:bookmarkEnd w:id="9"/>
-    <w:bookmarkStart w:id="13" w:name="resumen-ejecutivo"/>
+    <w:bookmarkEnd w:id="20"/>
+    <w:bookmarkStart w:id="24" w:name="resumen-ejecutivo"/>
     <w:p>
       <w:pPr>
         <w:pStyle w:val="Heading2"/>
@@ -63,7 +63,7 @@
         <w:t xml:space="preserve">📊 RESUMEN EJECUTIVO</w:t>
       </w:r>
     </w:p>
-    <w:bookmarkStart w:id="10" w:name="qué-es-este-sistema-y-por-qué-importa"/>
+    <w:bookmarkStart w:id="21" w:name="qué-es-este-sistema-y-por-qué-importa"/>
     <w:p>
       <w:pPr>
         <w:pStyle w:val="Heading3"/>
@@ -96,8 +96,8 @@
         <w:t xml:space="preserve">del ferrocarril que coordina y sincroniza todos los sistemas técnicos para que trabajen en armonía. Es como el sistema nervioso central que asegura que todos los componentes del ferrocarril funcionen como un conjunto integrado y eficiente.</w:t>
       </w:r>
     </w:p>
-    <w:bookmarkEnd w:id="10"/>
-    <w:bookmarkStart w:id="11" w:name="X7c83a38cc8f42be1526a62fa09e05463bbe3395"/>
+    <w:bookmarkEnd w:id="21"/>
+    <w:bookmarkStart w:id="22" w:name="X7c83a38cc8f42be1526a62fa09e05463bbe3395"/>
     <w:p>
       <w:pPr>
         <w:pStyle w:val="Heading3"/>
@@ -282,8 +282,8 @@
         <w:t xml:space="preserve">99.95% (sistema crítico para operación)</w:t>
       </w:r>
     </w:p>
-    <w:bookmarkEnd w:id="11"/>
-    <w:bookmarkStart w:id="12" w:name="hitos-críticos"/>
+    <w:bookmarkEnd w:id="22"/>
+    <w:bookmarkStart w:id="23" w:name="hitos-críticos"/>
     <w:p>
       <w:pPr>
         <w:pStyle w:val="Heading3"/>
@@ -504,9 +504,9 @@
         </w:pict>
       </w:r>
     </w:p>
-    <w:bookmarkEnd w:id="12"/>
-    <w:bookmarkEnd w:id="13"/>
-    <w:bookmarkStart w:id="21" w:name="X16ad1bf8fd3c72f4f9f37ec0fde01a31e7fb65a"/>
+    <w:bookmarkEnd w:id="23"/>
+    <w:bookmarkEnd w:id="24"/>
+    <w:bookmarkStart w:id="32" w:name="X16ad1bf8fd3c72f4f9f37ec0fde01a31e7fb65a"/>
     <w:p>
       <w:pPr>
         <w:pStyle w:val="Heading2"/>
@@ -515,7 +515,7 @@
         <w:t xml:space="preserve">🔍 CRITERIOS DE DISEÑO Y JUSTIFICACIONES TÉCNICAS</w:t>
       </w:r>
     </w:p>
-    <w:bookmarkStart w:id="14" w:name="X20ae83a0295937f8e7c6f46a10faf6cee53dd80"/>
+    <w:bookmarkStart w:id="25" w:name="X20ae83a0295937f8e7c6f46a10faf6cee53dd80"/>
     <w:p>
       <w:pPr>
         <w:pStyle w:val="Heading3"/>
@@ -698,8 +698,8 @@
         <w:t xml:space="preserve">25 interfaces críticas para operación integrada</w:t>
       </w:r>
     </w:p>
-    <w:bookmarkEnd w:id="14"/>
-    <w:bookmarkStart w:id="15" w:name="Xf128172b9130ed1ab097bf78f15bd8d3911731a"/>
+    <w:bookmarkEnd w:id="25"/>
+    <w:bookmarkStart w:id="26" w:name="Xf128172b9130ed1ab097bf78f15bd8d3911731a"/>
     <w:p>
       <w:pPr>
         <w:pStyle w:val="Heading3"/>
@@ -882,8 +882,8 @@
         <w:t xml:space="preserve">15 protocolos para interoperabilidad completa</w:t>
       </w:r>
     </w:p>
-    <w:bookmarkEnd w:id="15"/>
-    <w:bookmarkStart w:id="16" w:name="por-qué-12-apis-de-integración"/>
+    <w:bookmarkEnd w:id="26"/>
+    <w:bookmarkStart w:id="27" w:name="por-qué-12-apis-de-integración"/>
     <w:p>
       <w:pPr>
         <w:pStyle w:val="Heading3"/>
@@ -1014,8 +1014,8 @@
         <w:t xml:space="preserve">Control embarcado</w:t>
       </w:r>
     </w:p>
-    <w:bookmarkEnd w:id="16"/>
-    <w:bookmarkStart w:id="17" w:name="por-qué-gateway-de-integración"/>
+    <w:bookmarkEnd w:id="27"/>
+    <w:bookmarkStart w:id="28" w:name="por-qué-gateway-de-integración"/>
     <w:p>
       <w:pPr>
         <w:pStyle w:val="Heading3"/>
@@ -1146,8 +1146,8 @@
         <w:t xml:space="preserve">Supervisión de interfaces críticas</w:t>
       </w:r>
     </w:p>
-    <w:bookmarkEnd w:id="17"/>
-    <w:bookmarkStart w:id="18" w:name="por-qué-cronograma-de-9-meses-por-fases"/>
+    <w:bookmarkEnd w:id="28"/>
+    <w:bookmarkStart w:id="29" w:name="por-qué-cronograma-de-9-meses-por-fases"/>
     <w:p>
       <w:pPr>
         <w:pStyle w:val="Heading3"/>
@@ -1334,8 +1334,8 @@
         <w:t xml:space="preserve">| 1 mes | Validación completa |</w:t>
       </w:r>
     </w:p>
-    <w:bookmarkEnd w:id="18"/>
-    <w:bookmarkStart w:id="19" w:name="por-qué-interoperabilidad-con-fenoco"/>
+    <w:bookmarkEnd w:id="29"/>
+    <w:bookmarkStart w:id="30" w:name="por-qué-interoperabilidad-con-fenoco"/>
     <w:p>
       <w:pPr>
         <w:pStyle w:val="Heading3"/>
@@ -1466,8 +1466,8 @@
         <w:t xml:space="preserve">Optimización de recursos nacionales</w:t>
       </w:r>
     </w:p>
-    <w:bookmarkEnd w:id="19"/>
-    <w:bookmarkStart w:id="20" w:name="por-qué-disponibilidad-99.95"/>
+    <w:bookmarkEnd w:id="30"/>
+    <w:bookmarkStart w:id="31" w:name="por-qué-disponibilidad-99.95"/>
     <w:p>
       <w:pPr>
         <w:pStyle w:val="Heading3"/>
@@ -1605,9 +1605,9 @@
         </w:pict>
       </w:r>
     </w:p>
-    <w:bookmarkEnd w:id="20"/>
-    <w:bookmarkEnd w:id="21"/>
-    <w:bookmarkStart w:id="25" w:name="función-y-propósito-del-sistema"/>
+    <w:bookmarkEnd w:id="31"/>
+    <w:bookmarkEnd w:id="32"/>
+    <w:bookmarkStart w:id="36" w:name="función-y-propósito-del-sistema"/>
     <w:p>
       <w:pPr>
         <w:pStyle w:val="Heading2"/>
@@ -1616,7 +1616,7 @@
         <w:t xml:space="preserve">🎯 FUNCIÓN Y PROPÓSITO DEL SISTEMA</w:t>
       </w:r>
     </w:p>
-    <w:bookmarkStart w:id="22" w:name="qué-hace-este-sistema"/>
+    <w:bookmarkStart w:id="33" w:name="qué-hace-este-sistema"/>
     <w:p>
       <w:pPr>
         <w:pStyle w:val="Heading3"/>
@@ -1737,8 +1737,8 @@
         <w:t xml:space="preserve">Gestión de dependencias y sincronización</w:t>
       </w:r>
     </w:p>
-    <w:bookmarkEnd w:id="22"/>
-    <w:bookmarkStart w:id="23" w:name="por-qué-lo-necesitamos"/>
+    <w:bookmarkEnd w:id="33"/>
+    <w:bookmarkStart w:id="34" w:name="por-qué-lo-necesitamos"/>
     <w:p>
       <w:pPr>
         <w:pStyle w:val="Heading3"/>
@@ -1835,8 +1835,8 @@
         <w:t xml:space="preserve">Facilidad para futuras expansiones</w:t>
       </w:r>
     </w:p>
-    <w:bookmarkEnd w:id="23"/>
-    <w:bookmarkStart w:id="24" w:name="cómo-se-integra-con-otros-sistemas"/>
+    <w:bookmarkEnd w:id="34"/>
+    <w:bookmarkStart w:id="35" w:name="cómo-se-integra-con-otros-sistemas"/>
     <w:p>
       <w:pPr>
         <w:pStyle w:val="Heading3"/>
@@ -1899,9 +1899,9 @@
         </w:pict>
       </w:r>
     </w:p>
-    <w:bookmarkEnd w:id="24"/>
-    <w:bookmarkEnd w:id="25"/>
-    <w:bookmarkStart w:id="30" w:name="componentes-principales"/>
+    <w:bookmarkEnd w:id="35"/>
+    <w:bookmarkEnd w:id="36"/>
+    <w:bookmarkStart w:id="41" w:name="componentes-principales"/>
     <w:p>
       <w:pPr>
         <w:pStyle w:val="Heading2"/>
@@ -1910,7 +1910,7 @@
         <w:t xml:space="preserve">🏗️ COMPONENTES PRINCIPALES</w:t>
       </w:r>
     </w:p>
-    <w:bookmarkStart w:id="26" w:name="interfaces-entre-sistemas---comunicación"/>
+    <w:bookmarkStart w:id="37" w:name="interfaces-entre-sistemas---comunicación"/>
     <w:p>
       <w:pPr>
         <w:pStyle w:val="Heading3"/>
@@ -2015,8 +2015,8 @@
         <w:t xml:space="preserve">🟡 En progreso</w:t>
       </w:r>
     </w:p>
-    <w:bookmarkEnd w:id="26"/>
-    <w:bookmarkStart w:id="27" w:name="protocolos-de-comunicación---estándares"/>
+    <w:bookmarkEnd w:id="37"/>
+    <w:bookmarkStart w:id="38" w:name="protocolos-de-comunicación---estándares"/>
     <w:p>
       <w:pPr>
         <w:pStyle w:val="Heading3"/>
@@ -2121,8 +2121,8 @@
         <w:t xml:space="preserve">🟢 En cronograma</w:t>
       </w:r>
     </w:p>
-    <w:bookmarkEnd w:id="27"/>
-    <w:bookmarkStart w:id="28" w:name="apis-de-integración---programación"/>
+    <w:bookmarkEnd w:id="38"/>
+    <w:bookmarkStart w:id="39" w:name="apis-de-integración---programación"/>
     <w:p>
       <w:pPr>
         <w:pStyle w:val="Heading3"/>
@@ -2227,8 +2227,8 @@
         <w:t xml:space="preserve">🟡 En progreso</w:t>
       </w:r>
     </w:p>
-    <w:bookmarkEnd w:id="28"/>
-    <w:bookmarkStart w:id="29" w:name="sistemas-de-coordinación---gestión"/>
+    <w:bookmarkEnd w:id="39"/>
+    <w:bookmarkStart w:id="40" w:name="sistemas-de-coordinación---gestión"/>
     <w:p>
       <w:pPr>
         <w:pStyle w:val="Heading3"/>
@@ -2334,9 +2334,9 @@
         </w:pict>
       </w:r>
     </w:p>
-    <w:bookmarkEnd w:id="29"/>
-    <w:bookmarkEnd w:id="30"/>
-    <w:bookmarkStart w:id="33" w:name="especificaciones-técnicas-clave"/>
+    <w:bookmarkEnd w:id="40"/>
+    <w:bookmarkEnd w:id="41"/>
+    <w:bookmarkStart w:id="44" w:name="especificaciones-técnicas-clave"/>
     <w:p>
       <w:pPr>
         <w:pStyle w:val="Heading2"/>
@@ -2345,7 +2345,7 @@
         <w:t xml:space="preserve">📐 ESPECIFICACIONES TÉCNICAS CLAVE</w:t>
       </w:r>
     </w:p>
-    <w:bookmarkStart w:id="31" w:name="tabla-consolidada-de-especificaciones"/>
+    <w:bookmarkStart w:id="42" w:name="tabla-consolidada-de-especificaciones"/>
     <w:p>
       <w:pPr>
         <w:pStyle w:val="Heading3"/>
@@ -2635,8 +2635,8 @@
         </w:tc>
       </w:tr>
     </w:tbl>
-    <w:bookmarkEnd w:id="31"/>
-    <w:bookmarkStart w:id="32" w:name="criterios-de-aceptación"/>
+    <w:bookmarkEnd w:id="42"/>
+    <w:bookmarkStart w:id="43" w:name="criterios-de-aceptación"/>
     <w:p>
       <w:pPr>
         <w:pStyle w:val="Heading3"/>
@@ -2712,9 +2712,9 @@
         </w:pict>
       </w:r>
     </w:p>
-    <w:bookmarkEnd w:id="32"/>
-    <w:bookmarkEnd w:id="33"/>
-    <w:bookmarkStart w:id="36" w:name="ubicación-y-despliegue"/>
+    <w:bookmarkEnd w:id="43"/>
+    <w:bookmarkEnd w:id="44"/>
+    <w:bookmarkStart w:id="47" w:name="ubicación-y-despliegue"/>
     <w:p>
       <w:pPr>
         <w:pStyle w:val="Heading2"/>
@@ -2723,7 +2723,7 @@
         <w:t xml:space="preserve">📍 UBICACIÓN Y DESPLIEGUE</w:t>
       </w:r>
     </w:p>
-    <w:bookmarkStart w:id="34" w:name="mapa-de-despliegue"/>
+    <w:bookmarkStart w:id="45" w:name="mapa-de-despliegue"/>
     <w:p>
       <w:pPr>
         <w:pStyle w:val="Heading3"/>
@@ -2740,8 +2740,8 @@
         <w:t xml:space="preserve">El sistema de integración y coordinación se despliega centralmente en el CCO La Dorada, con componentes distribuidos en todas las estaciones y sistemas del corredor.</w:t>
       </w:r>
     </w:p>
-    <w:bookmarkEnd w:id="34"/>
-    <w:bookmarkStart w:id="35" w:name="tabla-de-sitios-principales"/>
+    <w:bookmarkEnd w:id="45"/>
+    <w:bookmarkStart w:id="46" w:name="tabla-de-sitios-principales"/>
     <w:p>
       <w:pPr>
         <w:pStyle w:val="Heading3"/>
@@ -3024,9 +3024,9 @@
         </w:pict>
       </w:r>
     </w:p>
-    <w:bookmarkEnd w:id="35"/>
-    <w:bookmarkEnd w:id="36"/>
-    <w:bookmarkStart w:id="40" w:name="operación-y-mantenimiento"/>
+    <w:bookmarkEnd w:id="46"/>
+    <w:bookmarkEnd w:id="47"/>
+    <w:bookmarkStart w:id="51" w:name="operación-y-mantenimiento"/>
     <w:p>
       <w:pPr>
         <w:pStyle w:val="Heading2"/>
@@ -3035,7 +3035,7 @@
         <w:t xml:space="preserve">⚙️ OPERACIÓN Y MANTENIMIENTO</w:t>
       </w:r>
     </w:p>
-    <w:bookmarkStart w:id="37" w:name="operación-normal"/>
+    <w:bookmarkStart w:id="48" w:name="operación-normal"/>
     <w:p>
       <w:pPr>
         <w:pStyle w:val="Heading3"/>
@@ -3052,8 +3052,8 @@
         <w:t xml:space="preserve">El sistema de integración y coordinación opera 24/7 proporcionando coordinación continua entre todos los sistemas técnicos, con monitoreo automático de la integridad de las interfaces.</w:t>
       </w:r>
     </w:p>
-    <w:bookmarkEnd w:id="37"/>
-    <w:bookmarkStart w:id="38" w:name="mantenimiento-preventivo"/>
+    <w:bookmarkEnd w:id="48"/>
+    <w:bookmarkStart w:id="49" w:name="mantenimiento-preventivo"/>
     <w:p>
       <w:pPr>
         <w:pStyle w:val="Heading3"/>
@@ -3150,8 +3150,8 @@
         <w:t xml:space="preserve">Mantenimiento mayor de sistemas de coordinación</w:t>
       </w:r>
     </w:p>
-    <w:bookmarkEnd w:id="38"/>
-    <w:bookmarkStart w:id="39" w:name="respuesta-a-fallas"/>
+    <w:bookmarkEnd w:id="49"/>
+    <w:bookmarkStart w:id="50" w:name="respuesta-a-fallas"/>
     <w:p>
       <w:pPr>
         <w:pStyle w:val="Heading3"/>
@@ -3277,9 +3277,9 @@
         </w:pict>
       </w:r>
     </w:p>
-    <w:bookmarkEnd w:id="39"/>
-    <w:bookmarkEnd w:id="40"/>
-    <w:bookmarkStart w:id="43" w:name="interfaces-con-otros-sistemas"/>
+    <w:bookmarkEnd w:id="50"/>
+    <w:bookmarkEnd w:id="51"/>
+    <w:bookmarkStart w:id="54" w:name="interfaces-con-otros-sistemas"/>
     <w:p>
       <w:pPr>
         <w:pStyle w:val="Heading2"/>
@@ -3288,7 +3288,7 @@
         <w:t xml:space="preserve">🔗 INTERFACES CON OTROS SISTEMAS</w:t>
       </w:r>
     </w:p>
-    <w:bookmarkStart w:id="41" w:name="diagrama-de-interfaces"/>
+    <w:bookmarkStart w:id="52" w:name="diagrama-de-interfaces"/>
     <w:p>
       <w:pPr>
         <w:pStyle w:val="Heading3"/>
@@ -3344,8 +3344,8 @@
         <w:t xml:space="preserve">[Infraestructura] ←→ [Integración y Coordinación] ←→ [Sistemas Externos]</w:t>
       </w:r>
     </w:p>
-    <w:bookmarkEnd w:id="41"/>
-    <w:bookmarkStart w:id="42" w:name="tabla-de-interfaces-críticas"/>
+    <w:bookmarkEnd w:id="52"/>
+    <w:bookmarkStart w:id="53" w:name="tabla-de-interfaces-críticas"/>
     <w:p>
       <w:pPr>
         <w:pStyle w:val="Heading3"/>
@@ -3627,9 +3627,9 @@
         </w:pict>
       </w:r>
     </w:p>
-    <w:bookmarkEnd w:id="42"/>
-    <w:bookmarkEnd w:id="43"/>
-    <w:bookmarkStart w:id="44" w:name="riesgos-y-mitigaciones"/>
+    <w:bookmarkEnd w:id="53"/>
+    <w:bookmarkEnd w:id="54"/>
+    <w:bookmarkStart w:id="55" w:name="riesgos-y-mitigaciones"/>
     <w:p>
       <w:pPr>
         <w:pStyle w:val="Heading2"/>
@@ -3973,8 +3973,8 @@
         </w:pict>
       </w:r>
     </w:p>
-    <w:bookmarkEnd w:id="44"/>
-    <w:bookmarkStart w:id="47" w:name="cumplimiento-contractual"/>
+    <w:bookmarkEnd w:id="55"/>
+    <w:bookmarkStart w:id="58" w:name="cumplimiento-contractual"/>
     <w:p>
       <w:pPr>
         <w:pStyle w:val="Heading2"/>
@@ -3983,7 +3983,7 @@
         <w:t xml:space="preserve">📋 CUMPLIMIENTO CONTRACTUAL</w:t>
       </w:r>
     </w:p>
-    <w:bookmarkStart w:id="45" w:name="obligaciones-clave-del-contrato"/>
+    <w:bookmarkStart w:id="56" w:name="obligaciones-clave-del-contrato"/>
     <w:p>
       <w:pPr>
         <w:pStyle w:val="Heading3"/>
@@ -4160,8 +4160,8 @@
         <w:t xml:space="preserve">Plan de implementación por fases - Pendiente</w:t>
       </w:r>
     </w:p>
-    <w:bookmarkEnd w:id="45"/>
-    <w:bookmarkStart w:id="46" w:name="referencias-contractuales"/>
+    <w:bookmarkEnd w:id="56"/>
+    <w:bookmarkStart w:id="57" w:name="referencias-contractuales"/>
     <w:p>
       <w:pPr>
         <w:pStyle w:val="Heading3"/>
@@ -4265,9 +4265,9 @@
         </w:pict>
       </w:r>
     </w:p>
-    <w:bookmarkEnd w:id="46"/>
-    <w:bookmarkEnd w:id="47"/>
-    <w:bookmarkStart w:id="50" w:name="documentación-de-soporte"/>
+    <w:bookmarkEnd w:id="57"/>
+    <w:bookmarkEnd w:id="58"/>
+    <w:bookmarkStart w:id="61" w:name="documentación-de-soporte"/>
     <w:p>
       <w:pPr>
         <w:pStyle w:val="Heading2"/>
@@ -4276,7 +4276,7 @@
         <w:t xml:space="preserve">📚 DOCUMENTACIÓN DE SOPORTE</w:t>
       </w:r>
     </w:p>
-    <w:bookmarkStart w:id="48" w:name="documentos-técnicos-disponibles"/>
+    <w:bookmarkStart w:id="59" w:name="documentos-técnicos-disponibles"/>
     <w:p>
       <w:pPr>
         <w:pStyle w:val="Heading3"/>
@@ -4552,8 +4552,8 @@
         </w:tc>
       </w:tr>
     </w:tbl>
-    <w:bookmarkEnd w:id="48"/>
-    <w:bookmarkStart w:id="49" w:name="para-más-información-técnica"/>
+    <w:bookmarkEnd w:id="59"/>
+    <w:bookmarkStart w:id="60" w:name="para-más-información-técnica"/>
     <w:p>
       <w:pPr>
         <w:pStyle w:val="Heading3"/>
@@ -4577,9 +4577,9 @@
         </w:pict>
       </w:r>
     </w:p>
-    <w:bookmarkEnd w:id="49"/>
-    <w:bookmarkEnd w:id="50"/>
-    <w:bookmarkStart w:id="51" w:name="contactos-y-responsables"/>
+    <w:bookmarkEnd w:id="60"/>
+    <w:bookmarkEnd w:id="61"/>
+    <w:bookmarkStart w:id="62" w:name="contactos-y-responsables"/>
     <w:p>
       <w:pPr>
         <w:pStyle w:val="Heading2"/>
@@ -4800,8 +4800,8 @@
         </w:pict>
       </w:r>
     </w:p>
-    <w:bookmarkEnd w:id="51"/>
-    <w:bookmarkStart w:id="52" w:name="indicadores-de-desempeño-kpis"/>
+    <w:bookmarkEnd w:id="62"/>
+    <w:bookmarkStart w:id="63" w:name="indicadores-de-desempeño-kpis"/>
     <w:p>
       <w:pPr>
         <w:pStyle w:val="Heading2"/>
@@ -5133,8 +5133,8 @@
         </w:pict>
       </w:r>
     </w:p>
-    <w:bookmarkEnd w:id="52"/>
-    <w:bookmarkStart w:id="54" w:name="decisiones-tecnicas-aplicadas"/>
+    <w:bookmarkEnd w:id="63"/>
+    <w:bookmarkStart w:id="65" w:name="decisiones-tecnicas-aplicadas"/>
     <w:p>
       <w:pPr>
         <w:pStyle w:val="Heading2"/>
@@ -5143,7 +5143,7 @@
         <w:t xml:space="preserve">📋 DECISIONES TECNICAS APLICADAS</w:t>
       </w:r>
     </w:p>
-    <w:bookmarkStart w:id="53" w:name="consolidacion-general"/>
+    <w:bookmarkStart w:id="64" w:name="consolidacion-general"/>
     <w:p>
       <w:pPr>
         <w:pStyle w:val="Heading3"/>
@@ -5183,9 +5183,9 @@
         </w:pict>
       </w:r>
     </w:p>
-    <w:bookmarkEnd w:id="53"/>
-    <w:bookmarkEnd w:id="54"/>
-    <w:bookmarkStart w:id="55" w:name="control-de-versiones"/>
+    <w:bookmarkEnd w:id="64"/>
+    <w:bookmarkEnd w:id="65"/>
+    <w:bookmarkStart w:id="66" w:name="control-de-versiones"/>
     <w:p>
       <w:pPr>
         <w:pStyle w:val="Heading2"/>
@@ -5384,8 +5384,8 @@
         <w:t xml:space="preserve">SISTEMA_06_Integracion_y_Coordinacion_Master.md v1.0</w:t>
       </w:r>
     </w:p>
-    <w:bookmarkEnd w:id="55"/>
-    <w:bookmarkEnd w:id="56"/>
+    <w:bookmarkEnd w:id="66"/>
+    <w:bookmarkEnd w:id="67"/>
     <w:sectPr>
       <w:footnotePr>
         <w:numRestart w:val="eachSect"/>
@@ -5746,10 +5746,10 @@
   <w:docDefaults>
     <w:rPrDefault>
       <w:rPr>
-        <w:rFonts w:asciiTheme="minorHAnsi" w:cstheme="minorBidi" w:eastAsiaTheme="minorEastAsia" w:hAnsiTheme="minorHAnsi"/>
+        <w:rFonts w:asciiTheme="minorHAnsi" w:cstheme="minorBidi" w:eastAsiaTheme="minorHAnsi" w:hAnsiTheme="minorHAnsi"/>
         <w:sz w:val="24"/>
         <w:szCs w:val="24"/>
-        <w:lang w:bidi="ar-SA" w:eastAsia="zh-CN" w:val="en-US"/>
+        <w:lang w:bidi="ar-SA" w:eastAsia="en-US" w:val="en-US"/>
       </w:rPr>
     </w:rPrDefault>
     <w:pPrDefault>
@@ -5801,6 +5801,8 @@
     </w:pPr>
     <w:rPr>
       <w:rFonts w:asciiTheme="majorHAnsi" w:cstheme="majorBidi" w:eastAsiaTheme="majorEastAsia" w:hAnsiTheme="majorHAnsi"/>
+      <w:spacing w:val="-10"/>
+      <w:kern w:val="28"/>
       <w:sz w:val="56"/>
       <w:szCs w:val="56"/>
     </w:rPr>
@@ -5813,6 +5815,8 @@
     <w:rsid w:val="00A10FD9"/>
     <w:rPr>
       <w:rFonts w:asciiTheme="majorHAnsi" w:cstheme="majorBidi" w:eastAsiaTheme="majorEastAsia" w:hAnsiTheme="majorHAnsi"/>
+      <w:spacing w:val="-10"/>
+      <w:kern w:val="28"/>
       <w:sz w:val="56"/>
       <w:szCs w:val="56"/>
     </w:rPr>
@@ -5853,31 +5857,23 @@
   </w:style>
   <w:style w:customStyle="1" w:styleId="Author" w:type="paragraph">
     <w:name w:val="Author"/>
-    <w:basedOn w:val="Title"/>
     <w:next w:val="BodyText"/>
     <w:qFormat/>
     <w:pPr>
       <w:keepNext/>
       <w:keepLines/>
+      <w:jc w:val="center"/>
     </w:pPr>
-    <w:rPr>
-      <w:sz w:val="24"/>
-      <w:szCs w:val="24"/>
-    </w:rPr>
   </w:style>
   <w:style w:styleId="Date" w:type="paragraph">
     <w:name w:val="Date"/>
-    <w:basedOn w:val="Title"/>
     <w:next w:val="BodyText"/>
     <w:qFormat/>
     <w:pPr>
       <w:keepNext/>
       <w:keepLines/>
+      <w:jc w:val="center"/>
     </w:pPr>
-    <w:rPr>
-      <w:sz w:val="24"/>
-      <w:szCs w:val="24"/>
-    </w:rPr>
   </w:style>
   <w:style w:customStyle="1" w:styleId="AbstractTitle" w:type="paragraph">
     <w:name w:val="Abstract Title"/>
@@ -6290,6 +6286,13 @@
       </w:tblCellMar>
     </w:tblPr>
     <w:tblStylePr w:type="firstRow">
+      <w:tblPr>
+        <w:jc w:val="left"/>
+        <w:tblInd w:type="dxa" w:w="0"/>
+      </w:tblPr>
+      <w:trPr>
+        <w:jc w:val="left"/>
+      </w:trPr>
       <w:tcPr>
         <w:tcBorders>
           <w:bottom w:val="single"/>

--- a/X_ENTREGABLES_CONSOLIDADOS/8_DOCUMENTOS_SERVIDOS/WORD/SISTEMA_06_Integracion_y_Coordinacion_EJECUTIVO.docx
+++ b/X_ENTREGABLES_CONSOLIDADOS/8_DOCUMENTOS_SERVIDOS/WORD/SISTEMA_06_Integracion_y_Coordinacion_EJECUTIVO.docx
@@ -147,7 +147,7 @@
         <w:t xml:space="preserve"> </w:t>
       </w:r>
       <w:r>
-        <w:t xml:space="preserve">CTC-ITCS (FFFIS), TETRA-GSM-R, ITS-Seguridad, Material Rodante-ATP</w:t>
+        <w:t xml:space="preserve">CTC-PTC (FFFIS), TETRA-RED TETRA (Misión Crítica), ITS-Seguridad, Material Rodante-ATP</w:t>
       </w:r>
     </w:p>
     <w:p>
@@ -561,7 +561,7 @@
           <w:b/>
           <w:bCs/>
         </w:rPr>
-        <w:t xml:space="preserve">CTC-ITCS</w:t>
+        <w:t xml:space="preserve">CTC-PTC</w:t>
       </w:r>
       <w:r>
         <w:t xml:space="preserve"> </w:t>
@@ -583,7 +583,7 @@
           <w:b/>
           <w:bCs/>
         </w:rPr>
-        <w:t xml:space="preserve">TETRA-GSM-R</w:t>
+        <w:t xml:space="preserve">TETRA-RED TETRA (Misión Crítica)</w:t>
       </w:r>
       <w:r>
         <w:t xml:space="preserve"> </w:t>
@@ -751,7 +751,7 @@
         <w:t xml:space="preserve"> </w:t>
       </w:r>
       <w:r>
-        <w:t xml:space="preserve">| Comunicaciones GSM-R | Estándar internacional ferroviario |</w:t>
+        <w:t xml:space="preserve">| Comunicaciones RED TETRA (Misión Crítica) | Estándar internacional ferroviario |</w:t>
       </w:r>
       <w:r>
         <w:t xml:space="preserve"> </w:t>
@@ -839,7 +839,7 @@
         <w:t xml:space="preserve"> </w:t>
       </w:r>
       <w:r>
-        <w:t xml:space="preserve">| Interfaces CTC-ITCS | Especificación de interfaces |</w:t>
+        <w:t xml:space="preserve">| Interfaces CTC-PTC | Especificación de interfaces |</w:t>
       </w:r>
       <w:r>
         <w:t xml:space="preserve"> </w:t>
@@ -2070,7 +2070,7 @@
         <w:t xml:space="preserve"> </w:t>
       </w:r>
       <w:r>
-        <w:t xml:space="preserve">| Protocolo FFFIS | 1 unidad | Comunicación CTC-ITCS | ✅ Disponible |</w:t>
+        <w:t xml:space="preserve">| Protocolo FFFIS | 1 unidad | Comunicación CTC-PTC | ✅ Disponible |</w:t>
       </w:r>
       <w:r>
         <w:t xml:space="preserve"> </w:t>
@@ -2094,7 +2094,7 @@
         <w:t xml:space="preserve"> </w:t>
       </w:r>
       <w:r>
-        <w:t xml:space="preserve">| Protocolo GSM-R | 1 unidad | Comunicación móvil | ✅ Disponible |</w:t>
+        <w:t xml:space="preserve">| Protocolo RED TETRA (Misión Crítica) | 1 unidad | Comunicación móvil | ✅ Disponible |</w:t>
       </w:r>
       <w:r>
         <w:t xml:space="preserve"> </w:t>
@@ -3357,13 +3357,14 @@
     <w:tbl>
       <w:tblPr>
         <w:tblStyle w:val="Table"/>
-        <w:tblW w:type="auto" w:w="0"/>
+        <w:tblW w:type="pct" w:w="5000"/>
+        <w:tblLayout w:type="fixed"/>
         <w:tblLook w:firstRow="1" w:lastRow="0" w:firstColumn="0" w:lastColumn="0" w:noHBand="0" w:noVBand="0" w:val="0020"/>
       </w:tblPr>
       <w:tblGrid>
-        <w:gridCol w:w="1980"/>
-        <w:gridCol w:w="1980"/>
-        <w:gridCol w:w="1980"/>
+        <w:gridCol w:w="1370"/>
+        <w:gridCol w:w="2741"/>
+        <w:gridCol w:w="1827"/>
         <w:gridCol w:w="1980"/>
       </w:tblGrid>
       <w:tr>
@@ -3490,7 +3491,7 @@
               <w:jc w:val="left"/>
             </w:pPr>
             <w:r>
-              <w:t xml:space="preserve">TETRA + GSM-R</w:t>
+              <w:t xml:space="preserve">TETRA + RED TETRA (Misión Crítica)</w:t>
             </w:r>
           </w:p>
         </w:tc>

--- a/X_ENTREGABLES_CONSOLIDADOS/8_DOCUMENTOS_SERVIDOS/WORD/SISTEMA_06_Integracion_y_Coordinacion_EJECUTIVO.docx
+++ b/X_ENTREGABLES_CONSOLIDADOS/8_DOCUMENTOS_SERVIDOS/WORD/SISTEMA_06_Integracion_y_Coordinacion_EJECUTIVO.docx
@@ -169,7 +169,7 @@
         <w:t xml:space="preserve"> </w:t>
       </w:r>
       <w:r>
-        <w:t xml:space="preserve">UIC 920-2, UIC 438, UIC 930, UIC 950, FFFIS, EN 50159</w:t>
+        <w:t xml:space="preserve">FRA/AREMA 920-2, FRA/AREMA 438, FRA/AREMA 930, FRA/AREMA 950, FFFIS, EN 50159</w:t>
       </w:r>
     </w:p>
     <w:p>
@@ -745,7 +745,7 @@
           <w:b/>
           <w:bCs/>
         </w:rPr>
-        <w:t xml:space="preserve">UIC 920-2</w:t>
+        <w:t xml:space="preserve">FRA/AREMA 920-2</w:t>
       </w:r>
       <w:r>
         <w:t xml:space="preserve"> </w:t>
@@ -767,7 +767,7 @@
           <w:b/>
           <w:bCs/>
         </w:rPr>
-        <w:t xml:space="preserve">UIC 438</w:t>
+        <w:t xml:space="preserve">FRA/AREMA 438</w:t>
       </w:r>
       <w:r>
         <w:t xml:space="preserve"> </w:t>
@@ -789,7 +789,7 @@
           <w:b/>
           <w:bCs/>
         </w:rPr>
-        <w:t xml:space="preserve">UIC 930</w:t>
+        <w:t xml:space="preserve">FRA/AREMA 930</w:t>
       </w:r>
       <w:r>
         <w:t xml:space="preserve"> </w:t>
@@ -811,7 +811,7 @@
           <w:b/>
           <w:bCs/>
         </w:rPr>
-        <w:t xml:space="preserve">UIC 950</w:t>
+        <w:t xml:space="preserve">FRA/AREMA 950</w:t>
       </w:r>
       <w:r>
         <w:t xml:space="preserve"> </w:t>
@@ -1413,7 +1413,7 @@
           <w:b/>
           <w:bCs/>
         </w:rPr>
-        <w:t xml:space="preserve">Protocolos UIC:</w:t>
+        <w:t xml:space="preserve">Protocolos FRA/AREMA:</w:t>
       </w:r>
       <w:r>
         <w:t xml:space="preserve"> </w:t>
@@ -1976,7 +1976,7 @@
         <w:t xml:space="preserve"> </w:t>
       </w:r>
       <w:r>
-        <w:t xml:space="preserve">| Interfaces CTC-Material | 2 unidades | Protocolo UIC | ⏳ En desarrollo |</w:t>
+        <w:t xml:space="preserve">| Interfaces CTC-Material | 2 unidades | Protocolo FRA/AREMA | ⏳ En desarrollo |</w:t>
       </w:r>
       <w:r>
         <w:t xml:space="preserve"> </w:t>
@@ -2076,7 +2076,7 @@
         <w:t xml:space="preserve"> </w:t>
       </w:r>
       <w:r>
-        <w:t xml:space="preserve">| Protocolo UIC | 1 unidad | Comunicación ferroviaria | ✅ Disponible |</w:t>
+        <w:t xml:space="preserve">| Protocolo FRA/AREMA | 1 unidad | Comunicación ferroviaria | ✅ Disponible |</w:t>
       </w:r>
       <w:r>
         <w:t xml:space="preserve"> </w:t>

--- a/X_ENTREGABLES_CONSOLIDADOS/8_DOCUMENTOS_SERVIDOS/WORD/SISTEMA_06_Integracion_y_Coordinacion_EJECUTIVO.docx
+++ b/X_ENTREGABLES_CONSOLIDADOS/8_DOCUMENTOS_SERVIDOS/WORD/SISTEMA_06_Integracion_y_Coordinacion_EJECUTIVO.docx
@@ -28,7 +28,7 @@
         </w:p>
       </w:sdtContent>
     </w:sdt>
-    <w:bookmarkStart w:id="67" w:name="sistema-06-integración-y-coordinación"/>
+    <w:bookmarkStart w:id="56" w:name="sistema-06-integración-y-coordinación"/>
     <w:p>
       <w:pPr>
         <w:pStyle w:val="Heading1"/>
@@ -37,7 +37,7 @@
         <w:t xml:space="preserve">SISTEMA 06: INTEGRACIÓN Y COORDINACIÓN</w:t>
       </w:r>
     </w:p>
-    <w:bookmarkStart w:id="20" w:name="documento-ejecutivo-de-ingeniería"/>
+    <w:bookmarkStart w:id="9" w:name="documento-ejecutivo-de-ingeniería"/>
     <w:p>
       <w:pPr>
         <w:pStyle w:val="Heading2"/>
@@ -53,8 +53,8 @@
         </w:pict>
       </w:r>
     </w:p>
-    <w:bookmarkEnd w:id="20"/>
-    <w:bookmarkStart w:id="24" w:name="resumen-ejecutivo"/>
+    <w:bookmarkEnd w:id="9"/>
+    <w:bookmarkStart w:id="13" w:name="resumen-ejecutivo"/>
     <w:p>
       <w:pPr>
         <w:pStyle w:val="Heading2"/>
@@ -63,7 +63,7 @@
         <w:t xml:space="preserve">📊 RESUMEN EJECUTIVO</w:t>
       </w:r>
     </w:p>
-    <w:bookmarkStart w:id="21" w:name="qué-es-este-sistema-y-por-qué-importa"/>
+    <w:bookmarkStart w:id="10" w:name="qué-es-este-sistema-y-por-qué-importa"/>
     <w:p>
       <w:pPr>
         <w:pStyle w:val="Heading3"/>
@@ -96,8 +96,8 @@
         <w:t xml:space="preserve">del ferrocarril que coordina y sincroniza todos los sistemas técnicos para que trabajen en armonía. Es como el sistema nervioso central que asegura que todos los componentes del ferrocarril funcionen como un conjunto integrado y eficiente.</w:t>
       </w:r>
     </w:p>
-    <w:bookmarkEnd w:id="21"/>
-    <w:bookmarkStart w:id="22" w:name="X7c83a38cc8f42be1526a62fa09e05463bbe3395"/>
+    <w:bookmarkEnd w:id="10"/>
+    <w:bookmarkStart w:id="11" w:name="X7c83a38cc8f42be1526a62fa09e05463bbe3395"/>
     <w:p>
       <w:pPr>
         <w:pStyle w:val="Heading3"/>
@@ -147,7 +147,7 @@
         <w:t xml:space="preserve"> </w:t>
       </w:r>
       <w:r>
-        <w:t xml:space="preserve">CTC-PTC (FFFIS), TETRA-RED TETRA (Misión Crítica), ITS-Seguridad, Material Rodante-ATP</w:t>
+        <w:t xml:space="preserve">CTC-PTC (FFFIS), TETRA-RED TETRA (Misión Crítica), ITS-Seguridad, Material Rodante-PTC</w:t>
       </w:r>
     </w:p>
     <w:p>
@@ -282,8 +282,8 @@
         <w:t xml:space="preserve">99.95% (sistema crítico para operación)</w:t>
       </w:r>
     </w:p>
-    <w:bookmarkEnd w:id="22"/>
-    <w:bookmarkStart w:id="23" w:name="hitos-críticos"/>
+    <w:bookmarkEnd w:id="11"/>
+    <w:bookmarkStart w:id="12" w:name="hitos-críticos"/>
     <w:p>
       <w:pPr>
         <w:pStyle w:val="Heading3"/>
@@ -504,9 +504,9 @@
         </w:pict>
       </w:r>
     </w:p>
-    <w:bookmarkEnd w:id="23"/>
-    <w:bookmarkEnd w:id="24"/>
-    <w:bookmarkStart w:id="32" w:name="X16ad1bf8fd3c72f4f9f37ec0fde01a31e7fb65a"/>
+    <w:bookmarkEnd w:id="12"/>
+    <w:bookmarkEnd w:id="13"/>
+    <w:bookmarkStart w:id="21" w:name="X16ad1bf8fd3c72f4f9f37ec0fde01a31e7fb65a"/>
     <w:p>
       <w:pPr>
         <w:pStyle w:val="Heading2"/>
@@ -515,7 +515,7 @@
         <w:t xml:space="preserve">🔍 CRITERIOS DE DISEÑO Y JUSTIFICACIONES TÉCNICAS</w:t>
       </w:r>
     </w:p>
-    <w:bookmarkStart w:id="25" w:name="X20ae83a0295937f8e7c6f46a10faf6cee53dd80"/>
+    <w:bookmarkStart w:id="14" w:name="X20ae83a0295937f8e7c6f46a10faf6cee53dd80"/>
     <w:p>
       <w:pPr>
         <w:pStyle w:val="Heading3"/>
@@ -627,7 +627,7 @@
           <w:b/>
           <w:bCs/>
         </w:rPr>
-        <w:t xml:space="preserve">Material Rodante-ATP</w:t>
+        <w:t xml:space="preserve">Material Rodante-PTC</w:t>
       </w:r>
       <w:r>
         <w:t xml:space="preserve"> </w:t>
@@ -698,8 +698,8 @@
         <w:t xml:space="preserve">25 interfaces críticas para operación integrada</w:t>
       </w:r>
     </w:p>
-    <w:bookmarkEnd w:id="25"/>
-    <w:bookmarkStart w:id="26" w:name="Xf128172b9130ed1ab097bf78f15bd8d3911731a"/>
+    <w:bookmarkEnd w:id="14"/>
+    <w:bookmarkStart w:id="15" w:name="Xf128172b9130ed1ab097bf78f15bd8d3911731a"/>
     <w:p>
       <w:pPr>
         <w:pStyle w:val="Heading3"/>
@@ -882,8 +882,8 @@
         <w:t xml:space="preserve">15 protocolos para interoperabilidad completa</w:t>
       </w:r>
     </w:p>
-    <w:bookmarkEnd w:id="26"/>
-    <w:bookmarkStart w:id="27" w:name="por-qué-12-apis-de-integración"/>
+    <w:bookmarkEnd w:id="15"/>
+    <w:bookmarkStart w:id="16" w:name="por-qué-12-apis-de-integración"/>
     <w:p>
       <w:pPr>
         <w:pStyle w:val="Heading3"/>
@@ -1014,8 +1014,8 @@
         <w:t xml:space="preserve">Control embarcado</w:t>
       </w:r>
     </w:p>
-    <w:bookmarkEnd w:id="27"/>
-    <w:bookmarkStart w:id="28" w:name="por-qué-gateway-de-integración"/>
+    <w:bookmarkEnd w:id="16"/>
+    <w:bookmarkStart w:id="17" w:name="por-qué-gateway-de-integración"/>
     <w:p>
       <w:pPr>
         <w:pStyle w:val="Heading3"/>
@@ -1146,8 +1146,8 @@
         <w:t xml:space="preserve">Supervisión de interfaces críticas</w:t>
       </w:r>
     </w:p>
-    <w:bookmarkEnd w:id="28"/>
-    <w:bookmarkStart w:id="29" w:name="por-qué-cronograma-de-9-meses-por-fases"/>
+    <w:bookmarkEnd w:id="17"/>
+    <w:bookmarkStart w:id="18" w:name="por-qué-cronograma-de-9-meses-por-fases"/>
     <w:p>
       <w:pPr>
         <w:pStyle w:val="Heading3"/>
@@ -1334,8 +1334,8 @@
         <w:t xml:space="preserve">| 1 mes | Validación completa |</w:t>
       </w:r>
     </w:p>
-    <w:bookmarkEnd w:id="29"/>
-    <w:bookmarkStart w:id="30" w:name="por-qué-interoperabilidad-con-fenoco"/>
+    <w:bookmarkEnd w:id="18"/>
+    <w:bookmarkStart w:id="19" w:name="por-qué-interoperabilidad-con-fenoco"/>
     <w:p>
       <w:pPr>
         <w:pStyle w:val="Heading3"/>
@@ -1466,8 +1466,8 @@
         <w:t xml:space="preserve">Optimización de recursos nacionales</w:t>
       </w:r>
     </w:p>
-    <w:bookmarkEnd w:id="30"/>
-    <w:bookmarkStart w:id="31" w:name="por-qué-disponibilidad-99.95"/>
+    <w:bookmarkEnd w:id="19"/>
+    <w:bookmarkStart w:id="20" w:name="por-qué-disponibilidad-99.95"/>
     <w:p>
       <w:pPr>
         <w:pStyle w:val="Heading3"/>
@@ -1605,9 +1605,9 @@
         </w:pict>
       </w:r>
     </w:p>
-    <w:bookmarkEnd w:id="31"/>
-    <w:bookmarkEnd w:id="32"/>
-    <w:bookmarkStart w:id="36" w:name="función-y-propósito-del-sistema"/>
+    <w:bookmarkEnd w:id="20"/>
+    <w:bookmarkEnd w:id="21"/>
+    <w:bookmarkStart w:id="25" w:name="función-y-propósito-del-sistema"/>
     <w:p>
       <w:pPr>
         <w:pStyle w:val="Heading2"/>
@@ -1616,7 +1616,7 @@
         <w:t xml:space="preserve">🎯 FUNCIÓN Y PROPÓSITO DEL SISTEMA</w:t>
       </w:r>
     </w:p>
-    <w:bookmarkStart w:id="33" w:name="qué-hace-este-sistema"/>
+    <w:bookmarkStart w:id="22" w:name="qué-hace-este-sistema"/>
     <w:p>
       <w:pPr>
         <w:pStyle w:val="Heading3"/>
@@ -1737,8 +1737,8 @@
         <w:t xml:space="preserve">Gestión de dependencias y sincronización</w:t>
       </w:r>
     </w:p>
-    <w:bookmarkEnd w:id="33"/>
-    <w:bookmarkStart w:id="34" w:name="por-qué-lo-necesitamos"/>
+    <w:bookmarkEnd w:id="22"/>
+    <w:bookmarkStart w:id="23" w:name="por-qué-lo-necesitamos"/>
     <w:p>
       <w:pPr>
         <w:pStyle w:val="Heading3"/>
@@ -1835,8 +1835,8 @@
         <w:t xml:space="preserve">Facilidad para futuras expansiones</w:t>
       </w:r>
     </w:p>
-    <w:bookmarkEnd w:id="34"/>
-    <w:bookmarkStart w:id="35" w:name="cómo-se-integra-con-otros-sistemas"/>
+    <w:bookmarkEnd w:id="23"/>
+    <w:bookmarkStart w:id="24" w:name="cómo-se-integra-con-otros-sistemas"/>
     <w:p>
       <w:pPr>
         <w:pStyle w:val="Heading3"/>
@@ -1899,9 +1899,9 @@
         </w:pict>
       </w:r>
     </w:p>
-    <w:bookmarkEnd w:id="35"/>
-    <w:bookmarkEnd w:id="36"/>
-    <w:bookmarkStart w:id="41" w:name="componentes-principales"/>
+    <w:bookmarkEnd w:id="24"/>
+    <w:bookmarkEnd w:id="25"/>
+    <w:bookmarkStart w:id="30" w:name="componentes-principales"/>
     <w:p>
       <w:pPr>
         <w:pStyle w:val="Heading2"/>
@@ -1910,7 +1910,7 @@
         <w:t xml:space="preserve">🏗️ COMPONENTES PRINCIPALES</w:t>
       </w:r>
     </w:p>
-    <w:bookmarkStart w:id="37" w:name="interfaces-entre-sistemas---comunicación"/>
+    <w:bookmarkStart w:id="26" w:name="interfaces-entre-sistemas---comunicación"/>
     <w:p>
       <w:pPr>
         <w:pStyle w:val="Heading3"/>
@@ -2015,8 +2015,8 @@
         <w:t xml:space="preserve">🟡 En progreso</w:t>
       </w:r>
     </w:p>
-    <w:bookmarkEnd w:id="37"/>
-    <w:bookmarkStart w:id="38" w:name="protocolos-de-comunicación---estándares"/>
+    <w:bookmarkEnd w:id="26"/>
+    <w:bookmarkStart w:id="27" w:name="protocolos-de-comunicación---estándares"/>
     <w:p>
       <w:pPr>
         <w:pStyle w:val="Heading3"/>
@@ -2121,8 +2121,8 @@
         <w:t xml:space="preserve">🟢 En cronograma</w:t>
       </w:r>
     </w:p>
-    <w:bookmarkEnd w:id="38"/>
-    <w:bookmarkStart w:id="39" w:name="apis-de-integración---programación"/>
+    <w:bookmarkEnd w:id="27"/>
+    <w:bookmarkStart w:id="28" w:name="apis-de-integración---programación"/>
     <w:p>
       <w:pPr>
         <w:pStyle w:val="Heading3"/>
@@ -2227,8 +2227,8 @@
         <w:t xml:space="preserve">🟡 En progreso</w:t>
       </w:r>
     </w:p>
-    <w:bookmarkEnd w:id="39"/>
-    <w:bookmarkStart w:id="40" w:name="sistemas-de-coordinación---gestión"/>
+    <w:bookmarkEnd w:id="28"/>
+    <w:bookmarkStart w:id="29" w:name="sistemas-de-coordinación---gestión"/>
     <w:p>
       <w:pPr>
         <w:pStyle w:val="Heading3"/>
@@ -2334,9 +2334,9 @@
         </w:pict>
       </w:r>
     </w:p>
-    <w:bookmarkEnd w:id="40"/>
-    <w:bookmarkEnd w:id="41"/>
-    <w:bookmarkStart w:id="44" w:name="especificaciones-técnicas-clave"/>
+    <w:bookmarkEnd w:id="29"/>
+    <w:bookmarkEnd w:id="30"/>
+    <w:bookmarkStart w:id="33" w:name="especificaciones-técnicas-clave"/>
     <w:p>
       <w:pPr>
         <w:pStyle w:val="Heading2"/>
@@ -2345,7 +2345,7 @@
         <w:t xml:space="preserve">📐 ESPECIFICACIONES TÉCNICAS CLAVE</w:t>
       </w:r>
     </w:p>
-    <w:bookmarkStart w:id="42" w:name="tabla-consolidada-de-especificaciones"/>
+    <w:bookmarkStart w:id="31" w:name="tabla-consolidada-de-especificaciones"/>
     <w:p>
       <w:pPr>
         <w:pStyle w:val="Heading3"/>
@@ -2635,8 +2635,8 @@
         </w:tc>
       </w:tr>
     </w:tbl>
-    <w:bookmarkEnd w:id="42"/>
-    <w:bookmarkStart w:id="43" w:name="criterios-de-aceptación"/>
+    <w:bookmarkEnd w:id="31"/>
+    <w:bookmarkStart w:id="32" w:name="criterios-de-aceptación"/>
     <w:p>
       <w:pPr>
         <w:pStyle w:val="Heading3"/>
@@ -2712,9 +2712,9 @@
         </w:pict>
       </w:r>
     </w:p>
-    <w:bookmarkEnd w:id="43"/>
-    <w:bookmarkEnd w:id="44"/>
-    <w:bookmarkStart w:id="47" w:name="ubicación-y-despliegue"/>
+    <w:bookmarkEnd w:id="32"/>
+    <w:bookmarkEnd w:id="33"/>
+    <w:bookmarkStart w:id="36" w:name="ubicación-y-despliegue"/>
     <w:p>
       <w:pPr>
         <w:pStyle w:val="Heading2"/>
@@ -2723,7 +2723,7 @@
         <w:t xml:space="preserve">📍 UBICACIÓN Y DESPLIEGUE</w:t>
       </w:r>
     </w:p>
-    <w:bookmarkStart w:id="45" w:name="mapa-de-despliegue"/>
+    <w:bookmarkStart w:id="34" w:name="mapa-de-despliegue"/>
     <w:p>
       <w:pPr>
         <w:pStyle w:val="Heading3"/>
@@ -2740,8 +2740,8 @@
         <w:t xml:space="preserve">El sistema de integración y coordinación se despliega centralmente en el CCO La Dorada, con componentes distribuidos en todas las estaciones y sistemas del corredor.</w:t>
       </w:r>
     </w:p>
-    <w:bookmarkEnd w:id="45"/>
-    <w:bookmarkStart w:id="46" w:name="tabla-de-sitios-principales"/>
+    <w:bookmarkEnd w:id="34"/>
+    <w:bookmarkStart w:id="35" w:name="tabla-de-sitios-principales"/>
     <w:p>
       <w:pPr>
         <w:pStyle w:val="Heading3"/>
@@ -3024,9 +3024,9 @@
         </w:pict>
       </w:r>
     </w:p>
-    <w:bookmarkEnd w:id="46"/>
-    <w:bookmarkEnd w:id="47"/>
-    <w:bookmarkStart w:id="51" w:name="operación-y-mantenimiento"/>
+    <w:bookmarkEnd w:id="35"/>
+    <w:bookmarkEnd w:id="36"/>
+    <w:bookmarkStart w:id="40" w:name="operación-y-mantenimiento"/>
     <w:p>
       <w:pPr>
         <w:pStyle w:val="Heading2"/>
@@ -3035,7 +3035,7 @@
         <w:t xml:space="preserve">⚙️ OPERACIÓN Y MANTENIMIENTO</w:t>
       </w:r>
     </w:p>
-    <w:bookmarkStart w:id="48" w:name="operación-normal"/>
+    <w:bookmarkStart w:id="37" w:name="operación-normal"/>
     <w:p>
       <w:pPr>
         <w:pStyle w:val="Heading3"/>
@@ -3052,8 +3052,8 @@
         <w:t xml:space="preserve">El sistema de integración y coordinación opera 24/7 proporcionando coordinación continua entre todos los sistemas técnicos, con monitoreo automático de la integridad de las interfaces.</w:t>
       </w:r>
     </w:p>
-    <w:bookmarkEnd w:id="48"/>
-    <w:bookmarkStart w:id="49" w:name="mantenimiento-preventivo"/>
+    <w:bookmarkEnd w:id="37"/>
+    <w:bookmarkStart w:id="38" w:name="mantenimiento-preventivo"/>
     <w:p>
       <w:pPr>
         <w:pStyle w:val="Heading3"/>
@@ -3150,8 +3150,8 @@
         <w:t xml:space="preserve">Mantenimiento mayor de sistemas de coordinación</w:t>
       </w:r>
     </w:p>
-    <w:bookmarkEnd w:id="49"/>
-    <w:bookmarkStart w:id="50" w:name="respuesta-a-fallas"/>
+    <w:bookmarkEnd w:id="38"/>
+    <w:bookmarkStart w:id="39" w:name="respuesta-a-fallas"/>
     <w:p>
       <w:pPr>
         <w:pStyle w:val="Heading3"/>
@@ -3277,9 +3277,9 @@
         </w:pict>
       </w:r>
     </w:p>
-    <w:bookmarkEnd w:id="50"/>
-    <w:bookmarkEnd w:id="51"/>
-    <w:bookmarkStart w:id="54" w:name="interfaces-con-otros-sistemas"/>
+    <w:bookmarkEnd w:id="39"/>
+    <w:bookmarkEnd w:id="40"/>
+    <w:bookmarkStart w:id="43" w:name="interfaces-con-otros-sistemas"/>
     <w:p>
       <w:pPr>
         <w:pStyle w:val="Heading2"/>
@@ -3288,7 +3288,7 @@
         <w:t xml:space="preserve">🔗 INTERFACES CON OTROS SISTEMAS</w:t>
       </w:r>
     </w:p>
-    <w:bookmarkStart w:id="52" w:name="diagrama-de-interfaces"/>
+    <w:bookmarkStart w:id="41" w:name="diagrama-de-interfaces"/>
     <w:p>
       <w:pPr>
         <w:pStyle w:val="Heading3"/>
@@ -3344,8 +3344,8 @@
         <w:t xml:space="preserve">[Infraestructura] ←→ [Integración y Coordinación] ←→ [Sistemas Externos]</w:t>
       </w:r>
     </w:p>
-    <w:bookmarkEnd w:id="52"/>
-    <w:bookmarkStart w:id="53" w:name="tabla-de-interfaces-críticas"/>
+    <w:bookmarkEnd w:id="41"/>
+    <w:bookmarkStart w:id="42" w:name="tabla-de-interfaces-críticas"/>
     <w:p>
       <w:pPr>
         <w:pStyle w:val="Heading3"/>
@@ -3591,7 +3591,7 @@
               <w:jc w:val="left"/>
             </w:pPr>
             <w:r>
-              <w:t xml:space="preserve">ATP Embarcado</w:t>
+              <w:t xml:space="preserve">PTC Embarcado</w:t>
             </w:r>
           </w:p>
         </w:tc>
@@ -3628,9 +3628,9 @@
         </w:pict>
       </w:r>
     </w:p>
-    <w:bookmarkEnd w:id="53"/>
-    <w:bookmarkEnd w:id="54"/>
-    <w:bookmarkStart w:id="55" w:name="riesgos-y-mitigaciones"/>
+    <w:bookmarkEnd w:id="42"/>
+    <w:bookmarkEnd w:id="43"/>
+    <w:bookmarkStart w:id="44" w:name="riesgos-y-mitigaciones"/>
     <w:p>
       <w:pPr>
         <w:pStyle w:val="Heading2"/>
@@ -3974,8 +3974,8 @@
         </w:pict>
       </w:r>
     </w:p>
-    <w:bookmarkEnd w:id="55"/>
-    <w:bookmarkStart w:id="58" w:name="cumplimiento-contractual"/>
+    <w:bookmarkEnd w:id="44"/>
+    <w:bookmarkStart w:id="47" w:name="cumplimiento-contractual"/>
     <w:p>
       <w:pPr>
         <w:pStyle w:val="Heading2"/>
@@ -3984,7 +3984,7 @@
         <w:t xml:space="preserve">📋 CUMPLIMIENTO CONTRACTUAL</w:t>
       </w:r>
     </w:p>
-    <w:bookmarkStart w:id="56" w:name="obligaciones-clave-del-contrato"/>
+    <w:bookmarkStart w:id="45" w:name="obligaciones-clave-del-contrato"/>
     <w:p>
       <w:pPr>
         <w:pStyle w:val="Heading3"/>
@@ -4161,8 +4161,8 @@
         <w:t xml:space="preserve">Plan de implementación por fases - Pendiente</w:t>
       </w:r>
     </w:p>
-    <w:bookmarkEnd w:id="56"/>
-    <w:bookmarkStart w:id="57" w:name="referencias-contractuales"/>
+    <w:bookmarkEnd w:id="45"/>
+    <w:bookmarkStart w:id="46" w:name="referencias-contractuales"/>
     <w:p>
       <w:pPr>
         <w:pStyle w:val="Heading3"/>
@@ -4266,9 +4266,9 @@
         </w:pict>
       </w:r>
     </w:p>
-    <w:bookmarkEnd w:id="57"/>
-    <w:bookmarkEnd w:id="58"/>
-    <w:bookmarkStart w:id="61" w:name="documentación-de-soporte"/>
+    <w:bookmarkEnd w:id="46"/>
+    <w:bookmarkEnd w:id="47"/>
+    <w:bookmarkStart w:id="50" w:name="documentación-de-soporte"/>
     <w:p>
       <w:pPr>
         <w:pStyle w:val="Heading2"/>
@@ -4277,7 +4277,7 @@
         <w:t xml:space="preserve">📚 DOCUMENTACIÓN DE SOPORTE</w:t>
       </w:r>
     </w:p>
-    <w:bookmarkStart w:id="59" w:name="documentos-técnicos-disponibles"/>
+    <w:bookmarkStart w:id="48" w:name="documentos-técnicos-disponibles"/>
     <w:p>
       <w:pPr>
         <w:pStyle w:val="Heading3"/>
@@ -4553,8 +4553,8 @@
         </w:tc>
       </w:tr>
     </w:tbl>
-    <w:bookmarkEnd w:id="59"/>
-    <w:bookmarkStart w:id="60" w:name="para-más-información-técnica"/>
+    <w:bookmarkEnd w:id="48"/>
+    <w:bookmarkStart w:id="49" w:name="para-más-información-técnica"/>
     <w:p>
       <w:pPr>
         <w:pStyle w:val="Heading3"/>
@@ -4578,9 +4578,9 @@
         </w:pict>
       </w:r>
     </w:p>
-    <w:bookmarkEnd w:id="60"/>
-    <w:bookmarkEnd w:id="61"/>
-    <w:bookmarkStart w:id="62" w:name="contactos-y-responsables"/>
+    <w:bookmarkEnd w:id="49"/>
+    <w:bookmarkEnd w:id="50"/>
+    <w:bookmarkStart w:id="51" w:name="contactos-y-responsables"/>
     <w:p>
       <w:pPr>
         <w:pStyle w:val="Heading2"/>
@@ -4801,8 +4801,8 @@
         </w:pict>
       </w:r>
     </w:p>
-    <w:bookmarkEnd w:id="62"/>
-    <w:bookmarkStart w:id="63" w:name="indicadores-de-desempeño-kpis"/>
+    <w:bookmarkEnd w:id="51"/>
+    <w:bookmarkStart w:id="52" w:name="indicadores-de-desempeño-kpis"/>
     <w:p>
       <w:pPr>
         <w:pStyle w:val="Heading2"/>
@@ -5134,8 +5134,8 @@
         </w:pict>
       </w:r>
     </w:p>
-    <w:bookmarkEnd w:id="63"/>
-    <w:bookmarkStart w:id="65" w:name="decisiones-tecnicas-aplicadas"/>
+    <w:bookmarkEnd w:id="52"/>
+    <w:bookmarkStart w:id="54" w:name="decisiones-tecnicas-aplicadas"/>
     <w:p>
       <w:pPr>
         <w:pStyle w:val="Heading2"/>
@@ -5144,7 +5144,7 @@
         <w:t xml:space="preserve">📋 DECISIONES TECNICAS APLICADAS</w:t>
       </w:r>
     </w:p>
-    <w:bookmarkStart w:id="64" w:name="consolidacion-general"/>
+    <w:bookmarkStart w:id="53" w:name="consolidacion-general"/>
     <w:p>
       <w:pPr>
         <w:pStyle w:val="Heading3"/>
@@ -5184,9 +5184,9 @@
         </w:pict>
       </w:r>
     </w:p>
-    <w:bookmarkEnd w:id="64"/>
-    <w:bookmarkEnd w:id="65"/>
-    <w:bookmarkStart w:id="66" w:name="control-de-versiones"/>
+    <w:bookmarkEnd w:id="53"/>
+    <w:bookmarkEnd w:id="54"/>
+    <w:bookmarkStart w:id="55" w:name="control-de-versiones"/>
     <w:p>
       <w:pPr>
         <w:pStyle w:val="Heading2"/>
@@ -5385,8 +5385,8 @@
         <w:t xml:space="preserve">SISTEMA_06_Integracion_y_Coordinacion_Master.md v1.0</w:t>
       </w:r>
     </w:p>
-    <w:bookmarkEnd w:id="66"/>
-    <w:bookmarkEnd w:id="67"/>
+    <w:bookmarkEnd w:id="55"/>
+    <w:bookmarkEnd w:id="56"/>
     <w:sectPr>
       <w:footnotePr>
         <w:numRestart w:val="eachSect"/>
@@ -5747,10 +5747,10 @@
   <w:docDefaults>
     <w:rPrDefault>
       <w:rPr>
-        <w:rFonts w:asciiTheme="minorHAnsi" w:cstheme="minorBidi" w:eastAsiaTheme="minorHAnsi" w:hAnsiTheme="minorHAnsi"/>
+        <w:rFonts w:asciiTheme="minorHAnsi" w:cstheme="minorBidi" w:eastAsiaTheme="minorEastAsia" w:hAnsiTheme="minorHAnsi"/>
         <w:sz w:val="24"/>
         <w:szCs w:val="24"/>
-        <w:lang w:bidi="ar-SA" w:eastAsia="en-US" w:val="en-US"/>
+        <w:lang w:bidi="ar-SA" w:eastAsia="zh-CN" w:val="en-US"/>
       </w:rPr>
     </w:rPrDefault>
     <w:pPrDefault>
@@ -5802,8 +5802,6 @@
     </w:pPr>
     <w:rPr>
       <w:rFonts w:asciiTheme="majorHAnsi" w:cstheme="majorBidi" w:eastAsiaTheme="majorEastAsia" w:hAnsiTheme="majorHAnsi"/>
-      <w:spacing w:val="-10"/>
-      <w:kern w:val="28"/>
       <w:sz w:val="56"/>
       <w:szCs w:val="56"/>
     </w:rPr>
@@ -5816,8 +5814,6 @@
     <w:rsid w:val="00A10FD9"/>
     <w:rPr>
       <w:rFonts w:asciiTheme="majorHAnsi" w:cstheme="majorBidi" w:eastAsiaTheme="majorEastAsia" w:hAnsiTheme="majorHAnsi"/>
-      <w:spacing w:val="-10"/>
-      <w:kern w:val="28"/>
       <w:sz w:val="56"/>
       <w:szCs w:val="56"/>
     </w:rPr>
@@ -5858,23 +5854,31 @@
   </w:style>
   <w:style w:customStyle="1" w:styleId="Author" w:type="paragraph">
     <w:name w:val="Author"/>
+    <w:basedOn w:val="Title"/>
     <w:next w:val="BodyText"/>
     <w:qFormat/>
     <w:pPr>
       <w:keepNext/>
       <w:keepLines/>
-      <w:jc w:val="center"/>
     </w:pPr>
+    <w:rPr>
+      <w:sz w:val="24"/>
+      <w:szCs w:val="24"/>
+    </w:rPr>
   </w:style>
   <w:style w:styleId="Date" w:type="paragraph">
     <w:name w:val="Date"/>
+    <w:basedOn w:val="Title"/>
     <w:next w:val="BodyText"/>
     <w:qFormat/>
     <w:pPr>
       <w:keepNext/>
       <w:keepLines/>
-      <w:jc w:val="center"/>
     </w:pPr>
+    <w:rPr>
+      <w:sz w:val="24"/>
+      <w:szCs w:val="24"/>
+    </w:rPr>
   </w:style>
   <w:style w:customStyle="1" w:styleId="AbstractTitle" w:type="paragraph">
     <w:name w:val="Abstract Title"/>
@@ -6287,13 +6291,6 @@
       </w:tblCellMar>
     </w:tblPr>
     <w:tblStylePr w:type="firstRow">
-      <w:tblPr>
-        <w:jc w:val="left"/>
-        <w:tblInd w:type="dxa" w:w="0"/>
-      </w:tblPr>
-      <w:trPr>
-        <w:jc w:val="left"/>
-      </w:trPr>
       <w:tcPr>
         <w:tcBorders>
           <w:bottom w:val="single"/>

--- a/X_ENTREGABLES_CONSOLIDADOS/8_DOCUMENTOS_SERVIDOS/WORD/SISTEMA_06_Integracion_y_Coordinacion_EJECUTIVO.docx
+++ b/X_ENTREGABLES_CONSOLIDADOS/8_DOCUMENTOS_SERVIDOS/WORD/SISTEMA_06_Integracion_y_Coordinacion_EJECUTIVO.docx
@@ -28,7 +28,7 @@
         </w:p>
       </w:sdtContent>
     </w:sdt>
-    <w:bookmarkStart w:id="56" w:name="sistema-06-integración-y-coordinación"/>
+    <w:bookmarkStart w:id="67" w:name="sistema-06-integración-y-coordinación"/>
     <w:p>
       <w:pPr>
         <w:pStyle w:val="Heading1"/>
@@ -37,7 +37,7 @@
         <w:t xml:space="preserve">SISTEMA 06: INTEGRACIÓN Y COORDINACIÓN</w:t>
       </w:r>
     </w:p>
-    <w:bookmarkStart w:id="9" w:name="documento-ejecutivo-de-ingeniería"/>
+    <w:bookmarkStart w:id="20" w:name="documento-ejecutivo-de-ingeniería"/>
     <w:p>
       <w:pPr>
         <w:pStyle w:val="Heading2"/>
@@ -53,8 +53,8 @@
         </w:pict>
       </w:r>
     </w:p>
-    <w:bookmarkEnd w:id="9"/>
-    <w:bookmarkStart w:id="13" w:name="resumen-ejecutivo"/>
+    <w:bookmarkEnd w:id="20"/>
+    <w:bookmarkStart w:id="24" w:name="resumen-ejecutivo"/>
     <w:p>
       <w:pPr>
         <w:pStyle w:val="Heading2"/>
@@ -63,7 +63,7 @@
         <w:t xml:space="preserve">📊 RESUMEN EJECUTIVO</w:t>
       </w:r>
     </w:p>
-    <w:bookmarkStart w:id="10" w:name="qué-es-este-sistema-y-por-qué-importa"/>
+    <w:bookmarkStart w:id="21" w:name="qué-es-este-sistema-y-por-qué-importa"/>
     <w:p>
       <w:pPr>
         <w:pStyle w:val="Heading3"/>
@@ -84,10 +84,24 @@
       </w:r>
       <w:r>
         <w:rPr>
-          <w:b/>
-          <w:bCs/>
-        </w:rPr>
-        <w:t xml:space="preserve">“director de orquesta”</w:t>
+          <w:bCs/>
+          <w:b/>
+        </w:rPr>
+        <w:t xml:space="preserve">“</w:t>
+      </w:r>
+      <w:r>
+        <w:rPr>
+          <w:bCs/>
+          <w:b/>
+        </w:rPr>
+        <w:t xml:space="preserve">director de orquesta</w:t>
+      </w:r>
+      <w:r>
+        <w:rPr>
+          <w:bCs/>
+          <w:b/>
+        </w:rPr>
+        <w:t xml:space="preserve">”</w:t>
       </w:r>
       <w:r>
         <w:t xml:space="preserve"> </w:t>
@@ -96,8 +110,8 @@
         <w:t xml:space="preserve">del ferrocarril que coordina y sincroniza todos los sistemas técnicos para que trabajen en armonía. Es como el sistema nervioso central que asegura que todos los componentes del ferrocarril funcionen como un conjunto integrado y eficiente.</w:t>
       </w:r>
     </w:p>
-    <w:bookmarkEnd w:id="10"/>
-    <w:bookmarkStart w:id="11" w:name="X7c83a38cc8f42be1526a62fa09e05463bbe3395"/>
+    <w:bookmarkEnd w:id="21"/>
+    <w:bookmarkStart w:id="22" w:name="X7c83a38cc8f42be1526a62fa09e05463bbe3395"/>
     <w:p>
       <w:pPr>
         <w:pStyle w:val="Heading3"/>
@@ -108,16 +122,16 @@
     </w:p>
     <w:p>
       <w:pPr>
-        <w:pStyle w:val="Compact"/>
         <w:numPr>
           <w:ilvl w:val="0"/>
           <w:numId w:val="1001"/>
         </w:numPr>
-      </w:pPr>
-      <w:r>
-        <w:rPr>
-          <w:b/>
-          <w:bCs/>
+        <w:pStyle w:val="Compact"/>
+      </w:pPr>
+      <w:r>
+        <w:rPr>
+          <w:bCs/>
+          <w:b/>
         </w:rPr>
         <w:t xml:space="preserve">Inversión estimada:</w:t>
       </w:r>
@@ -130,16 +144,16 @@
     </w:p>
     <w:p>
       <w:pPr>
-        <w:pStyle w:val="Compact"/>
         <w:numPr>
           <w:ilvl w:val="0"/>
           <w:numId w:val="1001"/>
         </w:numPr>
-      </w:pPr>
-      <w:r>
-        <w:rPr>
-          <w:b/>
-          <w:bCs/>
+        <w:pStyle w:val="Compact"/>
+      </w:pPr>
+      <w:r>
+        <w:rPr>
+          <w:bCs/>
+          <w:b/>
         </w:rPr>
         <w:t xml:space="preserve">25 interfaces críticas:</w:t>
       </w:r>
@@ -147,21 +161,21 @@
         <w:t xml:space="preserve"> </w:t>
       </w:r>
       <w:r>
-        <w:t xml:space="preserve">CTC-PTC (FFFIS), TETRA-RED TETRA (Misión Crítica), ITS-Seguridad, Material Rodante-PTC</w:t>
-      </w:r>
-    </w:p>
-    <w:p>
-      <w:pPr>
-        <w:pStyle w:val="Compact"/>
+        <w:t xml:space="preserve">CTC-PTC (FFFIS), TETRA-Red Vital IP / TETRA, ITS-Seguridad, Material Rodante-PTC</w:t>
+      </w:r>
+    </w:p>
+    <w:p>
+      <w:pPr>
         <w:numPr>
           <w:ilvl w:val="0"/>
           <w:numId w:val="1001"/>
         </w:numPr>
-      </w:pPr>
-      <w:r>
-        <w:rPr>
-          <w:b/>
-          <w:bCs/>
+        <w:pStyle w:val="Compact"/>
+      </w:pPr>
+      <w:r>
+        <w:rPr>
+          <w:bCs/>
+          <w:b/>
         </w:rPr>
         <w:t xml:space="preserve">15 protocolos de interoperabilidad:</w:t>
       </w:r>
@@ -174,16 +188,16 @@
     </w:p>
     <w:p>
       <w:pPr>
-        <w:pStyle w:val="Compact"/>
         <w:numPr>
           <w:ilvl w:val="0"/>
           <w:numId w:val="1001"/>
         </w:numPr>
-      </w:pPr>
-      <w:r>
-        <w:rPr>
-          <w:b/>
-          <w:bCs/>
+        <w:pStyle w:val="Compact"/>
+      </w:pPr>
+      <w:r>
+        <w:rPr>
+          <w:bCs/>
+          <w:b/>
         </w:rPr>
         <w:t xml:space="preserve">12 APIs de integración:</w:t>
       </w:r>
@@ -196,16 +210,16 @@
     </w:p>
     <w:p>
       <w:pPr>
-        <w:pStyle w:val="Compact"/>
         <w:numPr>
           <w:ilvl w:val="0"/>
           <w:numId w:val="1001"/>
         </w:numPr>
-      </w:pPr>
-      <w:r>
-        <w:rPr>
-          <w:b/>
-          <w:bCs/>
+        <w:pStyle w:val="Compact"/>
+      </w:pPr>
+      <w:r>
+        <w:rPr>
+          <w:bCs/>
+          <w:b/>
         </w:rPr>
         <w:t xml:space="preserve">Gateway de integración:</w:t>
       </w:r>
@@ -218,16 +232,16 @@
     </w:p>
     <w:p>
       <w:pPr>
-        <w:pStyle w:val="Compact"/>
         <w:numPr>
           <w:ilvl w:val="0"/>
           <w:numId w:val="1001"/>
         </w:numPr>
-      </w:pPr>
-      <w:r>
-        <w:rPr>
-          <w:b/>
-          <w:bCs/>
+        <w:pStyle w:val="Compact"/>
+      </w:pPr>
+      <w:r>
+        <w:rPr>
+          <w:bCs/>
+          <w:b/>
         </w:rPr>
         <w:t xml:space="preserve">Cronograma de integración:</w:t>
       </w:r>
@@ -240,16 +254,16 @@
     </w:p>
     <w:p>
       <w:pPr>
-        <w:pStyle w:val="Compact"/>
         <w:numPr>
           <w:ilvl w:val="0"/>
           <w:numId w:val="1001"/>
         </w:numPr>
-      </w:pPr>
-      <w:r>
-        <w:rPr>
-          <w:b/>
-          <w:bCs/>
+        <w:pStyle w:val="Compact"/>
+      </w:pPr>
+      <w:r>
+        <w:rPr>
+          <w:bCs/>
+          <w:b/>
         </w:rPr>
         <w:t xml:space="preserve">Cobertura:</w:t>
       </w:r>
@@ -262,16 +276,16 @@
     </w:p>
     <w:p>
       <w:pPr>
-        <w:pStyle w:val="Compact"/>
         <w:numPr>
           <w:ilvl w:val="0"/>
           <w:numId w:val="1001"/>
         </w:numPr>
-      </w:pPr>
-      <w:r>
-        <w:rPr>
-          <w:b/>
-          <w:bCs/>
+        <w:pStyle w:val="Compact"/>
+      </w:pPr>
+      <w:r>
+        <w:rPr>
+          <w:bCs/>
+          <w:b/>
         </w:rPr>
         <w:t xml:space="preserve">Disponibilidad requerida:</w:t>
       </w:r>
@@ -282,8 +296,8 @@
         <w:t xml:space="preserve">99.95% (sistema crítico para operación)</w:t>
       </w:r>
     </w:p>
-    <w:bookmarkEnd w:id="11"/>
-    <w:bookmarkStart w:id="12" w:name="hitos-críticos"/>
+    <w:bookmarkEnd w:id="22"/>
+    <w:bookmarkStart w:id="23" w:name="hitos-críticos"/>
     <w:p>
       <w:pPr>
         <w:pStyle w:val="Heading3"/>
@@ -297,6 +311,7 @@
         <w:tblStyle w:val="Table"/>
         <w:tblW w:type="auto" w:w="0"/>
         <w:tblLook w:firstRow="1" w:lastRow="0" w:firstColumn="0" w:lastColumn="0" w:noHBand="0" w:noVBand="0" w:val="0020"/>
+        <w:jc w:val="start"/>
       </w:tblPr>
       <w:tblGrid>
         <w:gridCol w:w="2640"/>
@@ -305,7 +320,7 @@
       </w:tblGrid>
       <w:tr>
         <w:trPr>
-          <w:tblHeader w:val="on"/>
+          <w:tblHeader w:val="true"/>
         </w:trPr>
         <w:tc>
           <w:tcPr/>
@@ -353,7 +368,7 @@
               <w:jc w:val="left"/>
             </w:pPr>
             <w:r>
-              <w:t xml:space="preserve">Diseño Conceptual</w:t>
+              <w:t xml:space="preserve">Diseno Conceptual</w:t>
             </w:r>
           </w:p>
         </w:tc>
@@ -504,18 +519,18 @@
         </w:pict>
       </w:r>
     </w:p>
-    <w:bookmarkEnd w:id="12"/>
-    <w:bookmarkEnd w:id="13"/>
-    <w:bookmarkStart w:id="21" w:name="X16ad1bf8fd3c72f4f9f37ec0fde01a31e7fb65a"/>
+    <w:bookmarkEnd w:id="23"/>
+    <w:bookmarkEnd w:id="24"/>
+    <w:bookmarkStart w:id="32" w:name="X803e86927c714bbbb99cb452fc37c99f7ada6f4"/>
     <w:p>
       <w:pPr>
         <w:pStyle w:val="Heading2"/>
       </w:pPr>
       <w:r>
-        <w:t xml:space="preserve">🔍 CRITERIOS DE DISEÑO Y JUSTIFICACIONES TÉCNICAS</w:t>
-      </w:r>
-    </w:p>
-    <w:bookmarkStart w:id="14" w:name="X20ae83a0295937f8e7c6f46a10faf6cee53dd80"/>
+        <w:t xml:space="preserve">🔍 CRITERIOS DE DISENO Y JUSTIFICACIONES TÉCNICAS</w:t>
+      </w:r>
+    </w:p>
+    <w:bookmarkStart w:id="25" w:name="X20ae83a0295937f8e7c6f46a10faf6cee53dd80"/>
     <w:p>
       <w:pPr>
         <w:pStyle w:val="Heading3"/>
@@ -530,8 +545,8 @@
       </w:pPr>
       <w:r>
         <w:rPr>
-          <w:b/>
-          <w:bCs/>
+          <w:bCs/>
+          <w:b/>
         </w:rPr>
         <w:t xml:space="preserve">Desglose de Interfaces por Sistema:</w:t>
       </w:r>
@@ -558,8 +573,8 @@
       </w:r>
       <w:r>
         <w:rPr>
-          <w:b/>
-          <w:bCs/>
+          <w:bCs/>
+          <w:b/>
         </w:rPr>
         <w:t xml:space="preserve">CTC-PTC</w:t>
       </w:r>
@@ -580,10 +595,10 @@
       </w:r>
       <w:r>
         <w:rPr>
-          <w:b/>
-          <w:bCs/>
-        </w:rPr>
-        <w:t xml:space="preserve">TETRA-RED TETRA (Misión Crítica)</w:t>
+          <w:bCs/>
+          <w:b/>
+        </w:rPr>
+        <w:t xml:space="preserve">TETRA-Red Vital IP / TETRA</w:t>
       </w:r>
       <w:r>
         <w:t xml:space="preserve"> </w:t>
@@ -602,8 +617,8 @@
       </w:r>
       <w:r>
         <w:rPr>
-          <w:b/>
-          <w:bCs/>
+          <w:bCs/>
+          <w:b/>
         </w:rPr>
         <w:t xml:space="preserve">ITS-Seguridad</w:t>
       </w:r>
@@ -624,8 +639,8 @@
       </w:r>
       <w:r>
         <w:rPr>
-          <w:b/>
-          <w:bCs/>
+          <w:bCs/>
+          <w:b/>
         </w:rPr>
         <w:t xml:space="preserve">Material Rodante-PTC</w:t>
       </w:r>
@@ -646,8 +661,8 @@
       </w:r>
       <w:r>
         <w:rPr>
-          <w:b/>
-          <w:bCs/>
+          <w:bCs/>
+          <w:b/>
         </w:rPr>
         <w:t xml:space="preserve">Infraestructura</w:t>
       </w:r>
@@ -668,8 +683,8 @@
       </w:r>
       <w:r>
         <w:rPr>
-          <w:b/>
-          <w:bCs/>
+          <w:bCs/>
+          <w:b/>
         </w:rPr>
         <w:t xml:space="preserve">FENOCO</w:t>
       </w:r>
@@ -686,8 +701,8 @@
       </w:pPr>
       <w:r>
         <w:rPr>
-          <w:b/>
-          <w:bCs/>
+          <w:bCs/>
+          <w:b/>
         </w:rPr>
         <w:t xml:space="preserve">Total:</w:t>
       </w:r>
@@ -698,8 +713,8 @@
         <w:t xml:space="preserve">25 interfaces críticas para operación integrada</w:t>
       </w:r>
     </w:p>
-    <w:bookmarkEnd w:id="14"/>
-    <w:bookmarkStart w:id="15" w:name="Xf128172b9130ed1ab097bf78f15bd8d3911731a"/>
+    <w:bookmarkEnd w:id="25"/>
+    <w:bookmarkStart w:id="26" w:name="Xf128172b9130ed1ab097bf78f15bd8d3911731a"/>
     <w:p>
       <w:pPr>
         <w:pStyle w:val="Heading3"/>
@@ -714,8 +729,8 @@
       </w:pPr>
       <w:r>
         <w:rPr>
-          <w:b/>
-          <w:bCs/>
+          <w:bCs/>
+          <w:b/>
         </w:rPr>
         <w:t xml:space="preserve">Justificación de Protocolos:</w:t>
       </w:r>
@@ -742,8 +757,8 @@
       </w:r>
       <w:r>
         <w:rPr>
-          <w:b/>
-          <w:bCs/>
+          <w:bCs/>
+          <w:b/>
         </w:rPr>
         <w:t xml:space="preserve">FRA/AREMA 920-2</w:t>
       </w:r>
@@ -751,7 +766,7 @@
         <w:t xml:space="preserve"> </w:t>
       </w:r>
       <w:r>
-        <w:t xml:space="preserve">| Comunicaciones RED TETRA (Misión Crítica) | Estándar internacional ferroviario |</w:t>
+        <w:t xml:space="preserve">| Comunicaciones Red Vital IP / TETRA | Estándar internacional ferroviario |</w:t>
       </w:r>
       <w:r>
         <w:t xml:space="preserve"> </w:t>
@@ -764,8 +779,8 @@
       </w:r>
       <w:r>
         <w:rPr>
-          <w:b/>
-          <w:bCs/>
+          <w:bCs/>
+          <w:b/>
         </w:rPr>
         <w:t xml:space="preserve">FRA/AREMA 438</w:t>
       </w:r>
@@ -773,7 +788,7 @@
         <w:t xml:space="preserve"> </w:t>
       </w:r>
       <w:r>
-        <w:t xml:space="preserve">| Señalización ferroviaria | Compatibilidad con FENOCO |</w:t>
+        <w:t xml:space="preserve">| Senalización ferroviaria | Compatibilidad con FENOCO |</w:t>
       </w:r>
       <w:r>
         <w:t xml:space="preserve"> </w:t>
@@ -786,8 +801,8 @@
       </w:r>
       <w:r>
         <w:rPr>
-          <w:b/>
-          <w:bCs/>
+          <w:bCs/>
+          <w:b/>
         </w:rPr>
         <w:t xml:space="preserve">FRA/AREMA 930</w:t>
       </w:r>
@@ -795,7 +810,7 @@
         <w:t xml:space="preserve"> </w:t>
       </w:r>
       <w:r>
-        <w:t xml:space="preserve">| Sistemas de señalización | Interoperabilidad de sistemas |</w:t>
+        <w:t xml:space="preserve">| Sistemas de senalización | Interoperabilidad de sistemas |</w:t>
       </w:r>
       <w:r>
         <w:t xml:space="preserve"> </w:t>
@@ -808,8 +823,8 @@
       </w:r>
       <w:r>
         <w:rPr>
-          <w:b/>
-          <w:bCs/>
+          <w:bCs/>
+          <w:b/>
         </w:rPr>
         <w:t xml:space="preserve">FRA/AREMA 950</w:t>
       </w:r>
@@ -830,8 +845,8 @@
       </w:r>
       <w:r>
         <w:rPr>
-          <w:b/>
-          <w:bCs/>
+          <w:bCs/>
+          <w:b/>
         </w:rPr>
         <w:t xml:space="preserve">FFFIS</w:t>
       </w:r>
@@ -852,8 +867,8 @@
       </w:r>
       <w:r>
         <w:rPr>
-          <w:b/>
-          <w:bCs/>
+          <w:bCs/>
+          <w:b/>
         </w:rPr>
         <w:t xml:space="preserve">EN 50159</w:t>
       </w:r>
@@ -870,8 +885,8 @@
       </w:pPr>
       <w:r>
         <w:rPr>
-          <w:b/>
-          <w:bCs/>
+          <w:bCs/>
+          <w:b/>
         </w:rPr>
         <w:t xml:space="preserve">Total:</w:t>
       </w:r>
@@ -882,8 +897,8 @@
         <w:t xml:space="preserve">15 protocolos para interoperabilidad completa</w:t>
       </w:r>
     </w:p>
-    <w:bookmarkEnd w:id="15"/>
-    <w:bookmarkStart w:id="16" w:name="por-qué-12-apis-de-integración"/>
+    <w:bookmarkEnd w:id="26"/>
+    <w:bookmarkStart w:id="27" w:name="por-qué-12-apis-de-integración"/>
     <w:p>
       <w:pPr>
         <w:pStyle w:val="Heading3"/>
@@ -898,8 +913,8 @@
       </w:pPr>
       <w:r>
         <w:rPr>
-          <w:b/>
-          <w:bCs/>
+          <w:bCs/>
+          <w:b/>
         </w:rPr>
         <w:t xml:space="preserve">Justificación de APIs:</w:t>
       </w:r>
@@ -914,8 +929,8 @@
       </w:r>
       <w:r>
         <w:rPr>
-          <w:b/>
-          <w:bCs/>
+          <w:bCs/>
+          <w:b/>
         </w:rPr>
         <w:t xml:space="preserve">3 APIs FENOCO:</w:t>
       </w:r>
@@ -936,8 +951,8 @@
       </w:r>
       <w:r>
         <w:rPr>
-          <w:b/>
-          <w:bCs/>
+          <w:bCs/>
+          <w:b/>
         </w:rPr>
         <w:t xml:space="preserve">3 APIs CTC:</w:t>
       </w:r>
@@ -958,8 +973,8 @@
       </w:r>
       <w:r>
         <w:rPr>
-          <w:b/>
-          <w:bCs/>
+          <w:bCs/>
+          <w:b/>
         </w:rPr>
         <w:t xml:space="preserve">2 APIs ITS:</w:t>
       </w:r>
@@ -980,8 +995,8 @@
       </w:r>
       <w:r>
         <w:rPr>
-          <w:b/>
-          <w:bCs/>
+          <w:bCs/>
+          <w:b/>
         </w:rPr>
         <w:t xml:space="preserve">2 APIs Seguridad:</w:t>
       </w:r>
@@ -1002,8 +1017,8 @@
       </w:r>
       <w:r>
         <w:rPr>
-          <w:b/>
-          <w:bCs/>
+          <w:bCs/>
+          <w:b/>
         </w:rPr>
         <w:t xml:space="preserve">2 APIs Material Rodante:</w:t>
       </w:r>
@@ -1014,8 +1029,8 @@
         <w:t xml:space="preserve">Control embarcado</w:t>
       </w:r>
     </w:p>
-    <w:bookmarkEnd w:id="16"/>
-    <w:bookmarkStart w:id="17" w:name="por-qué-gateway-de-integración"/>
+    <w:bookmarkEnd w:id="27"/>
+    <w:bookmarkStart w:id="28" w:name="por-qué-gateway-de-integración"/>
     <w:p>
       <w:pPr>
         <w:pStyle w:val="Heading3"/>
@@ -1030,8 +1045,8 @@
       </w:pPr>
       <w:r>
         <w:rPr>
-          <w:b/>
-          <w:bCs/>
+          <w:bCs/>
+          <w:b/>
         </w:rPr>
         <w:t xml:space="preserve">Justificación Técnica:</w:t>
       </w:r>
@@ -1046,8 +1061,8 @@
       </w:r>
       <w:r>
         <w:rPr>
-          <w:b/>
-          <w:bCs/>
+          <w:bCs/>
+          <w:b/>
         </w:rPr>
         <w:t xml:space="preserve">Conversión de protocolos:</w:t>
       </w:r>
@@ -1068,8 +1083,8 @@
       </w:r>
       <w:r>
         <w:rPr>
-          <w:b/>
-          <w:bCs/>
+          <w:bCs/>
+          <w:b/>
         </w:rPr>
         <w:t xml:space="preserve">Traducción de datos:</w:t>
       </w:r>
@@ -1090,8 +1105,8 @@
       </w:r>
       <w:r>
         <w:rPr>
-          <w:b/>
-          <w:bCs/>
+          <w:bCs/>
+          <w:b/>
         </w:rPr>
         <w:t xml:space="preserve">Seguridad:</w:t>
       </w:r>
@@ -1112,8 +1127,8 @@
       </w:r>
       <w:r>
         <w:rPr>
-          <w:b/>
-          <w:bCs/>
+          <w:bCs/>
+          <w:b/>
         </w:rPr>
         <w:t xml:space="preserve">Redundancia:</w:t>
       </w:r>
@@ -1134,8 +1149,8 @@
       </w:r>
       <w:r>
         <w:rPr>
-          <w:b/>
-          <w:bCs/>
+          <w:bCs/>
+          <w:b/>
         </w:rPr>
         <w:t xml:space="preserve">Monitoreo:</w:t>
       </w:r>
@@ -1146,8 +1161,8 @@
         <w:t xml:space="preserve">Supervisión de interfaces críticas</w:t>
       </w:r>
     </w:p>
-    <w:bookmarkEnd w:id="17"/>
-    <w:bookmarkStart w:id="18" w:name="por-qué-cronograma-de-9-meses-por-fases"/>
+    <w:bookmarkEnd w:id="28"/>
+    <w:bookmarkStart w:id="29" w:name="por-qué-cronograma-de-9-meses-por-fases"/>
     <w:p>
       <w:pPr>
         <w:pStyle w:val="Heading3"/>
@@ -1162,8 +1177,8 @@
       </w:pPr>
       <w:r>
         <w:rPr>
-          <w:b/>
-          <w:bCs/>
+          <w:bCs/>
+          <w:b/>
         </w:rPr>
         <w:t xml:space="preserve">Justificación de Fases:</w:t>
       </w:r>
@@ -1190,8 +1205,8 @@
       </w:r>
       <w:r>
         <w:rPr>
-          <w:b/>
-          <w:bCs/>
+          <w:bCs/>
+          <w:b/>
         </w:rPr>
         <w:t xml:space="preserve">Civil-Eléctrica</w:t>
       </w:r>
@@ -1212,8 +1227,8 @@
       </w:r>
       <w:r>
         <w:rPr>
-          <w:b/>
-          <w:bCs/>
+          <w:bCs/>
+          <w:b/>
         </w:rPr>
         <w:t xml:space="preserve">Eléctrica-Mecánica</w:t>
       </w:r>
@@ -1234,8 +1249,8 @@
       </w:r>
       <w:r>
         <w:rPr>
-          <w:b/>
-          <w:bCs/>
+          <w:bCs/>
+          <w:b/>
         </w:rPr>
         <w:t xml:space="preserve">Mecánica-Sistemas</w:t>
       </w:r>
@@ -1256,8 +1271,8 @@
       </w:r>
       <w:r>
         <w:rPr>
-          <w:b/>
-          <w:bCs/>
+          <w:bCs/>
+          <w:b/>
         </w:rPr>
         <w:t xml:space="preserve">Sistemas de Datos</w:t>
       </w:r>
@@ -1278,8 +1293,8 @@
       </w:r>
       <w:r>
         <w:rPr>
-          <w:b/>
-          <w:bCs/>
+          <w:bCs/>
+          <w:b/>
         </w:rPr>
         <w:t xml:space="preserve">Monitoreo</w:t>
       </w:r>
@@ -1300,8 +1315,8 @@
       </w:r>
       <w:r>
         <w:rPr>
-          <w:b/>
-          <w:bCs/>
+          <w:bCs/>
+          <w:b/>
         </w:rPr>
         <w:t xml:space="preserve">Control</w:t>
       </w:r>
@@ -1322,8 +1337,8 @@
       </w:r>
       <w:r>
         <w:rPr>
-          <w:b/>
-          <w:bCs/>
+          <w:bCs/>
+          <w:b/>
         </w:rPr>
         <w:t xml:space="preserve">Pruebas</w:t>
       </w:r>
@@ -1334,8 +1349,8 @@
         <w:t xml:space="preserve">| 1 mes | Validación completa |</w:t>
       </w:r>
     </w:p>
-    <w:bookmarkEnd w:id="18"/>
-    <w:bookmarkStart w:id="19" w:name="por-qué-interoperabilidad-con-fenoco"/>
+    <w:bookmarkEnd w:id="29"/>
+    <w:bookmarkStart w:id="30" w:name="por-qué-interoperabilidad-con-fenoco"/>
     <w:p>
       <w:pPr>
         <w:pStyle w:val="Heading3"/>
@@ -1350,8 +1365,8 @@
       </w:pPr>
       <w:r>
         <w:rPr>
-          <w:b/>
-          <w:bCs/>
+          <w:bCs/>
+          <w:b/>
         </w:rPr>
         <w:t xml:space="preserve">Justificación Contractual (Cl13.1):</w:t>
       </w:r>
@@ -1366,8 +1381,8 @@
       </w:r>
       <w:r>
         <w:rPr>
-          <w:b/>
-          <w:bCs/>
+          <w:bCs/>
+          <w:b/>
         </w:rPr>
         <w:t xml:space="preserve">Red ferroviaria nacional:</w:t>
       </w:r>
@@ -1388,8 +1403,8 @@
       </w:r>
       <w:r>
         <w:rPr>
-          <w:b/>
-          <w:bCs/>
+          <w:bCs/>
+          <w:b/>
         </w:rPr>
         <w:t xml:space="preserve">Compatibilidad operativa:</w:t>
       </w:r>
@@ -1410,8 +1425,8 @@
       </w:r>
       <w:r>
         <w:rPr>
-          <w:b/>
-          <w:bCs/>
+          <w:bCs/>
+          <w:b/>
         </w:rPr>
         <w:t xml:space="preserve">Protocolos FRA/AREMA:</w:t>
       </w:r>
@@ -1432,8 +1447,8 @@
       </w:r>
       <w:r>
         <w:rPr>
-          <w:b/>
-          <w:bCs/>
+          <w:bCs/>
+          <w:b/>
         </w:rPr>
         <w:t xml:space="preserve">Coordinación:</w:t>
       </w:r>
@@ -1454,8 +1469,8 @@
       </w:r>
       <w:r>
         <w:rPr>
-          <w:b/>
-          <w:bCs/>
+          <w:bCs/>
+          <w:b/>
         </w:rPr>
         <w:t xml:space="preserve">Eficiencia:</w:t>
       </w:r>
@@ -1466,8 +1481,8 @@
         <w:t xml:space="preserve">Optimización de recursos nacionales</w:t>
       </w:r>
     </w:p>
-    <w:bookmarkEnd w:id="19"/>
-    <w:bookmarkStart w:id="20" w:name="por-qué-disponibilidad-99.95"/>
+    <w:bookmarkEnd w:id="30"/>
+    <w:bookmarkStart w:id="31" w:name="por-qué-disponibilidad-99.95"/>
     <w:p>
       <w:pPr>
         <w:pStyle w:val="Heading3"/>
@@ -1482,8 +1497,8 @@
       </w:pPr>
       <w:r>
         <w:rPr>
-          <w:b/>
-          <w:bCs/>
+          <w:bCs/>
+          <w:b/>
         </w:rPr>
         <w:t xml:space="preserve">Justificación Técnica:</w:t>
       </w:r>
@@ -1498,8 +1513,8 @@
       </w:r>
       <w:r>
         <w:rPr>
-          <w:b/>
-          <w:bCs/>
+          <w:bCs/>
+          <w:b/>
         </w:rPr>
         <w:t xml:space="preserve">Sistema crítico:</w:t>
       </w:r>
@@ -1520,8 +1535,8 @@
       </w:r>
       <w:r>
         <w:rPr>
-          <w:b/>
-          <w:bCs/>
+          <w:bCs/>
+          <w:b/>
         </w:rPr>
         <w:t xml:space="preserve">Dependencias:</w:t>
       </w:r>
@@ -1542,8 +1557,8 @@
       </w:r>
       <w:r>
         <w:rPr>
-          <w:b/>
-          <w:bCs/>
+          <w:bCs/>
+          <w:b/>
         </w:rPr>
         <w:t xml:space="preserve">Redundancia:</w:t>
       </w:r>
@@ -1564,8 +1579,8 @@
       </w:r>
       <w:r>
         <w:rPr>
-          <w:b/>
-          <w:bCs/>
+          <w:bCs/>
+          <w:b/>
         </w:rPr>
         <w:t xml:space="preserve">Respaldo:</w:t>
       </w:r>
@@ -1586,8 +1601,8 @@
       </w:r>
       <w:r>
         <w:rPr>
-          <w:b/>
-          <w:bCs/>
+          <w:bCs/>
+          <w:b/>
         </w:rPr>
         <w:t xml:space="preserve">Monitoreo:</w:t>
       </w:r>
@@ -1605,9 +1620,9 @@
         </w:pict>
       </w:r>
     </w:p>
-    <w:bookmarkEnd w:id="20"/>
-    <w:bookmarkEnd w:id="21"/>
-    <w:bookmarkStart w:id="25" w:name="función-y-propósito-del-sistema"/>
+    <w:bookmarkEnd w:id="31"/>
+    <w:bookmarkEnd w:id="32"/>
+    <w:bookmarkStart w:id="36" w:name="función-y-propósito-del-sistema"/>
     <w:p>
       <w:pPr>
         <w:pStyle w:val="Heading2"/>
@@ -1616,7 +1631,7 @@
         <w:t xml:space="preserve">🎯 FUNCIÓN Y PROPÓSITO DEL SISTEMA</w:t>
       </w:r>
     </w:p>
-    <w:bookmarkStart w:id="22" w:name="qué-hace-este-sistema"/>
+    <w:bookmarkStart w:id="33" w:name="qué-hace-este-sistema"/>
     <w:p>
       <w:pPr>
         <w:pStyle w:val="Heading3"/>
@@ -1637,8 +1652,8 @@
       </w:r>
       <w:r>
         <w:rPr>
-          <w:b/>
-          <w:bCs/>
+          <w:bCs/>
+          <w:b/>
         </w:rPr>
         <w:t xml:space="preserve">coordinación integral</w:t>
       </w:r>
@@ -1659,8 +1674,8 @@
       </w:r>
       <w:r>
         <w:rPr>
-          <w:b/>
-          <w:bCs/>
+          <w:bCs/>
+          <w:b/>
         </w:rPr>
         <w:t xml:space="preserve">Interfaces:</w:t>
       </w:r>
@@ -1681,8 +1696,8 @@
       </w:r>
       <w:r>
         <w:rPr>
-          <w:b/>
-          <w:bCs/>
+          <w:bCs/>
+          <w:b/>
         </w:rPr>
         <w:t xml:space="preserve">Protocolos:</w:t>
       </w:r>
@@ -1703,8 +1718,8 @@
       </w:r>
       <w:r>
         <w:rPr>
-          <w:b/>
-          <w:bCs/>
+          <w:bCs/>
+          <w:b/>
         </w:rPr>
         <w:t xml:space="preserve">APIs:</w:t>
       </w:r>
@@ -1725,8 +1740,8 @@
       </w:r>
       <w:r>
         <w:rPr>
-          <w:b/>
-          <w:bCs/>
+          <w:bCs/>
+          <w:b/>
         </w:rPr>
         <w:t xml:space="preserve">Coordinación:</w:t>
       </w:r>
@@ -1737,8 +1752,8 @@
         <w:t xml:space="preserve">Gestión de dependencias y sincronización</w:t>
       </w:r>
     </w:p>
-    <w:bookmarkEnd w:id="22"/>
-    <w:bookmarkStart w:id="23" w:name="por-qué-lo-necesitamos"/>
+    <w:bookmarkEnd w:id="33"/>
+    <w:bookmarkStart w:id="34" w:name="por-qué-lo-necesitamos"/>
     <w:p>
       <w:pPr>
         <w:pStyle w:val="Heading3"/>
@@ -1749,16 +1764,16 @@
     </w:p>
     <w:p>
       <w:pPr>
-        <w:pStyle w:val="Compact"/>
         <w:numPr>
           <w:ilvl w:val="0"/>
           <w:numId w:val="1002"/>
         </w:numPr>
-      </w:pPr>
-      <w:r>
-        <w:rPr>
-          <w:b/>
-          <w:bCs/>
+        <w:pStyle w:val="Compact"/>
+      </w:pPr>
+      <w:r>
+        <w:rPr>
+          <w:bCs/>
+          <w:b/>
         </w:rPr>
         <w:t xml:space="preserve">Integración:</w:t>
       </w:r>
@@ -1771,16 +1786,16 @@
     </w:p>
     <w:p>
       <w:pPr>
-        <w:pStyle w:val="Compact"/>
         <w:numPr>
           <w:ilvl w:val="0"/>
           <w:numId w:val="1002"/>
         </w:numPr>
-      </w:pPr>
-      <w:r>
-        <w:rPr>
-          <w:b/>
-          <w:bCs/>
+        <w:pStyle w:val="Compact"/>
+      </w:pPr>
+      <w:r>
+        <w:rPr>
+          <w:bCs/>
+          <w:b/>
         </w:rPr>
         <w:t xml:space="preserve">Eficiencia:</w:t>
       </w:r>
@@ -1793,16 +1808,16 @@
     </w:p>
     <w:p>
       <w:pPr>
-        <w:pStyle w:val="Compact"/>
         <w:numPr>
           <w:ilvl w:val="0"/>
           <w:numId w:val="1002"/>
         </w:numPr>
-      </w:pPr>
-      <w:r>
-        <w:rPr>
-          <w:b/>
-          <w:bCs/>
+        <w:pStyle w:val="Compact"/>
+      </w:pPr>
+      <w:r>
+        <w:rPr>
+          <w:bCs/>
+          <w:b/>
         </w:rPr>
         <w:t xml:space="preserve">Mantenimiento:</w:t>
       </w:r>
@@ -1815,16 +1830,16 @@
     </w:p>
     <w:p>
       <w:pPr>
-        <w:pStyle w:val="Compact"/>
         <w:numPr>
           <w:ilvl w:val="0"/>
           <w:numId w:val="1002"/>
         </w:numPr>
-      </w:pPr>
-      <w:r>
-        <w:rPr>
-          <w:b/>
-          <w:bCs/>
+        <w:pStyle w:val="Compact"/>
+      </w:pPr>
+      <w:r>
+        <w:rPr>
+          <w:bCs/>
+          <w:b/>
         </w:rPr>
         <w:t xml:space="preserve">Escalabilidad:</w:t>
       </w:r>
@@ -1835,8 +1850,8 @@
         <w:t xml:space="preserve">Facilidad para futuras expansiones</w:t>
       </w:r>
     </w:p>
-    <w:bookmarkEnd w:id="23"/>
-    <w:bookmarkStart w:id="24" w:name="cómo-se-integra-con-otros-sistemas"/>
+    <w:bookmarkEnd w:id="34"/>
+    <w:bookmarkStart w:id="35" w:name="cómo-se-integra-con-otros-sistemas"/>
     <w:p>
       <w:pPr>
         <w:pStyle w:val="Heading3"/>
@@ -1853,7 +1868,7 @@
         <w:rPr>
           <w:rStyle w:val="VerbatimChar"/>
         </w:rPr>
-        <w:t xml:space="preserve">[Control y Señalización] ←→ [Integración y Coordinación] ←→ [Telecomunicaciones]</w:t>
+        <w:t xml:space="preserve">[Control y Senalización] ←→ [Integración y Coordinación] ←→ [Telecomunicaciones]</w:t>
       </w:r>
       <w:r>
         <w:br/>
@@ -1899,9 +1914,9 @@
         </w:pict>
       </w:r>
     </w:p>
-    <w:bookmarkEnd w:id="24"/>
-    <w:bookmarkEnd w:id="25"/>
-    <w:bookmarkStart w:id="30" w:name="componentes-principales"/>
+    <w:bookmarkEnd w:id="35"/>
+    <w:bookmarkEnd w:id="36"/>
+    <w:bookmarkStart w:id="41" w:name="componentes-principales"/>
     <w:p>
       <w:pPr>
         <w:pStyle w:val="Heading2"/>
@@ -1910,7 +1925,7 @@
         <w:t xml:space="preserve">🏗️ COMPONENTES PRINCIPALES</w:t>
       </w:r>
     </w:p>
-    <w:bookmarkStart w:id="26" w:name="interfaces-entre-sistemas---comunicación"/>
+    <w:bookmarkStart w:id="37" w:name="interfaces-entre-sistemas---comunicación"/>
     <w:p>
       <w:pPr>
         <w:pStyle w:val="Heading3"/>
@@ -1925,8 +1940,8 @@
       </w:pPr>
       <w:r>
         <w:rPr>
-          <w:b/>
-          <w:bCs/>
+          <w:bCs/>
+          <w:b/>
         </w:rPr>
         <w:t xml:space="preserve">Propósito:</w:t>
       </w:r>
@@ -1943,8 +1958,8 @@
       </w:pPr>
       <w:r>
         <w:rPr>
-          <w:b/>
-          <w:bCs/>
+          <w:bCs/>
+          <w:b/>
         </w:rPr>
         <w:t xml:space="preserve">Componentes instalados:</w:t>
       </w:r>
@@ -2003,8 +2018,8 @@
       </w:pPr>
       <w:r>
         <w:rPr>
-          <w:b/>
-          <w:bCs/>
+          <w:bCs/>
+          <w:b/>
         </w:rPr>
         <w:t xml:space="preserve">Estado general:</w:t>
       </w:r>
@@ -2015,8 +2030,8 @@
         <w:t xml:space="preserve">🟡 En progreso</w:t>
       </w:r>
     </w:p>
-    <w:bookmarkEnd w:id="26"/>
-    <w:bookmarkStart w:id="27" w:name="protocolos-de-comunicación---estándares"/>
+    <w:bookmarkEnd w:id="37"/>
+    <w:bookmarkStart w:id="38" w:name="protocolos-de-comunicación---estándares"/>
     <w:p>
       <w:pPr>
         <w:pStyle w:val="Heading3"/>
@@ -2031,8 +2046,8 @@
       </w:pPr>
       <w:r>
         <w:rPr>
-          <w:b/>
-          <w:bCs/>
+          <w:bCs/>
+          <w:b/>
         </w:rPr>
         <w:t xml:space="preserve">Propósito:</w:t>
       </w:r>
@@ -2049,8 +2064,8 @@
       </w:pPr>
       <w:r>
         <w:rPr>
-          <w:b/>
-          <w:bCs/>
+          <w:bCs/>
+          <w:b/>
         </w:rPr>
         <w:t xml:space="preserve">Componentes instalados:</w:t>
       </w:r>
@@ -2094,7 +2109,7 @@
         <w:t xml:space="preserve"> </w:t>
       </w:r>
       <w:r>
-        <w:t xml:space="preserve">| Protocolo RED TETRA (Misión Crítica) | 1 unidad | Comunicación móvil | ✅ Disponible |</w:t>
+        <w:t xml:space="preserve">| Protocolo Red Vital IP / TETRA | 1 unidad | Comunicación móvil | ✅ Disponible |</w:t>
       </w:r>
       <w:r>
         <w:t xml:space="preserve"> </w:t>
@@ -2109,8 +2124,8 @@
       </w:pPr>
       <w:r>
         <w:rPr>
-          <w:b/>
-          <w:bCs/>
+          <w:bCs/>
+          <w:b/>
         </w:rPr>
         <w:t xml:space="preserve">Estado general:</w:t>
       </w:r>
@@ -2121,8 +2136,8 @@
         <w:t xml:space="preserve">🟢 En cronograma</w:t>
       </w:r>
     </w:p>
-    <w:bookmarkEnd w:id="27"/>
-    <w:bookmarkStart w:id="28" w:name="apis-de-integración---programación"/>
+    <w:bookmarkEnd w:id="38"/>
+    <w:bookmarkStart w:id="39" w:name="apis-de-integración---programación"/>
     <w:p>
       <w:pPr>
         <w:pStyle w:val="Heading3"/>
@@ -2137,8 +2152,8 @@
       </w:pPr>
       <w:r>
         <w:rPr>
-          <w:b/>
-          <w:bCs/>
+          <w:bCs/>
+          <w:b/>
         </w:rPr>
         <w:t xml:space="preserve">Propósito:</w:t>
       </w:r>
@@ -2155,8 +2170,8 @@
       </w:pPr>
       <w:r>
         <w:rPr>
-          <w:b/>
-          <w:bCs/>
+          <w:bCs/>
+          <w:b/>
         </w:rPr>
         <w:t xml:space="preserve">Componentes instalados:</w:t>
       </w:r>
@@ -2176,7 +2191,7 @@
         <w:t xml:space="preserve"> </w:t>
       </w:r>
       <w:r>
-        <w:t xml:space="preserve">| API Control y Señalización | 1 unidad | REST API | ⏳ En desarrollo |</w:t>
+        <w:t xml:space="preserve">| API Control y Senalización | 1 unidad | REST API | ⏳ En desarrollo |</w:t>
       </w:r>
       <w:r>
         <w:t xml:space="preserve"> </w:t>
@@ -2215,8 +2230,8 @@
       </w:pPr>
       <w:r>
         <w:rPr>
-          <w:b/>
-          <w:bCs/>
+          <w:bCs/>
+          <w:b/>
         </w:rPr>
         <w:t xml:space="preserve">Estado general:</w:t>
       </w:r>
@@ -2227,8 +2242,8 @@
         <w:t xml:space="preserve">🟡 En progreso</w:t>
       </w:r>
     </w:p>
-    <w:bookmarkEnd w:id="28"/>
-    <w:bookmarkStart w:id="29" w:name="sistemas-de-coordinación---gestión"/>
+    <w:bookmarkEnd w:id="39"/>
+    <w:bookmarkStart w:id="40" w:name="sistemas-de-coordinación---gestión"/>
     <w:p>
       <w:pPr>
         <w:pStyle w:val="Heading3"/>
@@ -2243,8 +2258,8 @@
       </w:pPr>
       <w:r>
         <w:rPr>
-          <w:b/>
-          <w:bCs/>
+          <w:bCs/>
+          <w:b/>
         </w:rPr>
         <w:t xml:space="preserve">Propósito:</w:t>
       </w:r>
@@ -2261,8 +2276,8 @@
       </w:pPr>
       <w:r>
         <w:rPr>
-          <w:b/>
-          <w:bCs/>
+          <w:bCs/>
+          <w:b/>
         </w:rPr>
         <w:t xml:space="preserve">Componentes instalados:</w:t>
       </w:r>
@@ -2315,8 +2330,8 @@
       </w:pPr>
       <w:r>
         <w:rPr>
-          <w:b/>
-          <w:bCs/>
+          <w:bCs/>
+          <w:b/>
         </w:rPr>
         <w:t xml:space="preserve">Estado general:</w:t>
       </w:r>
@@ -2334,9 +2349,9 @@
         </w:pict>
       </w:r>
     </w:p>
-    <w:bookmarkEnd w:id="29"/>
-    <w:bookmarkEnd w:id="30"/>
-    <w:bookmarkStart w:id="33" w:name="especificaciones-técnicas-clave"/>
+    <w:bookmarkEnd w:id="40"/>
+    <w:bookmarkEnd w:id="41"/>
+    <w:bookmarkStart w:id="44" w:name="especificaciones-técnicas-clave"/>
     <w:p>
       <w:pPr>
         <w:pStyle w:val="Heading2"/>
@@ -2345,7 +2360,7 @@
         <w:t xml:space="preserve">📐 ESPECIFICACIONES TÉCNICAS CLAVE</w:t>
       </w:r>
     </w:p>
-    <w:bookmarkStart w:id="31" w:name="tabla-consolidada-de-especificaciones"/>
+    <w:bookmarkStart w:id="42" w:name="tabla-consolidada-de-especificaciones"/>
     <w:p>
       <w:pPr>
         <w:pStyle w:val="Heading3"/>
@@ -2359,6 +2374,7 @@
         <w:tblStyle w:val="Table"/>
         <w:tblW w:type="auto" w:w="0"/>
         <w:tblLook w:firstRow="1" w:lastRow="0" w:firstColumn="0" w:lastColumn="0" w:noHBand="0" w:noVBand="0" w:val="0020"/>
+        <w:jc w:val="start"/>
       </w:tblPr>
       <w:tblGrid>
         <w:gridCol w:w="2640"/>
@@ -2367,7 +2383,7 @@
       </w:tblGrid>
       <w:tr>
         <w:trPr>
-          <w:tblHeader w:val="on"/>
+          <w:tblHeader w:val="true"/>
         </w:trPr>
         <w:tc>
           <w:tcPr/>
@@ -2635,8 +2651,8 @@
         </w:tc>
       </w:tr>
     </w:tbl>
-    <w:bookmarkEnd w:id="31"/>
-    <w:bookmarkStart w:id="32" w:name="criterios-de-aceptación"/>
+    <w:bookmarkEnd w:id="42"/>
+    <w:bookmarkStart w:id="43" w:name="criterios-de-aceptación"/>
     <w:p>
       <w:pPr>
         <w:pStyle w:val="Heading3"/>
@@ -2647,11 +2663,11 @@
     </w:p>
     <w:p>
       <w:pPr>
-        <w:pStyle w:val="Compact"/>
         <w:numPr>
           <w:ilvl w:val="0"/>
           <w:numId w:val="1003"/>
         </w:numPr>
+        <w:pStyle w:val="Compact"/>
       </w:pPr>
       <w:r>
         <w:t xml:space="preserve">✅ 25 interfaces operativas entre sistemas</w:t>
@@ -2659,11 +2675,11 @@
     </w:p>
     <w:p>
       <w:pPr>
-        <w:pStyle w:val="Compact"/>
         <w:numPr>
           <w:ilvl w:val="0"/>
           <w:numId w:val="1003"/>
         </w:numPr>
+        <w:pStyle w:val="Compact"/>
       </w:pPr>
       <w:r>
         <w:t xml:space="preserve">✅ 15 protocolos de comunicación implementados</w:t>
@@ -2671,11 +2687,11 @@
     </w:p>
     <w:p>
       <w:pPr>
-        <w:pStyle w:val="Compact"/>
         <w:numPr>
           <w:ilvl w:val="0"/>
           <w:numId w:val="1003"/>
         </w:numPr>
+        <w:pStyle w:val="Compact"/>
       </w:pPr>
       <w:r>
         <w:t xml:space="preserve">✅ 12 APIs de integración funcionales</w:t>
@@ -2683,11 +2699,11 @@
     </w:p>
     <w:p>
       <w:pPr>
-        <w:pStyle w:val="Compact"/>
         <w:numPr>
           <w:ilvl w:val="0"/>
           <w:numId w:val="1003"/>
         </w:numPr>
+        <w:pStyle w:val="Compact"/>
       </w:pPr>
       <w:r>
         <w:t xml:space="preserve">✅ Disponibilidad 99.95% de coordinación</w:t>
@@ -2695,11 +2711,11 @@
     </w:p>
     <w:p>
       <w:pPr>
-        <w:pStyle w:val="Compact"/>
         <w:numPr>
           <w:ilvl w:val="0"/>
           <w:numId w:val="1003"/>
         </w:numPr>
+        <w:pStyle w:val="Compact"/>
       </w:pPr>
       <w:r>
         <w:t xml:space="preserve">✅ Tiempo de respuesta &lt; 100ms</w:t>
@@ -2712,9 +2728,9 @@
         </w:pict>
       </w:r>
     </w:p>
-    <w:bookmarkEnd w:id="32"/>
-    <w:bookmarkEnd w:id="33"/>
-    <w:bookmarkStart w:id="36" w:name="ubicación-y-despliegue"/>
+    <w:bookmarkEnd w:id="43"/>
+    <w:bookmarkEnd w:id="44"/>
+    <w:bookmarkStart w:id="47" w:name="ubicación-y-despliegue"/>
     <w:p>
       <w:pPr>
         <w:pStyle w:val="Heading2"/>
@@ -2723,7 +2739,7 @@
         <w:t xml:space="preserve">📍 UBICACIÓN Y DESPLIEGUE</w:t>
       </w:r>
     </w:p>
-    <w:bookmarkStart w:id="34" w:name="mapa-de-despliegue"/>
+    <w:bookmarkStart w:id="45" w:name="mapa-de-despliegue"/>
     <w:p>
       <w:pPr>
         <w:pStyle w:val="Heading3"/>
@@ -2740,8 +2756,8 @@
         <w:t xml:space="preserve">El sistema de integración y coordinación se despliega centralmente en el CCO La Dorada, con componentes distribuidos en todas las estaciones y sistemas del corredor.</w:t>
       </w:r>
     </w:p>
-    <w:bookmarkEnd w:id="34"/>
-    <w:bookmarkStart w:id="35" w:name="tabla-de-sitios-principales"/>
+    <w:bookmarkEnd w:id="45"/>
+    <w:bookmarkStart w:id="46" w:name="tabla-de-sitios-principales"/>
     <w:p>
       <w:pPr>
         <w:pStyle w:val="Heading3"/>
@@ -2754,8 +2770,9 @@
       <w:tblPr>
         <w:tblStyle w:val="Table"/>
         <w:tblW w:type="pct" w:w="5000"/>
+        <w:tblLook w:firstRow="1" w:lastRow="0" w:firstColumn="0" w:lastColumn="0" w:noHBand="0" w:noVBand="0" w:val="0020"/>
+        <w:jc w:val="start"/>
         <w:tblLayout w:type="fixed"/>
-        <w:tblLook w:firstRow="1" w:lastRow="0" w:firstColumn="0" w:lastColumn="0" w:noHBand="0" w:noVBand="0" w:val="0020"/>
       </w:tblPr>
       <w:tblGrid>
         <w:gridCol w:w="1386"/>
@@ -2765,7 +2782,7 @@
       </w:tblGrid>
       <w:tr>
         <w:trPr>
-          <w:tblHeader w:val="on"/>
+          <w:tblHeader w:val="true"/>
         </w:trPr>
         <w:tc>
           <w:tcPr/>
@@ -3024,9 +3041,9 @@
         </w:pict>
       </w:r>
     </w:p>
-    <w:bookmarkEnd w:id="35"/>
-    <w:bookmarkEnd w:id="36"/>
-    <w:bookmarkStart w:id="40" w:name="operación-y-mantenimiento"/>
+    <w:bookmarkEnd w:id="46"/>
+    <w:bookmarkEnd w:id="47"/>
+    <w:bookmarkStart w:id="51" w:name="operación-y-mantenimiento"/>
     <w:p>
       <w:pPr>
         <w:pStyle w:val="Heading2"/>
@@ -3035,7 +3052,7 @@
         <w:t xml:space="preserve">⚙️ OPERACIÓN Y MANTENIMIENTO</w:t>
       </w:r>
     </w:p>
-    <w:bookmarkStart w:id="37" w:name="operación-normal"/>
+    <w:bookmarkStart w:id="48" w:name="operación-normal"/>
     <w:p>
       <w:pPr>
         <w:pStyle w:val="Heading3"/>
@@ -3052,8 +3069,8 @@
         <w:t xml:space="preserve">El sistema de integración y coordinación opera 24/7 proporcionando coordinación continua entre todos los sistemas técnicos, con monitoreo automático de la integridad de las interfaces.</w:t>
       </w:r>
     </w:p>
-    <w:bookmarkEnd w:id="37"/>
-    <w:bookmarkStart w:id="38" w:name="mantenimiento-preventivo"/>
+    <w:bookmarkEnd w:id="48"/>
+    <w:bookmarkStart w:id="49" w:name="mantenimiento-preventivo"/>
     <w:p>
       <w:pPr>
         <w:pStyle w:val="Heading3"/>
@@ -3064,16 +3081,16 @@
     </w:p>
     <w:p>
       <w:pPr>
-        <w:pStyle w:val="Compact"/>
         <w:numPr>
           <w:ilvl w:val="0"/>
           <w:numId w:val="1004"/>
         </w:numPr>
-      </w:pPr>
-      <w:r>
-        <w:rPr>
-          <w:b/>
-          <w:bCs/>
+        <w:pStyle w:val="Compact"/>
+      </w:pPr>
+      <w:r>
+        <w:rPr>
+          <w:bCs/>
+          <w:b/>
         </w:rPr>
         <w:t xml:space="preserve">Diario:</w:t>
       </w:r>
@@ -3086,16 +3103,16 @@
     </w:p>
     <w:p>
       <w:pPr>
-        <w:pStyle w:val="Compact"/>
         <w:numPr>
           <w:ilvl w:val="0"/>
           <w:numId w:val="1004"/>
         </w:numPr>
-      </w:pPr>
-      <w:r>
-        <w:rPr>
-          <w:b/>
-          <w:bCs/>
+        <w:pStyle w:val="Compact"/>
+      </w:pPr>
+      <w:r>
+        <w:rPr>
+          <w:bCs/>
+          <w:b/>
         </w:rPr>
         <w:t xml:space="preserve">Semanal:</w:t>
       </w:r>
@@ -3108,16 +3125,16 @@
     </w:p>
     <w:p>
       <w:pPr>
-        <w:pStyle w:val="Compact"/>
         <w:numPr>
           <w:ilvl w:val="0"/>
           <w:numId w:val="1004"/>
         </w:numPr>
-      </w:pPr>
-      <w:r>
-        <w:rPr>
-          <w:b/>
-          <w:bCs/>
+        <w:pStyle w:val="Compact"/>
+      </w:pPr>
+      <w:r>
+        <w:rPr>
+          <w:bCs/>
+          <w:b/>
         </w:rPr>
         <w:t xml:space="preserve">Mensual:</w:t>
       </w:r>
@@ -3130,16 +3147,16 @@
     </w:p>
     <w:p>
       <w:pPr>
-        <w:pStyle w:val="Compact"/>
         <w:numPr>
           <w:ilvl w:val="0"/>
           <w:numId w:val="1004"/>
         </w:numPr>
-      </w:pPr>
-      <w:r>
-        <w:rPr>
-          <w:b/>
-          <w:bCs/>
+        <w:pStyle w:val="Compact"/>
+      </w:pPr>
+      <w:r>
+        <w:rPr>
+          <w:bCs/>
+          <w:b/>
         </w:rPr>
         <w:t xml:space="preserve">Trimestral:</w:t>
       </w:r>
@@ -3150,8 +3167,8 @@
         <w:t xml:space="preserve">Mantenimiento mayor de sistemas de coordinación</w:t>
       </w:r>
     </w:p>
-    <w:bookmarkEnd w:id="38"/>
-    <w:bookmarkStart w:id="39" w:name="respuesta-a-fallas"/>
+    <w:bookmarkEnd w:id="49"/>
+    <w:bookmarkStart w:id="50" w:name="respuesta-a-fallas"/>
     <w:p>
       <w:pPr>
         <w:pStyle w:val="Heading3"/>
@@ -3162,16 +3179,16 @@
     </w:p>
     <w:p>
       <w:pPr>
-        <w:pStyle w:val="Compact"/>
         <w:numPr>
           <w:ilvl w:val="0"/>
           <w:numId w:val="1005"/>
         </w:numPr>
-      </w:pPr>
-      <w:r>
-        <w:rPr>
-          <w:b/>
-          <w:bCs/>
+        <w:pStyle w:val="Compact"/>
+      </w:pPr>
+      <w:r>
+        <w:rPr>
+          <w:bCs/>
+          <w:b/>
         </w:rPr>
         <w:t xml:space="preserve">Detección automática</w:t>
       </w:r>
@@ -3184,16 +3201,16 @@
     </w:p>
     <w:p>
       <w:pPr>
-        <w:pStyle w:val="Compact"/>
         <w:numPr>
           <w:ilvl w:val="0"/>
           <w:numId w:val="1005"/>
         </w:numPr>
-      </w:pPr>
-      <w:r>
-        <w:rPr>
-          <w:b/>
-          <w:bCs/>
+        <w:pStyle w:val="Compact"/>
+      </w:pPr>
+      <w:r>
+        <w:rPr>
+          <w:bCs/>
+          <w:b/>
         </w:rPr>
         <w:t xml:space="preserve">Notificación inmediata</w:t>
       </w:r>
@@ -3206,16 +3223,16 @@
     </w:p>
     <w:p>
       <w:pPr>
-        <w:pStyle w:val="Compact"/>
         <w:numPr>
           <w:ilvl w:val="0"/>
           <w:numId w:val="1005"/>
         </w:numPr>
-      </w:pPr>
-      <w:r>
-        <w:rPr>
-          <w:b/>
-          <w:bCs/>
+        <w:pStyle w:val="Compact"/>
+      </w:pPr>
+      <w:r>
+        <w:rPr>
+          <w:bCs/>
+          <w:b/>
         </w:rPr>
         <w:t xml:space="preserve">Conmutación automática</w:t>
       </w:r>
@@ -3228,16 +3245,16 @@
     </w:p>
     <w:p>
       <w:pPr>
-        <w:pStyle w:val="Compact"/>
         <w:numPr>
           <w:ilvl w:val="0"/>
           <w:numId w:val="1005"/>
         </w:numPr>
-      </w:pPr>
-      <w:r>
-        <w:rPr>
-          <w:b/>
-          <w:bCs/>
+        <w:pStyle w:val="Compact"/>
+      </w:pPr>
+      <w:r>
+        <w:rPr>
+          <w:bCs/>
+          <w:b/>
         </w:rPr>
         <w:t xml:space="preserve">Reparación</w:t>
       </w:r>
@@ -3250,16 +3267,16 @@
     </w:p>
     <w:p>
       <w:pPr>
-        <w:pStyle w:val="Compact"/>
         <w:numPr>
           <w:ilvl w:val="0"/>
           <w:numId w:val="1005"/>
         </w:numPr>
-      </w:pPr>
-      <w:r>
-        <w:rPr>
-          <w:b/>
-          <w:bCs/>
+        <w:pStyle w:val="Compact"/>
+      </w:pPr>
+      <w:r>
+        <w:rPr>
+          <w:bCs/>
+          <w:b/>
         </w:rPr>
         <w:t xml:space="preserve">Verificación</w:t>
       </w:r>
@@ -3277,9 +3294,9 @@
         </w:pict>
       </w:r>
     </w:p>
-    <w:bookmarkEnd w:id="39"/>
-    <w:bookmarkEnd w:id="40"/>
-    <w:bookmarkStart w:id="43" w:name="interfaces-con-otros-sistemas"/>
+    <w:bookmarkEnd w:id="50"/>
+    <w:bookmarkEnd w:id="51"/>
+    <w:bookmarkStart w:id="54" w:name="interfaces-con-otros-sistemas"/>
     <w:p>
       <w:pPr>
         <w:pStyle w:val="Heading2"/>
@@ -3288,7 +3305,7 @@
         <w:t xml:space="preserve">🔗 INTERFACES CON OTROS SISTEMAS</w:t>
       </w:r>
     </w:p>
-    <w:bookmarkStart w:id="41" w:name="diagrama-de-interfaces"/>
+    <w:bookmarkStart w:id="52" w:name="diagrama-de-interfaces"/>
     <w:p>
       <w:pPr>
         <w:pStyle w:val="Heading3"/>
@@ -3305,7 +3322,7 @@
         <w:rPr>
           <w:rStyle w:val="VerbatimChar"/>
         </w:rPr>
-        <w:t xml:space="preserve">[Control y Señalización] ←→ [Integración y Coordinación] ←→ [Telecomunicaciones]</w:t>
+        <w:t xml:space="preserve">[Control y Senalización] ←→ [Integración y Coordinación] ←→ [Telecomunicaciones]</w:t>
       </w:r>
       <w:r>
         <w:br/>
@@ -3344,8 +3361,8 @@
         <w:t xml:space="preserve">[Infraestructura] ←→ [Integración y Coordinación] ←→ [Sistemas Externos]</w:t>
       </w:r>
     </w:p>
-    <w:bookmarkEnd w:id="41"/>
-    <w:bookmarkStart w:id="42" w:name="tabla-de-interfaces-críticas"/>
+    <w:bookmarkEnd w:id="52"/>
+    <w:bookmarkStart w:id="53" w:name="tabla-de-interfaces-críticas"/>
     <w:p>
       <w:pPr>
         <w:pStyle w:val="Heading3"/>
@@ -3358,8 +3375,9 @@
       <w:tblPr>
         <w:tblStyle w:val="Table"/>
         <w:tblW w:type="pct" w:w="5000"/>
+        <w:tblLook w:firstRow="1" w:lastRow="0" w:firstColumn="0" w:lastColumn="0" w:noHBand="0" w:noVBand="0" w:val="0020"/>
+        <w:jc w:val="start"/>
         <w:tblLayout w:type="fixed"/>
-        <w:tblLook w:firstRow="1" w:lastRow="0" w:firstColumn="0" w:lastColumn="0" w:noHBand="0" w:noVBand="0" w:val="0020"/>
       </w:tblPr>
       <w:tblGrid>
         <w:gridCol w:w="1370"/>
@@ -3369,7 +3387,7 @@
       </w:tblGrid>
       <w:tr>
         <w:trPr>
-          <w:tblHeader w:val="on"/>
+          <w:tblHeader w:val="true"/>
         </w:trPr>
         <w:tc>
           <w:tcPr/>
@@ -3429,7 +3447,7 @@
               <w:jc w:val="left"/>
             </w:pPr>
             <w:r>
-              <w:t xml:space="preserve">Control y Señalización</w:t>
+              <w:t xml:space="preserve">Control y Senalización</w:t>
             </w:r>
           </w:p>
         </w:tc>
@@ -3491,7 +3509,7 @@
               <w:jc w:val="left"/>
             </w:pPr>
             <w:r>
-              <w:t xml:space="preserve">TETRA + RED TETRA (Misión Crítica)</w:t>
+              <w:t xml:space="preserve">TETRA + Red Vital IP / TETRA</w:t>
             </w:r>
           </w:p>
         </w:tc>
@@ -3628,9 +3646,9 @@
         </w:pict>
       </w:r>
     </w:p>
-    <w:bookmarkEnd w:id="42"/>
-    <w:bookmarkEnd w:id="43"/>
-    <w:bookmarkStart w:id="44" w:name="riesgos-y-mitigaciones"/>
+    <w:bookmarkEnd w:id="53"/>
+    <w:bookmarkEnd w:id="54"/>
+    <w:bookmarkStart w:id="55" w:name="riesgos-y-mitigaciones"/>
     <w:p>
       <w:pPr>
         <w:pStyle w:val="Heading2"/>
@@ -3643,8 +3661,9 @@
       <w:tblPr>
         <w:tblStyle w:val="Table"/>
         <w:tblW w:type="pct" w:w="5000"/>
+        <w:tblLook w:firstRow="1" w:lastRow="0" w:firstColumn="0" w:lastColumn="0" w:noHBand="0" w:noVBand="0" w:val="0020"/>
+        <w:jc w:val="start"/>
         <w:tblLayout w:type="fixed"/>
-        <w:tblLook w:firstRow="1" w:lastRow="0" w:firstColumn="0" w:lastColumn="0" w:noHBand="0" w:noVBand="0" w:val="0020"/>
       </w:tblPr>
       <w:tblGrid>
         <w:gridCol w:w="1218"/>
@@ -3655,7 +3674,7 @@
       </w:tblGrid>
       <w:tr>
         <w:trPr>
-          <w:tblHeader w:val="on"/>
+          <w:tblHeader w:val="true"/>
         </w:trPr>
         <w:tc>
           <w:tcPr/>
@@ -3974,8 +3993,8 @@
         </w:pict>
       </w:r>
     </w:p>
-    <w:bookmarkEnd w:id="44"/>
-    <w:bookmarkStart w:id="47" w:name="cumplimiento-contractual"/>
+    <w:bookmarkEnd w:id="55"/>
+    <w:bookmarkStart w:id="58" w:name="cumplimiento-contractual"/>
     <w:p>
       <w:pPr>
         <w:pStyle w:val="Heading2"/>
@@ -3984,7 +4003,7 @@
         <w:t xml:space="preserve">📋 CUMPLIMIENTO CONTRACTUAL</w:t>
       </w:r>
     </w:p>
-    <w:bookmarkStart w:id="45" w:name="obligaciones-clave-del-contrato"/>
+    <w:bookmarkStart w:id="56" w:name="obligaciones-clave-del-contrato"/>
     <w:p>
       <w:pPr>
         <w:pStyle w:val="Heading3"/>
@@ -3995,11 +4014,11 @@
     </w:p>
     <w:p>
       <w:pPr>
-        <w:pStyle w:val="Compact"/>
         <w:numPr>
           <w:ilvl w:val="0"/>
           <w:numId w:val="1006"/>
         </w:numPr>
+        <w:pStyle w:val="Compact"/>
       </w:pPr>
       <w:r>
         <w:t xml:space="preserve">✅</w:t>
@@ -4009,8 +4028,8 @@
       </w:r>
       <w:r>
         <w:rPr>
-          <w:b/>
-          <w:bCs/>
+          <w:bCs/>
+          <w:b/>
         </w:rPr>
         <w:t xml:space="preserve">AT1 - Integración:</w:t>
       </w:r>
@@ -4023,11 +4042,11 @@
     </w:p>
     <w:p>
       <w:pPr>
-        <w:pStyle w:val="Compact"/>
         <w:numPr>
           <w:ilvl w:val="0"/>
           <w:numId w:val="1006"/>
         </w:numPr>
+        <w:pStyle w:val="Compact"/>
       </w:pPr>
       <w:r>
         <w:t xml:space="preserve">✅</w:t>
@@ -4037,8 +4056,8 @@
       </w:r>
       <w:r>
         <w:rPr>
-          <w:b/>
-          <w:bCs/>
+          <w:bCs/>
+          <w:b/>
         </w:rPr>
         <w:t xml:space="preserve">AT2 - Operación:</w:t>
       </w:r>
@@ -4051,11 +4070,11 @@
     </w:p>
     <w:p>
       <w:pPr>
-        <w:pStyle w:val="Compact"/>
         <w:numPr>
           <w:ilvl w:val="0"/>
           <w:numId w:val="1006"/>
         </w:numPr>
+        <w:pStyle w:val="Compact"/>
       </w:pPr>
       <w:r>
         <w:t xml:space="preserve">✅</w:t>
@@ -4065,8 +4084,8 @@
       </w:r>
       <w:r>
         <w:rPr>
-          <w:b/>
-          <w:bCs/>
+          <w:bCs/>
+          <w:b/>
         </w:rPr>
         <w:t xml:space="preserve">AT3 - Especificaciones:</w:t>
       </w:r>
@@ -4079,11 +4098,11 @@
     </w:p>
     <w:p>
       <w:pPr>
-        <w:pStyle w:val="Compact"/>
         <w:numPr>
           <w:ilvl w:val="0"/>
           <w:numId w:val="1006"/>
         </w:numPr>
+        <w:pStyle w:val="Compact"/>
       </w:pPr>
       <w:r>
         <w:t xml:space="preserve">✅</w:t>
@@ -4093,8 +4112,8 @@
       </w:r>
       <w:r>
         <w:rPr>
-          <w:b/>
-          <w:bCs/>
+          <w:bCs/>
+          <w:b/>
         </w:rPr>
         <w:t xml:space="preserve">AT4 - Indicadores:</w:t>
       </w:r>
@@ -4107,11 +4126,11 @@
     </w:p>
     <w:p>
       <w:pPr>
-        <w:pStyle w:val="Compact"/>
         <w:numPr>
           <w:ilvl w:val="0"/>
           <w:numId w:val="1006"/>
         </w:numPr>
+        <w:pStyle w:val="Compact"/>
       </w:pPr>
       <w:r>
         <w:t xml:space="preserve">⏳</w:t>
@@ -4121,8 +4140,8 @@
       </w:r>
       <w:r>
         <w:rPr>
-          <w:b/>
-          <w:bCs/>
+          <w:bCs/>
+          <w:b/>
         </w:rPr>
         <w:t xml:space="preserve">AT8 - Operaciones:</w:t>
       </w:r>
@@ -4135,11 +4154,11 @@
     </w:p>
     <w:p>
       <w:pPr>
-        <w:pStyle w:val="Compact"/>
         <w:numPr>
           <w:ilvl w:val="0"/>
           <w:numId w:val="1006"/>
         </w:numPr>
+        <w:pStyle w:val="Compact"/>
       </w:pPr>
       <w:r>
         <w:t xml:space="preserve">❌</w:t>
@@ -4149,8 +4168,8 @@
       </w:r>
       <w:r>
         <w:rPr>
-          <w:b/>
-          <w:bCs/>
+          <w:bCs/>
+          <w:b/>
         </w:rPr>
         <w:t xml:space="preserve">AT9 - Cronograma:</w:t>
       </w:r>
@@ -4161,8 +4180,8 @@
         <w:t xml:space="preserve">Plan de implementación por fases - Pendiente</w:t>
       </w:r>
     </w:p>
-    <w:bookmarkEnd w:id="45"/>
-    <w:bookmarkStart w:id="46" w:name="referencias-contractuales"/>
+    <w:bookmarkEnd w:id="56"/>
+    <w:bookmarkStart w:id="57" w:name="referencias-contractuales"/>
     <w:p>
       <w:pPr>
         <w:pStyle w:val="Heading3"/>
@@ -4173,16 +4192,16 @@
     </w:p>
     <w:p>
       <w:pPr>
-        <w:pStyle w:val="Compact"/>
         <w:numPr>
           <w:ilvl w:val="0"/>
           <w:numId w:val="1007"/>
         </w:numPr>
-      </w:pPr>
-      <w:r>
-        <w:rPr>
-          <w:b/>
-          <w:bCs/>
+        <w:pStyle w:val="Compact"/>
+      </w:pPr>
+      <w:r>
+        <w:rPr>
+          <w:bCs/>
+          <w:b/>
         </w:rPr>
         <w:t xml:space="preserve">Apéndice Técnico 1:</w:t>
       </w:r>
@@ -4195,16 +4214,16 @@
     </w:p>
     <w:p>
       <w:pPr>
-        <w:pStyle w:val="Compact"/>
         <w:numPr>
           <w:ilvl w:val="0"/>
           <w:numId w:val="1007"/>
         </w:numPr>
-      </w:pPr>
-      <w:r>
-        <w:rPr>
-          <w:b/>
-          <w:bCs/>
+        <w:pStyle w:val="Compact"/>
+      </w:pPr>
+      <w:r>
+        <w:rPr>
+          <w:bCs/>
+          <w:b/>
         </w:rPr>
         <w:t xml:space="preserve">Apéndice Técnico 2:</w:t>
       </w:r>
@@ -4217,16 +4236,16 @@
     </w:p>
     <w:p>
       <w:pPr>
-        <w:pStyle w:val="Compact"/>
         <w:numPr>
           <w:ilvl w:val="0"/>
           <w:numId w:val="1007"/>
         </w:numPr>
-      </w:pPr>
-      <w:r>
-        <w:rPr>
-          <w:b/>
-          <w:bCs/>
+        <w:pStyle w:val="Compact"/>
+      </w:pPr>
+      <w:r>
+        <w:rPr>
+          <w:bCs/>
+          <w:b/>
         </w:rPr>
         <w:t xml:space="preserve">Apéndice Técnico 3:</w:t>
       </w:r>
@@ -4239,16 +4258,16 @@
     </w:p>
     <w:p>
       <w:pPr>
-        <w:pStyle w:val="Compact"/>
         <w:numPr>
           <w:ilvl w:val="0"/>
           <w:numId w:val="1007"/>
         </w:numPr>
-      </w:pPr>
-      <w:r>
-        <w:rPr>
-          <w:b/>
-          <w:bCs/>
+        <w:pStyle w:val="Compact"/>
+      </w:pPr>
+      <w:r>
+        <w:rPr>
+          <w:bCs/>
+          <w:b/>
         </w:rPr>
         <w:t xml:space="preserve">Apéndice Técnico 4:</w:t>
       </w:r>
@@ -4256,7 +4275,7 @@
         <w:t xml:space="preserve"> </w:t>
       </w:r>
       <w:r>
-        <w:t xml:space="preserve">Indicadores de desempeño - Disponibilidad 99.95%</w:t>
+        <w:t xml:space="preserve">Indicadores de desempeno - Disponibilidad 99.95%</w:t>
       </w:r>
     </w:p>
     <w:p>
@@ -4266,9 +4285,9 @@
         </w:pict>
       </w:r>
     </w:p>
-    <w:bookmarkEnd w:id="46"/>
-    <w:bookmarkEnd w:id="47"/>
-    <w:bookmarkStart w:id="50" w:name="documentación-de-soporte"/>
+    <w:bookmarkEnd w:id="57"/>
+    <w:bookmarkEnd w:id="58"/>
+    <w:bookmarkStart w:id="61" w:name="documentación-de-soporte"/>
     <w:p>
       <w:pPr>
         <w:pStyle w:val="Heading2"/>
@@ -4277,7 +4296,7 @@
         <w:t xml:space="preserve">📚 DOCUMENTACIÓN DE SOPORTE</w:t>
       </w:r>
     </w:p>
-    <w:bookmarkStart w:id="48" w:name="documentos-técnicos-disponibles"/>
+    <w:bookmarkStart w:id="59" w:name="documentos-técnicos-disponibles"/>
     <w:p>
       <w:pPr>
         <w:pStyle w:val="Heading3"/>
@@ -4290,8 +4309,9 @@
       <w:tblPr>
         <w:tblStyle w:val="Table"/>
         <w:tblW w:type="pct" w:w="5000"/>
+        <w:tblLook w:firstRow="1" w:lastRow="0" w:firstColumn="0" w:lastColumn="0" w:noHBand="0" w:noVBand="0" w:val="0020"/>
+        <w:jc w:val="start"/>
         <w:tblLayout w:type="fixed"/>
-        <w:tblLook w:firstRow="1" w:lastRow="0" w:firstColumn="0" w:lastColumn="0" w:noHBand="0" w:noVBand="0" w:val="0020"/>
       </w:tblPr>
       <w:tblGrid>
         <w:gridCol w:w="2354"/>
@@ -4301,7 +4321,7 @@
       </w:tblGrid>
       <w:tr>
         <w:trPr>
-          <w:tblHeader w:val="on"/>
+          <w:tblHeader w:val="true"/>
         </w:trPr>
         <w:tc>
           <w:tcPr/>
@@ -4553,8 +4573,8 @@
         </w:tc>
       </w:tr>
     </w:tbl>
-    <w:bookmarkEnd w:id="48"/>
-    <w:bookmarkStart w:id="49" w:name="para-más-información-técnica"/>
+    <w:bookmarkEnd w:id="59"/>
+    <w:bookmarkStart w:id="60" w:name="para-más-información-técnica"/>
     <w:p>
       <w:pPr>
         <w:pStyle w:val="Heading3"/>
@@ -4578,9 +4598,9 @@
         </w:pict>
       </w:r>
     </w:p>
-    <w:bookmarkEnd w:id="49"/>
-    <w:bookmarkEnd w:id="50"/>
-    <w:bookmarkStart w:id="51" w:name="contactos-y-responsables"/>
+    <w:bookmarkEnd w:id="60"/>
+    <w:bookmarkEnd w:id="61"/>
+    <w:bookmarkStart w:id="62" w:name="contactos-y-responsables"/>
     <w:p>
       <w:pPr>
         <w:pStyle w:val="Heading2"/>
@@ -4594,6 +4614,7 @@
         <w:tblStyle w:val="Table"/>
         <w:tblW w:type="auto" w:w="0"/>
         <w:tblLook w:firstRow="1" w:lastRow="0" w:firstColumn="0" w:lastColumn="0" w:noHBand="0" w:noVBand="0" w:val="0020"/>
+        <w:jc w:val="start"/>
       </w:tblPr>
       <w:tblGrid>
         <w:gridCol w:w="2640"/>
@@ -4602,7 +4623,7 @@
       </w:tblGrid>
       <w:tr>
         <w:trPr>
-          <w:tblHeader w:val="on"/>
+          <w:tblHeader w:val="true"/>
         </w:trPr>
         <w:tc>
           <w:tcPr/>
@@ -4801,14 +4822,14 @@
         </w:pict>
       </w:r>
     </w:p>
-    <w:bookmarkEnd w:id="51"/>
-    <w:bookmarkStart w:id="52" w:name="indicadores-de-desempeño-kpis"/>
+    <w:bookmarkEnd w:id="62"/>
+    <w:bookmarkStart w:id="63" w:name="indicadores-de-desempeno-kpis"/>
     <w:p>
       <w:pPr>
         <w:pStyle w:val="Heading2"/>
       </w:pPr>
       <w:r>
-        <w:t xml:space="preserve">📊 INDICADORES DE DESEMPEÑO (KPIs)</w:t>
+        <w:t xml:space="preserve">📊 INDICADORES DE DESEMPENO (KPIs)</w:t>
       </w:r>
     </w:p>
     <w:tbl>
@@ -4816,6 +4837,7 @@
         <w:tblStyle w:val="Table"/>
         <w:tblW w:type="auto" w:w="0"/>
         <w:tblLook w:firstRow="1" w:lastRow="0" w:firstColumn="0" w:lastColumn="0" w:noHBand="0" w:noVBand="0" w:val="0020"/>
+        <w:jc w:val="start"/>
       </w:tblPr>
       <w:tblGrid>
         <w:gridCol w:w="1980"/>
@@ -4825,7 +4847,7 @@
       </w:tblGrid>
       <w:tr>
         <w:trPr>
-          <w:tblHeader w:val="on"/>
+          <w:tblHeader w:val="true"/>
         </w:trPr>
         <w:tc>
           <w:tcPr/>
@@ -5134,8 +5156,8 @@
         </w:pict>
       </w:r>
     </w:p>
-    <w:bookmarkEnd w:id="52"/>
-    <w:bookmarkStart w:id="54" w:name="decisiones-tecnicas-aplicadas"/>
+    <w:bookmarkEnd w:id="63"/>
+    <w:bookmarkStart w:id="65" w:name="decisiones-tecnicas-aplicadas"/>
     <w:p>
       <w:pPr>
         <w:pStyle w:val="Heading2"/>
@@ -5144,7 +5166,7 @@
         <w:t xml:space="preserve">📋 DECISIONES TECNICAS APLICADAS</w:t>
       </w:r>
     </w:p>
-    <w:bookmarkStart w:id="53" w:name="consolidacion-general"/>
+    <w:bookmarkStart w:id="64" w:name="consolidacion-general"/>
     <w:p>
       <w:pPr>
         <w:pStyle w:val="Heading3"/>
@@ -5155,11 +5177,11 @@
     </w:p>
     <w:p>
       <w:pPr>
-        <w:pStyle w:val="Compact"/>
         <w:numPr>
           <w:ilvl w:val="0"/>
           <w:numId w:val="1008"/>
         </w:numPr>
+        <w:pStyle w:val="Compact"/>
       </w:pPr>
       <w:r>
         <w:t xml:space="preserve">Estado: ✅ Ver WBS actualizada Cap. 06</w:t>
@@ -5167,11 +5189,11 @@
     </w:p>
     <w:p>
       <w:pPr>
-        <w:pStyle w:val="Compact"/>
         <w:numPr>
           <w:ilvl w:val="0"/>
           <w:numId w:val="1008"/>
         </w:numPr>
+        <w:pStyle w:val="Compact"/>
       </w:pPr>
       <w:r>
         <w:t xml:space="preserve">Fuente: Cocina I-VI consolidada</w:t>
@@ -5184,9 +5206,9 @@
         </w:pict>
       </w:r>
     </w:p>
-    <w:bookmarkEnd w:id="53"/>
-    <w:bookmarkEnd w:id="54"/>
-    <w:bookmarkStart w:id="55" w:name="control-de-versiones"/>
+    <w:bookmarkEnd w:id="64"/>
+    <w:bookmarkEnd w:id="65"/>
+    <w:bookmarkStart w:id="66" w:name="control-de-versiones"/>
     <w:p>
       <w:pPr>
         <w:pStyle w:val="Heading2"/>
@@ -5199,8 +5221,9 @@
       <w:tblPr>
         <w:tblStyle w:val="Table"/>
         <w:tblW w:type="pct" w:w="5000"/>
+        <w:tblLook w:firstRow="1" w:lastRow="0" w:firstColumn="0" w:lastColumn="0" w:noHBand="0" w:noVBand="0" w:val="0020"/>
+        <w:jc w:val="start"/>
         <w:tblLayout w:type="fixed"/>
-        <w:tblLook w:firstRow="1" w:lastRow="0" w:firstColumn="0" w:lastColumn="0" w:noHBand="0" w:noVBand="0" w:val="0020"/>
       </w:tblPr>
       <w:tblGrid>
         <w:gridCol w:w="1425"/>
@@ -5210,7 +5233,7 @@
       </w:tblGrid>
       <w:tr>
         <w:trPr>
-          <w:tblHeader w:val="on"/>
+          <w:tblHeader w:val="true"/>
         </w:trPr>
         <w:tc>
           <w:tcPr/>
@@ -5325,8 +5348,8 @@
       </w:pPr>
       <w:r>
         <w:rPr>
-          <w:b/>
-          <w:bCs/>
+          <w:bCs/>
+          <w:b/>
         </w:rPr>
         <w:t xml:space="preserve">Documento preparado por:</w:t>
       </w:r>
@@ -5341,8 +5364,8 @@
       </w:r>
       <w:r>
         <w:rPr>
-          <w:b/>
-          <w:bCs/>
+          <w:bCs/>
+          <w:b/>
         </w:rPr>
         <w:t xml:space="preserve">Última actualización:</w:t>
       </w:r>
@@ -5357,8 +5380,8 @@
       </w:r>
       <w:r>
         <w:rPr>
-          <w:b/>
-          <w:bCs/>
+          <w:bCs/>
+          <w:b/>
         </w:rPr>
         <w:t xml:space="preserve">Próxima revisión:</w:t>
       </w:r>
@@ -5373,8 +5396,8 @@
       </w:r>
       <w:r>
         <w:rPr>
-          <w:b/>
-          <w:bCs/>
+          <w:bCs/>
+          <w:b/>
         </w:rPr>
         <w:t xml:space="preserve">Basado en:</w:t>
       </w:r>
@@ -5385,13 +5408,9 @@
         <w:t xml:space="preserve">SISTEMA_06_Integracion_y_Coordinacion_Master.md v1.0</w:t>
       </w:r>
     </w:p>
-    <w:bookmarkEnd w:id="55"/>
-    <w:bookmarkEnd w:id="56"/>
-    <w:sectPr>
-      <w:footnotePr>
-        <w:numRestart w:val="eachSect"/>
-      </w:footnotePr>
-    </w:sectPr>
+    <w:bookmarkEnd w:id="66"/>
+    <w:bookmarkEnd w:id="67"/>
+    <w:sectPr/>
   </w:body>
 </w:document>
 </file>
@@ -5422,14 +5441,14 @@
 <file path=word/numbering.xml><?xml version="1.0" encoding="utf-8"?>
 <w:numbering xmlns:w="http://schemas.openxmlformats.org/wordprocessingml/2006/main">
   <w:abstractNum w:abstractNumId="990">
-    <w:nsid w:val="0000A990"/>
+    <w:nsid w:val="A990"/>
     <w:multiLevelType w:val="multilevel"/>
     <w:lvl w:ilvl="0">
       <w:numFmt w:val="bullet"/>
       <w:lvlText w:val=" "/>
       <w:lvlJc w:val="left"/>
       <w:pPr>
-        <w:ind w:left="720" w:hanging="360"/>
+        <w:ind w:left="720" w:hanging="480"/>
       </w:pPr>
     </w:lvl>
     <w:lvl w:ilvl="1">
@@ -5437,7 +5456,7 @@
       <w:lvlText w:val=" "/>
       <w:lvlJc w:val="left"/>
       <w:pPr>
-        <w:ind w:left="1440" w:hanging="360"/>
+        <w:ind w:left="1440" w:hanging="480"/>
       </w:pPr>
     </w:lvl>
     <w:lvl w:ilvl="2">
@@ -5445,7 +5464,7 @@
       <w:lvlText w:val=" "/>
       <w:lvlJc w:val="left"/>
       <w:pPr>
-        <w:ind w:left="2160" w:hanging="360"/>
+        <w:ind w:left="2160" w:hanging="480"/>
       </w:pPr>
     </w:lvl>
     <w:lvl w:ilvl="3">
@@ -5453,7 +5472,7 @@
       <w:lvlText w:val=" "/>
       <w:lvlJc w:val="left"/>
       <w:pPr>
-        <w:ind w:left="2880" w:hanging="360"/>
+        <w:ind w:left="2880" w:hanging="480"/>
       </w:pPr>
     </w:lvl>
     <w:lvl w:ilvl="4">
@@ -5461,7 +5480,7 @@
       <w:lvlText w:val=" "/>
       <w:lvlJc w:val="left"/>
       <w:pPr>
-        <w:ind w:left="3600" w:hanging="360"/>
+        <w:ind w:left="3600" w:hanging="480"/>
       </w:pPr>
     </w:lvl>
     <w:lvl w:ilvl="5">
@@ -5469,7 +5488,7 @@
       <w:lvlText w:val=" "/>
       <w:lvlJc w:val="left"/>
       <w:pPr>
-        <w:ind w:left="4320" w:hanging="360"/>
+        <w:ind w:left="4320" w:hanging="480"/>
       </w:pPr>
     </w:lvl>
     <w:lvl w:ilvl="6">
@@ -5477,7 +5496,7 @@
       <w:lvlText w:val=" "/>
       <w:lvlJc w:val="left"/>
       <w:pPr>
-        <w:ind w:left="5040" w:hanging="360"/>
+        <w:ind w:left="5040" w:hanging="480"/>
       </w:pPr>
     </w:lvl>
     <w:lvl w:ilvl="7">
@@ -5485,7 +5504,7 @@
       <w:lvlText w:val=" "/>
       <w:lvlJc w:val="left"/>
       <w:pPr>
-        <w:ind w:left="5760" w:hanging="360"/>
+        <w:ind w:left="5760" w:hanging="480"/>
       </w:pPr>
     </w:lvl>
     <w:lvl w:ilvl="8">
@@ -5493,115 +5512,88 @@
       <w:lvlText w:val=" "/>
       <w:lvlJc w:val="left"/>
       <w:pPr>
-        <w:ind w:left="6480" w:hanging="360"/>
+        <w:ind w:left="6480" w:hanging="480"/>
       </w:pPr>
     </w:lvl>
   </w:abstractNum>
   <w:abstractNum w:abstractNumId="991">
-    <w:nsid w:val="0000A991"/>
+    <w:nsid w:val="A991"/>
     <w:multiLevelType w:val="multilevel"/>
     <w:lvl w:ilvl="0">
       <w:numFmt w:val="bullet"/>
-      <w:lvlText w:val=""/>
+      <w:lvlText w:val="•"/>
       <w:lvlJc w:val="left"/>
       <w:pPr>
-        <w:ind w:left="720" w:hanging="360"/>
-      </w:pPr>
-      <w:rPr>
-        <w:rFonts w:ascii="Symbol" w:hAnsi="Symbol" w:cs="Symbol" w:hint="default"/>
-      </w:rPr>
+        <w:ind w:left="720" w:hanging="480"/>
+      </w:pPr>
     </w:lvl>
     <w:lvl w:ilvl="1">
       <w:numFmt w:val="bullet"/>
-      <w:lvlText w:val="o"/>
+      <w:lvlText w:val="–"/>
       <w:lvlJc w:val="left"/>
       <w:pPr>
-        <w:ind w:left="1440" w:hanging="360"/>
-      </w:pPr>
-      <w:rPr>
-        <w:rFonts w:ascii="Courier New" w:hAnsi="Courier New" w:cs="Courier New" w:hint="default"/>
-      </w:rPr>
+        <w:ind w:left="1440" w:hanging="480"/>
+      </w:pPr>
     </w:lvl>
     <w:lvl w:ilvl="2">
       <w:numFmt w:val="bullet"/>
-      <w:lvlText w:val=""/>
+      <w:lvlText w:val="•"/>
       <w:lvlJc w:val="left"/>
       <w:pPr>
-        <w:ind w:left="2160" w:hanging="360"/>
-      </w:pPr>
-      <w:rPr>
-        <w:rFonts w:ascii="Wingdings" w:hAnsi="Wingdings" w:cs="Wingdings" w:hint="default"/>
-      </w:rPr>
+        <w:ind w:left="2160" w:hanging="480"/>
+      </w:pPr>
     </w:lvl>
     <w:lvl w:ilvl="3">
       <w:numFmt w:val="bullet"/>
-      <w:lvlText w:val=""/>
+      <w:lvlText w:val="–"/>
       <w:lvlJc w:val="left"/>
       <w:pPr>
-        <w:ind w:left="2880" w:hanging="360"/>
-      </w:pPr>
-      <w:rPr>
-        <w:rFonts w:ascii="Symbol" w:hAnsi="Symbol" w:cs="Symbol" w:hint="default"/>
-      </w:rPr>
+        <w:ind w:left="2880" w:hanging="480"/>
+      </w:pPr>
     </w:lvl>
     <w:lvl w:ilvl="4">
       <w:numFmt w:val="bullet"/>
-      <w:lvlText w:val="o"/>
+      <w:lvlText w:val="•"/>
       <w:lvlJc w:val="left"/>
       <w:pPr>
-        <w:ind w:left="3600" w:hanging="360"/>
-      </w:pPr>
-      <w:rPr>
-        <w:rFonts w:ascii="Courier New" w:hAnsi="Courier New" w:cs="Courier New" w:hint="default"/>
-      </w:rPr>
+        <w:ind w:left="3600" w:hanging="480"/>
+      </w:pPr>
     </w:lvl>
     <w:lvl w:ilvl="5">
       <w:numFmt w:val="bullet"/>
-      <w:lvlText w:val=""/>
+      <w:lvlText w:val="–"/>
       <w:lvlJc w:val="left"/>
       <w:pPr>
-        <w:ind w:left="4320" w:hanging="360"/>
-      </w:pPr>
-      <w:rPr>
-        <w:rFonts w:ascii="Wingdings" w:hAnsi="Wingdings" w:cs="Wingdings" w:hint="default"/>
-      </w:rPr>
+        <w:ind w:left="4320" w:hanging="480"/>
+      </w:pPr>
     </w:lvl>
     <w:lvl w:ilvl="6">
       <w:numFmt w:val="bullet"/>
-      <w:lvlText w:val=""/>
+      <w:lvlText w:val="•"/>
       <w:lvlJc w:val="left"/>
       <w:pPr>
-        <w:ind w:left="5040" w:hanging="360"/>
-      </w:pPr>
-      <w:rPr>
-        <w:rFonts w:ascii="Symbol" w:hAnsi="Symbol" w:cs="Symbol" w:hint="default"/>
-      </w:rPr>
+        <w:ind w:left="5040" w:hanging="480"/>
+      </w:pPr>
     </w:lvl>
     <w:lvl w:ilvl="7">
       <w:numFmt w:val="bullet"/>
-      <w:lvlText w:val="o"/>
+      <w:lvlText w:val="–"/>
       <w:lvlJc w:val="left"/>
       <w:pPr>
-        <w:ind w:left="5760" w:hanging="360"/>
-      </w:pPr>
-      <w:rPr>
-        <w:rFonts w:ascii="Courier New" w:hAnsi="Courier New" w:cs="Courier New" w:hint="default"/>
-      </w:rPr>
+        <w:ind w:left="5760" w:hanging="480"/>
+      </w:pPr>
     </w:lvl>
     <w:lvl w:ilvl="8">
       <w:numFmt w:val="bullet"/>
-      <w:lvlText w:val=""/>
+      <w:lvlText w:val="•"/>
       <w:lvlJc w:val="left"/>
       <w:pPr>
-        <w:ind w:left="6480" w:hanging="360"/>
-      </w:pPr>
-      <w:rPr>
-        <w:rFonts w:ascii="Wingdings" w:hAnsi="Wingdings" w:cs="Wingdings" w:hint="default"/>
-      </w:rPr>
+        <w:ind w:left="6480" w:hanging="480"/>
+      </w:pPr>
     </w:lvl>
   </w:abstractNum>
   <w:abstractNum w:abstractNumId="99411">
-    <w:nsid w:val="00A99411"/>
+    <w:nsid w:val="A99411"/>
     <w:multiLevelType w:val="multilevel"/>
     <w:lvl w:ilvl="0">
       <w:start w:val="1"/>
@@ -5609,7 +5601,7 @@
       <w:lvlText w:val="%1."/>
       <w:lvlJc w:val="left"/>
       <w:pPr>
-        <w:ind w:left="720" w:hanging="360"/>
+        <w:ind w:left="720" w:hanging="480"/>
       </w:pPr>
     </w:lvl>
     <w:lvl w:ilvl="1">
@@ -5618,7 +5610,7 @@
       <w:lvlText w:val="%2."/>
       <w:lvlJc w:val="left"/>
       <w:pPr>
-        <w:ind w:left="1440" w:hanging="360"/>
+        <w:ind w:left="1440" w:hanging="480"/>
       </w:pPr>
     </w:lvl>
     <w:lvl w:ilvl="2">
@@ -5627,7 +5619,7 @@
       <w:lvlText w:val="%3."/>
       <w:lvlJc w:val="left"/>
       <w:pPr>
-        <w:ind w:left="2160" w:hanging="360"/>
+        <w:ind w:left="2160" w:hanging="480"/>
       </w:pPr>
     </w:lvl>
     <w:lvl w:ilvl="3">
@@ -5636,7 +5628,7 @@
       <w:lvlText w:val="%4."/>
       <w:lvlJc w:val="left"/>
       <w:pPr>
-        <w:ind w:left="2880" w:hanging="360"/>
+        <w:ind w:left="2880" w:hanging="480"/>
       </w:pPr>
     </w:lvl>
     <w:lvl w:ilvl="4">
@@ -5645,7 +5637,7 @@
       <w:lvlText w:val="%5."/>
       <w:lvlJc w:val="left"/>
       <w:pPr>
-        <w:ind w:left="3600" w:hanging="360"/>
+        <w:ind w:left="3600" w:hanging="480"/>
       </w:pPr>
     </w:lvl>
     <w:lvl w:ilvl="5">
@@ -5654,7 +5646,7 @@
       <w:lvlText w:val="%6."/>
       <w:lvlJc w:val="left"/>
       <w:pPr>
-        <w:ind w:left="4320" w:hanging="360"/>
+        <w:ind w:left="4320" w:hanging="480"/>
       </w:pPr>
     </w:lvl>
     <w:lvl w:ilvl="6">
@@ -5663,7 +5655,7 @@
       <w:lvlText w:val="%7."/>
       <w:lvlJc w:val="left"/>
       <w:pPr>
-        <w:ind w:left="5040" w:hanging="360"/>
+        <w:ind w:left="5040" w:hanging="480"/>
       </w:pPr>
     </w:lvl>
     <w:lvl w:ilvl="7">
@@ -5672,7 +5664,7 @@
       <w:lvlText w:val="%8."/>
       <w:lvlJc w:val="left"/>
       <w:pPr>
-        <w:ind w:left="5760" w:hanging="360"/>
+        <w:ind w:left="5760" w:hanging="480"/>
       </w:pPr>
     </w:lvl>
     <w:lvl w:ilvl="8">
@@ -5681,7 +5673,7 @@
       <w:lvlText w:val="%9."/>
       <w:lvlJc w:val="left"/>
       <w:pPr>
-        <w:ind w:left="6480" w:hanging="360"/>
+        <w:ind w:left="6480" w:hanging="480"/>
       </w:pPr>
     </w:lvl>
   </w:abstractNum>
@@ -5747,10 +5739,10 @@
   <w:docDefaults>
     <w:rPrDefault>
       <w:rPr>
-        <w:rFonts w:asciiTheme="minorHAnsi" w:cstheme="minorBidi" w:eastAsiaTheme="minorEastAsia" w:hAnsiTheme="minorHAnsi"/>
+        <w:rFonts w:asciiTheme="minorHAnsi" w:cstheme="minorBidi" w:eastAsiaTheme="minorHAnsi" w:hAnsiTheme="minorHAnsi"/>
         <w:sz w:val="24"/>
         <w:szCs w:val="24"/>
-        <w:lang w:bidi="ar-SA" w:eastAsia="zh-CN" w:val="en-US"/>
+        <w:lang w:bidi="ar-SA" w:eastAsia="en-US" w:val="en-US"/>
       </w:rPr>
     </w:rPrDefault>
     <w:pPrDefault>
@@ -5768,10 +5760,10 @@
     <w:name w:val="Body Text"/>
     <w:basedOn w:val="Normal"/>
     <w:link w:val="BodyTextChar"/>
-    <w:qFormat/>
     <w:pPr>
       <w:spacing w:after="180" w:before="180"/>
     </w:pPr>
+    <w:qFormat/>
   </w:style>
   <w:style w:customStyle="1" w:styleId="FirstParagraph" w:type="paragraph">
     <w:name w:val="First Paragraph"/>
@@ -5791,94 +5783,57 @@
     <w:name w:val="Title"/>
     <w:basedOn w:val="Normal"/>
     <w:next w:val="BodyText"/>
-    <w:link w:val="TitleChar"/>
-    <w:uiPriority w:val="10"/>
     <w:qFormat/>
-    <w:rsid w:val="00A10FD9"/>
     <w:pPr>
-      <w:spacing w:after="80" w:line="240" w:lineRule="auto"/>
-      <w:contextualSpacing/>
+      <w:keepNext/>
+      <w:keepLines/>
+      <w:spacing w:after="240" w:before="480"/>
       <w:jc w:val="center"/>
     </w:pPr>
     <w:rPr>
       <w:rFonts w:asciiTheme="majorHAnsi" w:cstheme="majorBidi" w:eastAsiaTheme="majorEastAsia" w:hAnsiTheme="majorHAnsi"/>
-      <w:sz w:val="56"/>
-      <w:szCs w:val="56"/>
-    </w:rPr>
-  </w:style>
-  <w:style w:customStyle="1" w:styleId="TitleChar" w:type="character">
-    <w:name w:val="Title Char"/>
-    <w:basedOn w:val="DefaultParagraphFont"/>
-    <w:link w:val="Title"/>
-    <w:uiPriority w:val="10"/>
-    <w:rsid w:val="00A10FD9"/>
-    <w:rPr>
-      <w:rFonts w:asciiTheme="majorHAnsi" w:cstheme="majorBidi" w:eastAsiaTheme="majorEastAsia" w:hAnsiTheme="majorHAnsi"/>
-      <w:sz w:val="56"/>
-      <w:szCs w:val="56"/>
+      <w:b/>
+      <w:bCs/>
+      <w:color w:themeColor="accent1" w:themeShade="B5" w:val="345A8A"/>
+      <w:sz w:val="36"/>
+      <w:szCs w:val="36"/>
     </w:rPr>
   </w:style>
   <w:style w:styleId="Subtitle" w:type="paragraph">
     <w:name w:val="Subtitle"/>
-    <w:basedOn w:val="Title"/>
-    <w:next w:val="BodyText"/>
-    <w:link w:val="SubtitleChar"/>
-    <w:uiPriority w:val="11"/>
-    <w:qFormat/>
-    <w:rsid w:val="00A10FD9"/>
-    <w:pPr>
-      <w:numPr>
-        <w:ilvl w:val="1"/>
-      </w:numPr>
-    </w:pPr>
-    <w:rPr>
-      <w:rFonts w:cstheme="majorBidi" w:eastAsiaTheme="majorEastAsia"/>
-      <w:spacing w:val="15"/>
-      <w:sz w:val="28"/>
-      <w:szCs w:val="28"/>
-    </w:rPr>
-  </w:style>
-  <w:style w:customStyle="1" w:styleId="SubtitleChar" w:type="character">
-    <w:name w:val="Subtitle Char"/>
-    <w:basedOn w:val="DefaultParagraphFont"/>
-    <w:link w:val="Subtitle"/>
-    <w:uiPriority w:val="11"/>
-    <w:rsid w:val="00A10FD9"/>
-    <w:rPr>
-      <w:rFonts w:cstheme="majorBidi" w:eastAsiaTheme="majorEastAsia"/>
-      <w:color w:themeColor="text1" w:themeTint="A6" w:val="595959"/>
-      <w:spacing w:val="15"/>
-      <w:sz w:val="28"/>
-      <w:szCs w:val="28"/>
-    </w:rPr>
-  </w:style>
-  <w:style w:customStyle="1" w:styleId="Author" w:type="paragraph">
-    <w:name w:val="Author"/>
     <w:basedOn w:val="Title"/>
     <w:next w:val="BodyText"/>
     <w:qFormat/>
     <w:pPr>
       <w:keepNext/>
       <w:keepLines/>
+      <w:spacing w:after="240" w:before="240"/>
+      <w:jc w:val="center"/>
     </w:pPr>
     <w:rPr>
-      <w:sz w:val="24"/>
-      <w:szCs w:val="24"/>
+      <w:sz w:val="30"/>
+      <w:szCs w:val="30"/>
     </w:rPr>
   </w:style>
-  <w:style w:styleId="Date" w:type="paragraph">
-    <w:name w:val="Date"/>
-    <w:basedOn w:val="Title"/>
+  <w:style w:customStyle="1" w:styleId="Author" w:type="paragraph">
+    <w:name w:val="Author"/>
     <w:next w:val="BodyText"/>
     <w:qFormat/>
     <w:pPr>
       <w:keepNext/>
       <w:keepLines/>
+      <w:jc w:val="center"/>
     </w:pPr>
-    <w:rPr>
-      <w:sz w:val="24"/>
-      <w:szCs w:val="24"/>
-    </w:rPr>
+  </w:style>
+  <w:style w:styleId="Date" w:type="paragraph">
+    <w:name w:val="Date"/>
+    <w:next w:val="BodyText"/>
+    <w:qFormat/>
+    <w:pPr>
+      <w:keepNext/>
+      <w:keepLines/>
+      <w:jc w:val="center"/>
+    </w:pPr>
   </w:style>
   <w:style w:customStyle="1" w:styleId="AbstractTitle" w:type="paragraph">
     <w:name w:val="Abstract Title"/>
@@ -5888,13 +5843,15 @@
     <w:pPr>
       <w:keepNext/>
       <w:keepLines/>
+      <w:jc w:val="center"/>
       <w:spacing w:after="0" w:before="300"/>
-      <w:jc w:val="center"/>
     </w:pPr>
     <w:rPr>
-      <w:b/>
       <w:sz w:val="20"/>
       <w:szCs w:val="20"/>
+      <w:b/>
+      <w:color w:val="345A8A"/>
+      &gt;
     </w:rPr>
   </w:style>
   <w:style w:customStyle="1" w:styleId="Abstract" w:type="paragraph">
@@ -5921,321 +5878,191 @@
     <w:rPr/>
   </w:style>
   <w:style w:styleId="Heading1" w:type="paragraph">
-    <w:name w:val="heading 1"/>
+    <w:name w:val="Heading 1"/>
     <w:basedOn w:val="Normal"/>
     <w:next w:val="BodyText"/>
-    <w:link w:val="Heading1Char"/>
     <w:uiPriority w:val="9"/>
     <w:qFormat/>
-    <w:rsid w:val="00A10FD9"/>
     <w:pPr>
       <w:keepNext/>
       <w:keepLines/>
-      <w:spacing w:after="80" w:before="360"/>
+      <w:spacing w:after="0" w:before="480"/>
       <w:outlineLvl w:val="0"/>
     </w:pPr>
     <w:rPr>
       <w:rFonts w:asciiTheme="majorHAnsi" w:cstheme="majorBidi" w:eastAsiaTheme="majorEastAsia" w:hAnsiTheme="majorHAnsi"/>
-      <w:color w:themeColor="accent1" w:themeShade="BF" w:val="0F4761"/>
-      <w:sz w:val="40"/>
-      <w:szCs w:val="40"/>
+      <w:b/>
+      <w:bCs/>
+      <w:color w:themeColor="accent1" w:val="4F81BD"/>
+      <w:sz w:val="32"/>
+      <w:szCs w:val="32"/>
     </w:rPr>
   </w:style>
   <w:style w:styleId="Heading2" w:type="paragraph">
-    <w:name w:val="heading 2"/>
+    <w:name w:val="Heading 2"/>
     <w:basedOn w:val="Normal"/>
     <w:next w:val="BodyText"/>
-    <w:link w:val="Heading2Char"/>
     <w:uiPriority w:val="9"/>
-    <w:semiHidden/>
     <w:unhideWhenUsed/>
     <w:qFormat/>
-    <w:rsid w:val="00A10FD9"/>
     <w:pPr>
       <w:keepNext/>
       <w:keepLines/>
-      <w:spacing w:after="80" w:before="160"/>
+      <w:spacing w:after="0" w:before="200"/>
       <w:outlineLvl w:val="1"/>
     </w:pPr>
     <w:rPr>
       <w:rFonts w:asciiTheme="majorHAnsi" w:cstheme="majorBidi" w:eastAsiaTheme="majorEastAsia" w:hAnsiTheme="majorHAnsi"/>
-      <w:color w:themeColor="accent1" w:themeShade="BF" w:val="0F4761"/>
-      <w:sz w:val="32"/>
-      <w:szCs w:val="32"/>
+      <w:b/>
+      <w:bCs/>
+      <w:color w:themeColor="accent1" w:val="4F81BD"/>
+      <w:sz w:val="28"/>
+      <w:szCs w:val="28"/>
     </w:rPr>
   </w:style>
   <w:style w:styleId="Heading3" w:type="paragraph">
-    <w:name w:val="heading 3"/>
+    <w:name w:val="Heading 3"/>
     <w:basedOn w:val="Normal"/>
     <w:next w:val="BodyText"/>
-    <w:link w:val="Heading3Char"/>
     <w:uiPriority w:val="9"/>
-    <w:semiHidden/>
     <w:unhideWhenUsed/>
     <w:qFormat/>
-    <w:rsid w:val="00A10FD9"/>
     <w:pPr>
       <w:keepNext/>
       <w:keepLines/>
-      <w:spacing w:after="80" w:before="160"/>
+      <w:spacing w:after="0" w:before="200"/>
       <w:outlineLvl w:val="2"/>
     </w:pPr>
     <w:rPr>
-      <w:rFonts w:cstheme="majorBidi" w:eastAsiaTheme="majorEastAsia"/>
-      <w:color w:themeColor="accent1" w:themeShade="BF" w:val="0F4761"/>
-      <w:sz w:val="28"/>
-      <w:szCs w:val="28"/>
+      <w:rFonts w:asciiTheme="majorHAnsi" w:cstheme="majorBidi" w:eastAsiaTheme="majorEastAsia" w:hAnsiTheme="majorHAnsi"/>
+      <w:b/>
+      <w:bCs/>
+      <w:color w:themeColor="accent1" w:val="4F81BD"/>
+      <w:sz w:val="24"/>
+      <w:szCs w:val="24"/>
     </w:rPr>
   </w:style>
   <w:style w:styleId="Heading4" w:type="paragraph">
-    <w:name w:val="heading 4"/>
+    <w:name w:val="Heading 4"/>
     <w:basedOn w:val="Normal"/>
     <w:next w:val="BodyText"/>
-    <w:link w:val="Heading4Char"/>
     <w:uiPriority w:val="9"/>
-    <w:semiHidden/>
     <w:unhideWhenUsed/>
     <w:qFormat/>
-    <w:rsid w:val="00A10FD9"/>
     <w:pPr>
       <w:keepNext/>
       <w:keepLines/>
-      <w:spacing w:after="40" w:before="80"/>
+      <w:spacing w:after="0" w:before="200"/>
       <w:outlineLvl w:val="3"/>
     </w:pPr>
     <w:rPr>
-      <w:rFonts w:cstheme="majorBidi" w:eastAsiaTheme="majorEastAsia"/>
+      <w:rFonts w:asciiTheme="majorHAnsi" w:cstheme="majorBidi" w:eastAsiaTheme="majorEastAsia" w:hAnsiTheme="majorHAnsi"/>
       <w:i/>
-      <w:iCs/>
-      <w:color w:themeColor="accent1" w:themeShade="BF" w:val="0F4761"/>
+      <w:bCs/>
+      <w:color w:themeColor="accent1" w:val="4F81BD"/>
+      <w:sz w:val="24"/>
+      <w:szCs w:val="24"/>
     </w:rPr>
   </w:style>
   <w:style w:styleId="Heading5" w:type="paragraph">
-    <w:name w:val="heading 5"/>
+    <w:name w:val="Heading 5"/>
     <w:basedOn w:val="Normal"/>
     <w:next w:val="BodyText"/>
-    <w:link w:val="Heading5Char"/>
     <w:uiPriority w:val="9"/>
-    <w:semiHidden/>
     <w:unhideWhenUsed/>
     <w:qFormat/>
-    <w:rsid w:val="00A10FD9"/>
     <w:pPr>
       <w:keepNext/>
       <w:keepLines/>
-      <w:spacing w:after="40" w:before="80"/>
+      <w:spacing w:after="0" w:before="200"/>
       <w:outlineLvl w:val="4"/>
     </w:pPr>
     <w:rPr>
-      <w:rFonts w:cstheme="majorBidi" w:eastAsiaTheme="majorEastAsia"/>
-      <w:color w:themeColor="accent1" w:themeShade="BF" w:val="0F4761"/>
+      <w:rFonts w:asciiTheme="majorHAnsi" w:cstheme="majorBidi" w:eastAsiaTheme="majorEastAsia" w:hAnsiTheme="majorHAnsi"/>
+      <w:iCs/>
+      <w:color w:themeColor="accent1" w:val="4F81BD"/>
+      <w:sz w:val="24"/>
+      <w:szCs w:val="24"/>
     </w:rPr>
   </w:style>
   <w:style w:styleId="Heading6" w:type="paragraph">
-    <w:name w:val="heading 6"/>
+    <w:name w:val="Heading 6"/>
     <w:basedOn w:val="Normal"/>
     <w:next w:val="BodyText"/>
-    <w:link w:val="Heading6Char"/>
     <w:uiPriority w:val="9"/>
-    <w:semiHidden/>
     <w:unhideWhenUsed/>
     <w:qFormat/>
-    <w:rsid w:val="00A10FD9"/>
     <w:pPr>
       <w:keepNext/>
       <w:keepLines/>
-      <w:spacing w:after="0" w:before="40"/>
+      <w:spacing w:after="0" w:before="200"/>
       <w:outlineLvl w:val="5"/>
     </w:pPr>
     <w:rPr>
-      <w:rFonts w:cstheme="majorBidi" w:eastAsiaTheme="majorEastAsia"/>
-      <w:i/>
-      <w:iCs/>
-      <w:color w:themeColor="text1" w:themeTint="A6" w:val="595959"/>
+      <w:rFonts w:asciiTheme="majorHAnsi" w:cstheme="majorBidi" w:eastAsiaTheme="majorEastAsia" w:hAnsiTheme="majorHAnsi"/>
+      <w:color w:themeColor="accent1" w:val="4F81BD"/>
+      <w:sz w:val="24"/>
+      <w:szCs w:val="24"/>
     </w:rPr>
   </w:style>
   <w:style w:styleId="Heading7" w:type="paragraph">
-    <w:name w:val="heading 7"/>
+    <w:name w:val="Heading 7"/>
     <w:basedOn w:val="Normal"/>
     <w:next w:val="BodyText"/>
-    <w:link w:val="Heading7Char"/>
     <w:uiPriority w:val="9"/>
-    <w:semiHidden/>
     <w:unhideWhenUsed/>
     <w:qFormat/>
-    <w:rsid w:val="00A10FD9"/>
     <w:pPr>
       <w:keepNext/>
       <w:keepLines/>
-      <w:spacing w:after="0" w:before="40"/>
+      <w:spacing w:after="0" w:before="200"/>
       <w:outlineLvl w:val="6"/>
     </w:pPr>
     <w:rPr>
-      <w:rFonts w:cstheme="majorBidi" w:eastAsiaTheme="majorEastAsia"/>
-      <w:color w:themeColor="text1" w:themeTint="A6" w:val="595959"/>
+      <w:rFonts w:asciiTheme="majorHAnsi" w:cstheme="majorBidi" w:eastAsiaTheme="majorEastAsia" w:hAnsiTheme="majorHAnsi"/>
+      <w:color w:themeColor="accent1" w:val="4F81BD"/>
+      <w:sz w:val="24"/>
+      <w:szCs w:val="24"/>
     </w:rPr>
   </w:style>
   <w:style w:styleId="Heading8" w:type="paragraph">
-    <w:name w:val="heading 8"/>
+    <w:name w:val="Heading 8"/>
     <w:basedOn w:val="Normal"/>
     <w:next w:val="BodyText"/>
-    <w:link w:val="Heading8Char"/>
     <w:uiPriority w:val="9"/>
-    <w:semiHidden/>
     <w:unhideWhenUsed/>
     <w:qFormat/>
-    <w:rsid w:val="00A10FD9"/>
     <w:pPr>
       <w:keepNext/>
       <w:keepLines/>
-      <w:spacing w:after="0"/>
+      <w:spacing w:after="0" w:before="200"/>
       <w:outlineLvl w:val="7"/>
     </w:pPr>
     <w:rPr>
-      <w:rFonts w:cstheme="majorBidi" w:eastAsiaTheme="majorEastAsia"/>
-      <w:i/>
-      <w:iCs/>
-      <w:color w:themeColor="text1" w:themeTint="D8" w:val="272727"/>
+      <w:rFonts w:asciiTheme="majorHAnsi" w:cstheme="majorBidi" w:eastAsiaTheme="majorEastAsia" w:hAnsiTheme="majorHAnsi"/>
+      <w:color w:themeColor="accent1" w:val="4F81BD"/>
+      <w:sz w:val="24"/>
+      <w:szCs w:val="24"/>
     </w:rPr>
   </w:style>
   <w:style w:styleId="Heading9" w:type="paragraph">
-    <w:name w:val="heading 9"/>
+    <w:name w:val="Heading 9"/>
     <w:basedOn w:val="Normal"/>
     <w:next w:val="BodyText"/>
-    <w:link w:val="Heading9Char"/>
     <w:uiPriority w:val="9"/>
-    <w:semiHidden/>
     <w:unhideWhenUsed/>
     <w:qFormat/>
-    <w:rsid w:val="00A10FD9"/>
     <w:pPr>
       <w:keepNext/>
       <w:keepLines/>
-      <w:spacing w:after="0"/>
+      <w:spacing w:after="0" w:before="200"/>
       <w:outlineLvl w:val="8"/>
     </w:pPr>
     <w:rPr>
-      <w:rFonts w:cstheme="majorBidi" w:eastAsiaTheme="majorEastAsia"/>
-      <w:color w:themeColor="text1" w:themeTint="D8" w:val="272727"/>
-    </w:rPr>
-  </w:style>
-  <w:style w:customStyle="1" w:styleId="Heading1Char" w:type="character">
-    <w:name w:val="Heading 1 Char"/>
-    <w:basedOn w:val="DefaultParagraphFont"/>
-    <w:link w:val="Heading1"/>
-    <w:uiPriority w:val="9"/>
-    <w:rsid w:val="00A10FD9"/>
-    <w:rPr>
       <w:rFonts w:asciiTheme="majorHAnsi" w:cstheme="majorBidi" w:eastAsiaTheme="majorEastAsia" w:hAnsiTheme="majorHAnsi"/>
-      <w:color w:themeColor="accent1" w:themeShade="BF" w:val="0F4761"/>
-      <w:sz w:val="40"/>
-      <w:szCs w:val="40"/>
-    </w:rPr>
-  </w:style>
-  <w:style w:customStyle="1" w:styleId="Heading2Char" w:type="character">
-    <w:name w:val="Heading 2 Char"/>
-    <w:basedOn w:val="DefaultParagraphFont"/>
-    <w:link w:val="Heading2"/>
-    <w:uiPriority w:val="9"/>
-    <w:semiHidden/>
-    <w:rsid w:val="00A10FD9"/>
-    <w:rPr>
-      <w:rFonts w:asciiTheme="majorHAnsi" w:cstheme="majorBidi" w:eastAsiaTheme="majorEastAsia" w:hAnsiTheme="majorHAnsi"/>
-      <w:color w:themeColor="accent1" w:themeShade="BF" w:val="0F4761"/>
-      <w:sz w:val="32"/>
-      <w:szCs w:val="32"/>
-    </w:rPr>
-  </w:style>
-  <w:style w:customStyle="1" w:styleId="Heading3Char" w:type="character">
-    <w:name w:val="Heading 3 Char"/>
-    <w:basedOn w:val="DefaultParagraphFont"/>
-    <w:link w:val="Heading3"/>
-    <w:uiPriority w:val="9"/>
-    <w:semiHidden/>
-    <w:rsid w:val="00A10FD9"/>
-    <w:rPr>
-      <w:rFonts w:cstheme="majorBidi" w:eastAsiaTheme="majorEastAsia"/>
-      <w:color w:themeColor="accent1" w:themeShade="BF" w:val="0F4761"/>
-      <w:sz w:val="28"/>
-      <w:szCs w:val="28"/>
-    </w:rPr>
-  </w:style>
-  <w:style w:customStyle="1" w:styleId="Heading4Char" w:type="character">
-    <w:name w:val="Heading 4 Char"/>
-    <w:basedOn w:val="DefaultParagraphFont"/>
-    <w:link w:val="Heading4"/>
-    <w:uiPriority w:val="9"/>
-    <w:semiHidden/>
-    <w:rsid w:val="00A10FD9"/>
-    <w:rPr>
-      <w:rFonts w:cstheme="majorBidi" w:eastAsiaTheme="majorEastAsia"/>
-      <w:i/>
-      <w:iCs/>
-      <w:color w:themeColor="accent1" w:themeShade="BF" w:val="0F4761"/>
-    </w:rPr>
-  </w:style>
-  <w:style w:customStyle="1" w:styleId="Heading5Char" w:type="character">
-    <w:name w:val="Heading 5 Char"/>
-    <w:basedOn w:val="DefaultParagraphFont"/>
-    <w:link w:val="Heading5"/>
-    <w:uiPriority w:val="9"/>
-    <w:semiHidden/>
-    <w:rsid w:val="00A10FD9"/>
-    <w:rPr>
-      <w:rFonts w:cstheme="majorBidi" w:eastAsiaTheme="majorEastAsia"/>
-      <w:color w:themeColor="accent1" w:themeShade="BF" w:val="0F4761"/>
-    </w:rPr>
-  </w:style>
-  <w:style w:customStyle="1" w:styleId="Heading6Char" w:type="character">
-    <w:name w:val="Heading 6 Char"/>
-    <w:basedOn w:val="DefaultParagraphFont"/>
-    <w:link w:val="Heading6"/>
-    <w:uiPriority w:val="9"/>
-    <w:semiHidden/>
-    <w:rsid w:val="00A10FD9"/>
-    <w:rPr>
-      <w:rFonts w:cstheme="majorBidi" w:eastAsiaTheme="majorEastAsia"/>
-      <w:i/>
-      <w:iCs/>
-      <w:color w:themeColor="text1" w:themeTint="A6" w:val="595959"/>
-    </w:rPr>
-  </w:style>
-  <w:style w:customStyle="1" w:styleId="Heading7Char" w:type="character">
-    <w:name w:val="Heading 7 Char"/>
-    <w:basedOn w:val="DefaultParagraphFont"/>
-    <w:link w:val="Heading7"/>
-    <w:uiPriority w:val="9"/>
-    <w:semiHidden/>
-    <w:rsid w:val="00A10FD9"/>
-    <w:rPr>
-      <w:rFonts w:cstheme="majorBidi" w:eastAsiaTheme="majorEastAsia"/>
-      <w:color w:themeColor="text1" w:themeTint="A6" w:val="595959"/>
-    </w:rPr>
-  </w:style>
-  <w:style w:customStyle="1" w:styleId="Heading8Char" w:type="character">
-    <w:name w:val="Heading 8 Char"/>
-    <w:basedOn w:val="DefaultParagraphFont"/>
-    <w:link w:val="Heading8"/>
-    <w:uiPriority w:val="9"/>
-    <w:semiHidden/>
-    <w:rsid w:val="00A10FD9"/>
-    <w:rPr>
-      <w:rFonts w:cstheme="majorBidi" w:eastAsiaTheme="majorEastAsia"/>
-      <w:i/>
-      <w:iCs/>
-      <w:color w:themeColor="text1" w:themeTint="D8" w:val="272727"/>
-    </w:rPr>
-  </w:style>
-  <w:style w:customStyle="1" w:styleId="Heading9Char" w:type="character">
-    <w:name w:val="Heading 9 Char"/>
-    <w:basedOn w:val="DefaultParagraphFont"/>
-    <w:link w:val="Heading9"/>
-    <w:uiPriority w:val="9"/>
-    <w:semiHidden/>
-    <w:rsid w:val="00A10FD9"/>
-    <w:rPr>
-      <w:rFonts w:cstheme="majorBidi" w:eastAsiaTheme="majorEastAsia"/>
-      <w:color w:themeColor="text1" w:themeTint="D8" w:val="272727"/>
+      <w:color w:themeColor="accent1" w:val="4F81BD"/>
+      <w:sz w:val="24"/>
+      <w:szCs w:val="24"/>
     </w:rPr>
   </w:style>
   <w:style w:styleId="BlockText" w:type="paragraph">
@@ -6260,8 +6087,8 @@
   </w:style>
   <w:style w:styleId="FootnoteBlockText" w:type="paragraph">
     <w:name w:val="Footnote Block Text"/>
-    <w:basedOn w:val="FootnoteText"/>
-    <w:next w:val="FootnoteText"/>
+    <w:basedOn w:val="Footnote Text"/>
+    <w:next w:val="Footnote Text"/>
     <w:uiPriority w:val="9"/>
     <w:unhideWhenUsed/>
     <w:qFormat/>
@@ -6291,11 +6118,18 @@
       </w:tblCellMar>
     </w:tblPr>
     <w:tblStylePr w:type="firstRow">
+      <w:tblPr>
+        <w:jc w:val="left"/>
+        <w:tblInd w:type="dxa" w:w="0"/>
+      </w:tblPr>
+      <w:trPr>
+        <w:jc w:val="left"/>
+      </w:trPr>
       <w:tcPr>
+        <w:vAlign w:val="bottom"/>
         <w:tcBorders>
           <w:bottom w:val="single"/>
         </w:tcBorders>
-        <w:vAlign w:val="bottom"/>
       </w:tcPr>
     </w:tblStylePr>
   </w:style>
@@ -6410,8 +6244,8 @@
     <w:name w:val="KeywordTok"/>
     <w:basedOn w:val="VerbatimChar"/>
     <w:rPr>
+      <w:color w:val="007020"/>
       <w:b/>
-      <w:color w:val="007020"/>
     </w:rPr>
   </w:style>
   <w:style w:type="character" w:customStyle="1" w:styleId="DataTypeTok">
@@ -6488,42 +6322,42 @@
     <w:name w:val="ImportTok"/>
     <w:basedOn w:val="VerbatimChar"/>
     <w:rPr>
+      <w:color w:val="008000"/>
       <w:b/>
-      <w:color w:val="008000"/>
     </w:rPr>
   </w:style>
   <w:style w:type="character" w:customStyle="1" w:styleId="CommentTok">
     <w:name w:val="CommentTok"/>
     <w:basedOn w:val="VerbatimChar"/>
     <w:rPr>
+      <w:color w:val="60a0b0"/>
       <w:i/>
-      <w:color w:val="60a0b0"/>
     </w:rPr>
   </w:style>
   <w:style w:type="character" w:customStyle="1" w:styleId="DocumentationTok">
     <w:name w:val="DocumentationTok"/>
     <w:basedOn w:val="VerbatimChar"/>
     <w:rPr>
+      <w:color w:val="ba2121"/>
       <w:i/>
-      <w:color w:val="ba2121"/>
     </w:rPr>
   </w:style>
   <w:style w:type="character" w:customStyle="1" w:styleId="AnnotationTok">
     <w:name w:val="AnnotationTok"/>
     <w:basedOn w:val="VerbatimChar"/>
     <w:rPr>
+      <w:color w:val="60a0b0"/>
       <w:b/>
       <w:i/>
-      <w:color w:val="60a0b0"/>
     </w:rPr>
   </w:style>
   <w:style w:type="character" w:customStyle="1" w:styleId="CommentVarTok">
     <w:name w:val="CommentVarTok"/>
     <w:basedOn w:val="VerbatimChar"/>
     <w:rPr>
+      <w:color w:val="60a0b0"/>
       <w:b/>
       <w:i/>
-      <w:color w:val="60a0b0"/>
     </w:rPr>
   </w:style>
   <w:style w:type="character" w:customStyle="1" w:styleId="OtherTok">
@@ -6551,8 +6385,8 @@
     <w:name w:val="ControlFlowTok"/>
     <w:basedOn w:val="VerbatimChar"/>
     <w:rPr>
+      <w:color w:val="007020"/>
       <w:b/>
-      <w:color w:val="007020"/>
     </w:rPr>
   </w:style>
   <w:style w:type="character" w:customStyle="1" w:styleId="OperatorTok">
@@ -6597,34 +6431,34 @@
     <w:name w:val="InformationTok"/>
     <w:basedOn w:val="VerbatimChar"/>
     <w:rPr>
+      <w:color w:val="60a0b0"/>
       <w:b/>
       <w:i/>
-      <w:color w:val="60a0b0"/>
     </w:rPr>
   </w:style>
   <w:style w:type="character" w:customStyle="1" w:styleId="WarningTok">
     <w:name w:val="WarningTok"/>
     <w:basedOn w:val="VerbatimChar"/>
     <w:rPr>
+      <w:color w:val="60a0b0"/>
       <w:b/>
       <w:i/>
-      <w:color w:val="60a0b0"/>
     </w:rPr>
   </w:style>
   <w:style w:type="character" w:customStyle="1" w:styleId="AlertTok">
     <w:name w:val="AlertTok"/>
     <w:basedOn w:val="VerbatimChar"/>
     <w:rPr>
+      <w:color w:val="ff0000"/>
       <w:b/>
-      <w:color w:val="ff0000"/>
     </w:rPr>
   </w:style>
   <w:style w:type="character" w:customStyle="1" w:styleId="ErrorTok">
     <w:name w:val="ErrorTok"/>
     <w:basedOn w:val="VerbatimChar"/>
     <w:rPr>
+      <w:color w:val="ff0000"/>
       <w:b/>
-      <w:color w:val="ff0000"/>
     </w:rPr>
   </w:style>
   <w:style w:type="character" w:customStyle="1" w:styleId="NormalTok">
@@ -6646,44 +6480,44 @@
         <a:sysClr val="window" lastClr="FFFFFF"/>
       </a:lt1>
       <a:dk2>
-        <a:srgbClr val="0E2841"/>
+        <a:srgbClr val="1F497D"/>
       </a:dk2>
       <a:lt2>
-        <a:srgbClr val="E8E8E8"/>
+        <a:srgbClr val="EEECE1"/>
       </a:lt2>
       <a:accent1>
-        <a:srgbClr val="156082"/>
+        <a:srgbClr val="4F81BD"/>
       </a:accent1>
       <a:accent2>
-        <a:srgbClr val="E97132"/>
+        <a:srgbClr val="C0504D"/>
       </a:accent2>
       <a:accent3>
-        <a:srgbClr val="196B24"/>
+        <a:srgbClr val="9BBB59"/>
       </a:accent3>
       <a:accent4>
-        <a:srgbClr val="0F9ED5"/>
+        <a:srgbClr val="8064A2"/>
       </a:accent4>
       <a:accent5>
-        <a:srgbClr val="A02B93"/>
+        <a:srgbClr val="4BACC6"/>
       </a:accent5>
       <a:accent6>
-        <a:srgbClr val="4EA72E"/>
+        <a:srgbClr val="F79646"/>
       </a:accent6>
       <a:hlink>
-        <a:srgbClr val="467886"/>
+        <a:srgbClr val="0000FF"/>
       </a:hlink>
       <a:folHlink>
-        <a:srgbClr val="96607D"/>
+        <a:srgbClr val="800080"/>
       </a:folHlink>
     </a:clrScheme>
     <a:fontScheme name="Office">
       <a:majorFont>
-        <a:latin typeface="Aptos Display" panose="02110004020202020204"/>
+        <a:latin typeface="Calibri"/>
         <a:ea typeface=""/>
         <a:cs typeface=""/>
-        <a:font script="Jpan" typeface="游ゴシック Light"/>
+        <a:font script="Jpan" typeface="ＭＳ ゴシック"/>
         <a:font script="Hang" typeface="맑은 고딕"/>
-        <a:font script="Hans" typeface="等线 Light"/>
+        <a:font script="Hans" typeface="宋体"/>
         <a:font script="Hant" typeface="新細明體"/>
         <a:font script="Arab" typeface="Times New Roman"/>
         <a:font script="Hebr" typeface="Times New Roman"/>
@@ -6710,32 +6544,14 @@
         <a:font script="Mong" typeface="Mongolian Baiti"/>
         <a:font script="Viet" typeface="Times New Roman"/>
         <a:font script="Uigh" typeface="Microsoft Uighur"/>
-        <a:font script="Geor" typeface="Sylfaen"/>
-        <a:font script="Armn" typeface="Arial"/>
-        <a:font script="Bugi" typeface="Leelawadee UI"/>
-        <a:font script="Bopo" typeface="Microsoft JhengHei"/>
-        <a:font script="Java" typeface="Javanese Text"/>
-        <a:font script="Lisu" typeface="Segoe UI"/>
-        <a:font script="Mymr" typeface="Myanmar Text"/>
-        <a:font script="Nkoo" typeface="Ebrima"/>
-        <a:font script="Olck" typeface="Nirmala UI"/>
-        <a:font script="Osma" typeface="Ebrima"/>
-        <a:font script="Phag" typeface="Phagspa"/>
-        <a:font script="Syrn" typeface="Estrangelo Edessa"/>
-        <a:font script="Syrj" typeface="Estrangelo Edessa"/>
-        <a:font script="Syre" typeface="Estrangelo Edessa"/>
-        <a:font script="Sora" typeface="Nirmala UI"/>
-        <a:font script="Tale" typeface="Microsoft Tai Le"/>
-        <a:font script="Talu" typeface="Microsoft New Tai Lue"/>
-        <a:font script="Tfng" typeface="Ebrima"/>
       </a:majorFont>
       <a:minorFont>
-        <a:latin typeface="Aptos" panose="02110004020202020204"/>
+        <a:latin typeface="Cambria"/>
         <a:ea typeface=""/>
         <a:cs typeface=""/>
-        <a:font script="Jpan" typeface="游明朝"/>
+        <a:font script="Jpan" typeface="ＭＳ 明朝"/>
         <a:font script="Hang" typeface="맑은 고딕"/>
-        <a:font script="Hans" typeface="等线"/>
+        <a:font script="Hans" typeface="宋体"/>
         <a:font script="Hant" typeface="新細明體"/>
         <a:font script="Arab" typeface="Arial"/>
         <a:font script="Hebr" typeface="Arial"/>
@@ -6762,24 +6578,6 @@
         <a:font script="Mong" typeface="Mongolian Baiti"/>
         <a:font script="Viet" typeface="Arial"/>
         <a:font script="Uigh" typeface="Microsoft Uighur"/>
-        <a:font script="Geor" typeface="Sylfaen"/>
-        <a:font script="Armn" typeface="Arial"/>
-        <a:font script="Bugi" typeface="Leelawadee UI"/>
-        <a:font script="Bopo" typeface="Microsoft JhengHei"/>
-        <a:font script="Java" typeface="Javanese Text"/>
-        <a:font script="Lisu" typeface="Segoe UI"/>
-        <a:font script="Mymr" typeface="Myanmar Text"/>
-        <a:font script="Nkoo" typeface="Ebrima"/>
-        <a:font script="Olck" typeface="Nirmala UI"/>
-        <a:font script="Osma" typeface="Ebrima"/>
-        <a:font script="Phag" typeface="Phagspa"/>
-        <a:font script="Syrn" typeface="Estrangelo Edessa"/>
-        <a:font script="Syrj" typeface="Estrangelo Edessa"/>
-        <a:font script="Syre" typeface="Estrangelo Edessa"/>
-        <a:font script="Sora" typeface="Nirmala UI"/>
-        <a:font script="Tale" typeface="Microsoft Tai Le"/>
-        <a:font script="Talu" typeface="Microsoft New Tai Lue"/>
-        <a:font script="Tfng" typeface="Ebrima"/>
       </a:minorFont>
     </a:fontScheme>
     <a:fmtScheme name="Office">
@@ -6791,141 +6589,200 @@
           <a:gsLst>
             <a:gs pos="0">
               <a:schemeClr val="phClr">
-                <a:lumMod val="110000"/>
-                <a:satMod val="105000"/>
-                <a:tint val="67000"/>
+                <a:tint val="50000"/>
+                <a:satMod val="300000"/>
               </a:schemeClr>
             </a:gs>
-            <a:gs pos="50000">
+            <a:gs pos="35000">
               <a:schemeClr val="phClr">
-                <a:lumMod val="105000"/>
-                <a:satMod val="103000"/>
-                <a:tint val="73000"/>
+                <a:tint val="37000"/>
+                <a:satMod val="300000"/>
               </a:schemeClr>
             </a:gs>
             <a:gs pos="100000">
               <a:schemeClr val="phClr">
-                <a:lumMod val="105000"/>
-                <a:satMod val="109000"/>
-                <a:tint val="81000"/>
+                <a:tint val="15000"/>
+                <a:satMod val="350000"/>
               </a:schemeClr>
             </a:gs>
           </a:gsLst>
-          <a:lin ang="5400000" scaled="0"/>
+          <a:lin ang="16200000" scaled="1"/>
         </a:gradFill>
         <a:gradFill rotWithShape="1">
           <a:gsLst>
             <a:gs pos="0">
               <a:schemeClr val="phClr">
-                <a:satMod val="103000"/>
-                <a:lumMod val="102000"/>
-                <a:tint val="94000"/>
-              </a:schemeClr>
-            </a:gs>
-            <a:gs pos="50000">
-              <a:schemeClr val="phClr">
-                <a:satMod val="110000"/>
-                <a:lumMod val="100000"/>
+                <a:tint val="100000"/>
                 <a:shade val="100000"/>
+                <a:satMod val="130000"/>
               </a:schemeClr>
             </a:gs>
             <a:gs pos="100000">
               <a:schemeClr val="phClr">
-                <a:lumMod val="99000"/>
-                <a:satMod val="120000"/>
-                <a:shade val="78000"/>
+                <a:tint val="50000"/>
+                <a:shade val="100000"/>
+                <a:satMod val="350000"/>
               </a:schemeClr>
             </a:gs>
           </a:gsLst>
-          <a:lin ang="5400000" scaled="0"/>
+          <a:lin ang="16200000" scaled="0"/>
         </a:gradFill>
       </a:fillStyleLst>
       <a:lnStyleLst>
-        <a:ln w="6350" cap="flat" cmpd="sng" algn="ctr">
+        <a:ln w="9525" cap="flat" cmpd="sng" algn="ctr">
+          <a:solidFill>
+            <a:schemeClr val="phClr">
+              <a:shade val="95000"/>
+              <a:satMod val="105000"/>
+            </a:schemeClr>
+          </a:solidFill>
+          <a:prstDash val="solid"/>
+        </a:ln>
+        <a:ln w="25400" cap="flat" cmpd="sng" algn="ctr">
           <a:solidFill>
             <a:schemeClr val="phClr"/>
           </a:solidFill>
           <a:prstDash val="solid"/>
-          <a:miter lim="800000"/>
         </a:ln>
-        <a:ln w="12700" cap="flat" cmpd="sng" algn="ctr">
+        <a:ln w="38100" cap="flat" cmpd="sng" algn="ctr">
           <a:solidFill>
             <a:schemeClr val="phClr"/>
           </a:solidFill>
           <a:prstDash val="solid"/>
-          <a:miter lim="800000"/>
-        </a:ln>
-        <a:ln w="19050" cap="flat" cmpd="sng" algn="ctr">
-          <a:solidFill>
-            <a:schemeClr val="phClr"/>
-          </a:solidFill>
-          <a:prstDash val="solid"/>
-          <a:miter lim="800000"/>
         </a:ln>
       </a:lnStyleLst>
       <a:effectStyleLst>
         <a:effectStyle>
-          <a:effectLst/>
-        </a:effectStyle>
-        <a:effectStyle>
-          <a:effectLst/>
+          <a:effectLst>
+            <a:outerShdw blurRad="40000" dist="20000" dir="5400000" rotWithShape="0">
+              <a:srgbClr val="000000">
+                <a:alpha val="38000"/>
+              </a:srgbClr>
+            </a:outerShdw>
+          </a:effectLst>
         </a:effectStyle>
         <a:effectStyle>
           <a:effectLst>
-            <a:outerShdw blurRad="57150" dist="19050" dir="5400000" algn="ctr" rotWithShape="0">
+            <a:outerShdw blurRad="40000" dist="23000" dir="5400000" rotWithShape="0">
               <a:srgbClr val="000000">
-                <a:alpha val="63000"/>
+                <a:alpha val="35000"/>
               </a:srgbClr>
             </a:outerShdw>
           </a:effectLst>
+        </a:effectStyle>
+        <a:effectStyle>
+          <a:effectLst>
+            <a:outerShdw blurRad="40000" dist="23000" dir="5400000" rotWithShape="0">
+              <a:srgbClr val="000000">
+                <a:alpha val="35000"/>
+              </a:srgbClr>
+            </a:outerShdw>
+          </a:effectLst>
+          <a:scene3d>
+            <a:camera prst="orthographicFront">
+              <a:rot lat="0" lon="0" rev="0"/>
+            </a:camera>
+            <a:lightRig rig="threePt" dir="t">
+              <a:rot lat="0" lon="0" rev="1200000"/>
+            </a:lightRig>
+          </a:scene3d>
+          <a:sp3d>
+            <a:bevelT w="63500" h="25400"/>
+          </a:sp3d>
         </a:effectStyle>
       </a:effectStyleLst>
       <a:bgFillStyleLst>
         <a:solidFill>
           <a:schemeClr val="phClr"/>
         </a:solidFill>
-        <a:solidFill>
-          <a:schemeClr val="phClr">
-            <a:tint val="95000"/>
-            <a:satMod val="170000"/>
-          </a:schemeClr>
-        </a:solidFill>
         <a:gradFill rotWithShape="1">
           <a:gsLst>
             <a:gs pos="0">
               <a:schemeClr val="phClr">
-                <a:tint val="93000"/>
-                <a:satMod val="150000"/>
-                <a:shade val="98000"/>
-                <a:lumMod val="102000"/>
+                <a:tint val="40000"/>
+                <a:satMod val="350000"/>
               </a:schemeClr>
             </a:gs>
-            <a:gs pos="50000">
+            <a:gs pos="40000">
               <a:schemeClr val="phClr">
-                <a:tint val="98000"/>
-                <a:satMod val="130000"/>
-                <a:shade val="90000"/>
-                <a:lumMod val="103000"/>
+                <a:tint val="45000"/>
+                <a:shade val="99000"/>
+                <a:satMod val="350000"/>
               </a:schemeClr>
             </a:gs>
             <a:gs pos="100000">
               <a:schemeClr val="phClr">
-                <a:shade val="63000"/>
-                <a:satMod val="120000"/>
+                <a:shade val="20000"/>
+                <a:satMod val="255000"/>
               </a:schemeClr>
             </a:gs>
           </a:gsLst>
-          <a:lin ang="5400000" scaled="0"/>
+          <a:path path="circle">
+            <a:fillToRect l="50000" t="-80000" r="50000" b="180000"/>
+          </a:path>
+        </a:gradFill>
+        <a:gradFill rotWithShape="1">
+          <a:gsLst>
+            <a:gs pos="0">
+              <a:schemeClr val="phClr">
+                <a:tint val="80000"/>
+                <a:satMod val="300000"/>
+              </a:schemeClr>
+            </a:gs>
+            <a:gs pos="100000">
+              <a:schemeClr val="phClr">
+                <a:shade val="30000"/>
+                <a:satMod val="200000"/>
+              </a:schemeClr>
+            </a:gs>
+          </a:gsLst>
+          <a:path path="circle">
+            <a:fillToRect l="50000" t="50000" r="50000" b="50000"/>
+          </a:path>
         </a:gradFill>
       </a:bgFillStyleLst>
     </a:fmtScheme>
   </a:themeElements>
-  <a:objectDefaults/>
+  <a:objectDefaults>
+    <a:spDef>
+      <a:spPr/>
+      <a:bodyPr/>
+      <a:lstStyle/>
+      <a:style>
+        <a:lnRef idx="1">
+          <a:schemeClr val="accent1"/>
+        </a:lnRef>
+        <a:fillRef idx="3">
+          <a:schemeClr val="accent1"/>
+        </a:fillRef>
+        <a:effectRef idx="2">
+          <a:schemeClr val="accent1"/>
+        </a:effectRef>
+        <a:fontRef idx="minor">
+          <a:schemeClr val="lt1"/>
+        </a:fontRef>
+      </a:style>
+    </a:spDef>
+    <a:lnDef>
+      <a:spPr/>
+      <a:bodyPr/>
+      <a:lstStyle/>
+      <a:style>
+        <a:lnRef idx="2">
+          <a:schemeClr val="accent1"/>
+        </a:lnRef>
+        <a:fillRef idx="0">
+          <a:schemeClr val="accent1"/>
+        </a:fillRef>
+        <a:effectRef idx="1">
+          <a:schemeClr val="accent1"/>
+        </a:effectRef>
+        <a:fontRef idx="minor">
+          <a:schemeClr val="tx1"/>
+        </a:fontRef>
+      </a:style>
+    </a:lnDef>
+  </a:objectDefaults>
   <a:extraClrSchemeLst/>
-  <a:extLst>
-    <a:ext uri="{05A4C25C-085E-4340-85A3-A5531E510DB2}">
-      <thm15:themeFamily xmlns:thm15="http://schemas.microsoft.com/office/thememl/2012/main" name="Office Theme" id="{2E142A2C-CD16-42D6-873A-C26D2A0506FA}" vid="{1BDDFF52-6CD6-40A5-AB3C-68EB2F1E4D0A}"/>
-    </a:ext>
-  </a:extLst>
 </a:theme>
 </file>
--- a/X_ENTREGABLES_CONSOLIDADOS/8_DOCUMENTOS_SERVIDOS/WORD/SISTEMA_06_Integracion_y_Coordinacion_EJECUTIVO.docx
+++ b/X_ENTREGABLES_CONSOLIDADOS/8_DOCUMENTOS_SERVIDOS/WORD/SISTEMA_06_Integracion_y_Coordinacion_EJECUTIVO.docx
@@ -2372,14 +2372,15 @@
     <w:tbl>
       <w:tblPr>
         <w:tblStyle w:val="Table"/>
-        <w:tblW w:type="auto" w:w="0"/>
+        <w:tblW w:type="pct" w:w="5000"/>
         <w:tblLook w:firstRow="1" w:lastRow="0" w:firstColumn="0" w:lastColumn="0" w:noHBand="0" w:noVBand="0" w:val="0020"/>
         <w:jc w:val="start"/>
+        <w:tblLayout w:type="fixed"/>
       </w:tblPr>
       <w:tblGrid>
-        <w:gridCol w:w="2640"/>
-        <w:gridCol w:w="2640"/>
-        <w:gridCol w:w="2640"/>
+        <w:gridCol w:w="2292"/>
+        <w:gridCol w:w="1458"/>
+        <w:gridCol w:w="4168"/>
       </w:tblGrid>
       <w:tr>
         <w:trPr>
@@ -2455,7 +2456,7 @@
               <w:jc w:val="left"/>
             </w:pPr>
             <w:r>
-              <w:t xml:space="preserve">EN 50126</w:t>
+              <w:t xml:space="preserve">Seguridad RAMS bajo FRA 236 Subpart I / PTCSP</w:t>
             </w:r>
           </w:p>
         </w:tc>
@@ -2493,7 +2494,7 @@
               <w:jc w:val="left"/>
             </w:pPr>
             <w:r>
-              <w:t xml:space="preserve">EN 50126</w:t>
+              <w:t xml:space="preserve">Seguridad RAMS bajo FRA 236 Subpart I / PTCSP</w:t>
             </w:r>
           </w:p>
         </w:tc>
@@ -2531,7 +2532,7 @@
               <w:jc w:val="left"/>
             </w:pPr>
             <w:r>
-              <w:t xml:space="preserve">EN 50126</w:t>
+              <w:t xml:space="preserve">Seguridad RAMS bajo FRA 236 Subpart I / PTCSP</w:t>
             </w:r>
           </w:p>
         </w:tc>
@@ -2569,7 +2570,7 @@
               <w:jc w:val="left"/>
             </w:pPr>
             <w:r>
-              <w:t xml:space="preserve">EN 50126</w:t>
+              <w:t xml:space="preserve">Seguridad RAMS bajo FRA 236 Subpart I / PTCSP</w:t>
             </w:r>
           </w:p>
         </w:tc>
@@ -2607,7 +2608,7 @@
               <w:jc w:val="left"/>
             </w:pPr>
             <w:r>
-              <w:t xml:space="preserve">EN 50126</w:t>
+              <w:t xml:space="preserve">Seguridad RAMS bajo FRA 236 Subpart I / PTCSP</w:t>
             </w:r>
           </w:p>
         </w:tc>
@@ -2645,7 +2646,7 @@
               <w:jc w:val="left"/>
             </w:pPr>
             <w:r>
-              <w:t xml:space="preserve">EN 50126</w:t>
+              <w:t xml:space="preserve">Seguridad RAMS bajo FRA 236 Subpart I / PTCSP</w:t>
             </w:r>
           </w:p>
         </w:tc>
